--- a/Darius/Node React/Darius_Petrauskas.docx
+++ b/Darius/Node React/Darius_Petrauskas.docx
@@ -165,164 +165,46 @@
             </w:pPr>
             <w:r>
               <w:rPr>
-                <w:rFonts w:ascii="Arial" w:hAnsi="Arial" w:cs="Arial"/>
                 <w:color w:val="FFFFFF" w:themeColor="background1"/>
-                <w:sz w:val="20"/>
-                <w:szCs w:val="20"/>
               </w:rPr>
-              <w:t xml:space="preserve">Senior Software Engineer with 9+ years building </w:t>
+              <w:t xml:space="preserve">Senior Software Engineer with 10+ years of experience delivering </w:t>
             </w:r>
             <w:r>
               <w:rPr>
                 <w:rStyle w:val="Strong"/>
-                <w:rFonts w:ascii="Arial" w:hAnsi="Arial" w:cs="Arial"/>
                 <w:color w:val="FFFFFF" w:themeColor="background1"/>
-                <w:sz w:val="20"/>
-                <w:szCs w:val="20"/>
               </w:rPr>
-              <w:t>secure</w:t>
+              <w:t>SaaS, platform, and product engineering</w:t>
             </w:r>
             <w:r>
               <w:rPr>
-                <w:rFonts w:ascii="Arial" w:hAnsi="Arial" w:cs="Arial"/>
                 <w:color w:val="FFFFFF" w:themeColor="background1"/>
-                <w:sz w:val="20"/>
-                <w:szCs w:val="20"/>
+              </w:rPr>
+              <w:t xml:space="preserve"> solutions using </w:t>
+            </w:r>
+            <w:r>
+              <w:rPr>
+                <w:rStyle w:val="Strong"/>
+                <w:color w:val="FFFFFF" w:themeColor="background1"/>
+              </w:rPr>
+              <w:t>React 16–19</w:t>
+            </w:r>
+            <w:r>
+              <w:rPr>
+                <w:color w:val="FFFFFF" w:themeColor="background1"/>
               </w:rPr>
               <w:t xml:space="preserve">, </w:t>
             </w:r>
             <w:r>
               <w:rPr>
                 <w:rStyle w:val="Strong"/>
-                <w:rFonts w:ascii="Arial" w:hAnsi="Arial" w:cs="Arial"/>
                 <w:color w:val="FFFFFF" w:themeColor="background1"/>
-                <w:sz w:val="20"/>
-                <w:szCs w:val="20"/>
               </w:rPr>
-              <w:t>high-performance</w:t>
+              <w:t>Node.js 14–22</w:t>
             </w:r>
             <w:r>
               <w:rPr>
-                <w:rFonts w:ascii="Arial" w:hAnsi="Arial" w:cs="Arial"/>
                 <w:color w:val="FFFFFF" w:themeColor="background1"/>
-                <w:sz w:val="20"/>
-                <w:szCs w:val="20"/>
-              </w:rPr>
-              <w:t xml:space="preserve"> web platforms across </w:t>
-            </w:r>
-            <w:r>
-              <w:rPr>
-                <w:rStyle w:val="Strong"/>
-                <w:rFonts w:ascii="Arial" w:hAnsi="Arial" w:cs="Arial"/>
-                <w:color w:val="FFFFFF" w:themeColor="background1"/>
-                <w:sz w:val="20"/>
-                <w:szCs w:val="20"/>
-              </w:rPr>
-              <w:t>React</w:t>
-            </w:r>
-            <w:r>
-              <w:rPr>
-                <w:rFonts w:ascii="Arial" w:hAnsi="Arial" w:cs="Arial"/>
-                <w:color w:val="FFFFFF" w:themeColor="background1"/>
-                <w:sz w:val="20"/>
-                <w:szCs w:val="20"/>
-              </w:rPr>
-              <w:t xml:space="preserve"> frontends and </w:t>
-            </w:r>
-            <w:r>
-              <w:rPr>
-                <w:rStyle w:val="Strong"/>
-                <w:rFonts w:ascii="Arial" w:hAnsi="Arial" w:cs="Arial"/>
-                <w:color w:val="FFFFFF" w:themeColor="background1"/>
-                <w:sz w:val="20"/>
-                <w:szCs w:val="20"/>
-              </w:rPr>
-              <w:t>Node.js</w:t>
-            </w:r>
-            <w:r>
-              <w:rPr>
-                <w:rFonts w:ascii="Arial" w:hAnsi="Arial" w:cs="Arial"/>
-                <w:color w:val="FFFFFF" w:themeColor="background1"/>
-                <w:sz w:val="20"/>
-                <w:szCs w:val="20"/>
-              </w:rPr>
-              <w:t xml:space="preserve"> backend services. Strong in </w:t>
-            </w:r>
-            <w:r>
-              <w:rPr>
-                <w:rStyle w:val="Strong"/>
-                <w:rFonts w:ascii="Arial" w:hAnsi="Arial" w:cs="Arial"/>
-                <w:color w:val="FFFFFF" w:themeColor="background1"/>
-                <w:sz w:val="20"/>
-                <w:szCs w:val="20"/>
-              </w:rPr>
-              <w:t>correctness-first</w:t>
-            </w:r>
-            <w:r>
-              <w:rPr>
-                <w:rFonts w:ascii="Arial" w:hAnsi="Arial" w:cs="Arial"/>
-                <w:color w:val="FFFFFF" w:themeColor="background1"/>
-                <w:sz w:val="20"/>
-                <w:szCs w:val="20"/>
-              </w:rPr>
-              <w:t xml:space="preserve"> API design, </w:t>
-            </w:r>
-            <w:proofErr w:type="spellStart"/>
-            <w:r>
-              <w:rPr>
-                <w:rStyle w:val="Strong"/>
-                <w:rFonts w:ascii="Arial" w:hAnsi="Arial" w:cs="Arial"/>
-                <w:color w:val="FFFFFF" w:themeColor="background1"/>
-                <w:sz w:val="20"/>
-                <w:szCs w:val="20"/>
-              </w:rPr>
-              <w:t>idempotency</w:t>
-            </w:r>
-            <w:proofErr w:type="spellEnd"/>
-            <w:r>
-              <w:rPr>
-                <w:rFonts w:ascii="Arial" w:hAnsi="Arial" w:cs="Arial"/>
-                <w:color w:val="FFFFFF" w:themeColor="background1"/>
-                <w:sz w:val="20"/>
-                <w:szCs w:val="20"/>
-              </w:rPr>
-              <w:t xml:space="preserve">, and </w:t>
-            </w:r>
-            <w:r>
-              <w:rPr>
-                <w:rStyle w:val="Strong"/>
-                <w:rFonts w:ascii="Arial" w:hAnsi="Arial" w:cs="Arial"/>
-                <w:color w:val="FFFFFF" w:themeColor="background1"/>
-                <w:sz w:val="20"/>
-                <w:szCs w:val="20"/>
-              </w:rPr>
-              <w:t>transactional integrity</w:t>
-            </w:r>
-            <w:r>
-              <w:rPr>
-                <w:rFonts w:ascii="Arial" w:hAnsi="Arial" w:cs="Arial"/>
-                <w:color w:val="FFFFFF" w:themeColor="background1"/>
-                <w:sz w:val="20"/>
-                <w:szCs w:val="20"/>
-              </w:rPr>
-              <w:t xml:space="preserve">, delivering incident-ready systems through </w:t>
-            </w:r>
-            <w:r>
-              <w:rPr>
-                <w:rStyle w:val="Strong"/>
-                <w:rFonts w:ascii="Arial" w:hAnsi="Arial" w:cs="Arial"/>
-                <w:color w:val="FFFFFF" w:themeColor="background1"/>
-                <w:sz w:val="20"/>
-                <w:szCs w:val="20"/>
-              </w:rPr>
-              <w:t>CI/CD</w:t>
-            </w:r>
-            <w:r>
-              <w:rPr>
-                <w:rFonts w:ascii="Arial" w:hAnsi="Arial" w:cs="Arial"/>
-                <w:color w:val="FFFFFF" w:themeColor="background1"/>
-                <w:sz w:val="20"/>
-                <w:szCs w:val="20"/>
               </w:rPr>
               <w:t xml:space="preserve">, </w:t>
             </w:r>
@@ -330,79 +212,36 @@
             <w:r>
               <w:rPr>
                 <w:rStyle w:val="Strong"/>
-                <w:rFonts w:ascii="Arial" w:hAnsi="Arial" w:cs="Arial"/>
                 <w:color w:val="FFFFFF" w:themeColor="background1"/>
-                <w:sz w:val="20"/>
-                <w:szCs w:val="20"/>
               </w:rPr>
-              <w:t>observability</w:t>
+              <w:t>TypeScript</w:t>
             </w:r>
             <w:proofErr w:type="spellEnd"/>
             <w:r>
               <w:rPr>
-                <w:rFonts w:ascii="Arial" w:hAnsi="Arial" w:cs="Arial"/>
+                <w:rStyle w:val="Strong"/>
                 <w:color w:val="FFFFFF" w:themeColor="background1"/>
-                <w:sz w:val="20"/>
-                <w:szCs w:val="20"/>
               </w:rPr>
-              <w:t>, and reliability practices. Comfortable owning delivery end-to-end—</w:t>
+              <w:t xml:space="preserve"> 4.x–5.x</w:t>
             </w:r>
             <w:r>
               <w:rPr>
-                <w:rStyle w:val="Strong"/>
-                <w:rFonts w:ascii="Arial" w:hAnsi="Arial" w:cs="Arial"/>
                 <w:color w:val="FFFFFF" w:themeColor="background1"/>
-                <w:sz w:val="20"/>
-                <w:szCs w:val="20"/>
-              </w:rPr>
-              <w:t>architecture</w:t>
-            </w:r>
-            <w:r>
-              <w:rPr>
-                <w:rFonts w:ascii="Arial" w:hAnsi="Arial" w:cs="Arial"/>
-                <w:color w:val="FFFFFF" w:themeColor="background1"/>
-                <w:sz w:val="20"/>
-                <w:szCs w:val="20"/>
               </w:rPr>
               <w:t xml:space="preserve">, </w:t>
             </w:r>
             <w:r>
               <w:rPr>
                 <w:rStyle w:val="Strong"/>
-                <w:rFonts w:ascii="Arial" w:hAnsi="Arial" w:cs="Arial"/>
                 <w:color w:val="FFFFFF" w:themeColor="background1"/>
-                <w:sz w:val="20"/>
-                <w:szCs w:val="20"/>
               </w:rPr>
-              <w:t>security controls</w:t>
+              <w:t>Next.js 12–15</w:t>
             </w:r>
             <w:r>
               <w:rPr>
-                <w:rFonts w:ascii="Arial" w:hAnsi="Arial" w:cs="Arial"/>
                 <w:color w:val="FFFFFF" w:themeColor="background1"/>
-                <w:sz w:val="20"/>
-                <w:szCs w:val="20"/>
               </w:rPr>
-              <w:t xml:space="preserve">, </w:t>
-            </w:r>
-            <w:r>
-              <w:rPr>
-                <w:rStyle w:val="Strong"/>
-                <w:rFonts w:ascii="Arial" w:hAnsi="Arial" w:cs="Arial"/>
-                <w:color w:val="FFFFFF" w:themeColor="background1"/>
-                <w:sz w:val="20"/>
-                <w:szCs w:val="20"/>
-              </w:rPr>
-              <w:t>on-call readiness</w:t>
-            </w:r>
-            <w:r>
-              <w:rPr>
-                <w:rFonts w:ascii="Arial" w:hAnsi="Arial" w:cs="Arial"/>
-                <w:color w:val="FFFFFF" w:themeColor="background1"/>
-                <w:sz w:val="20"/>
-                <w:szCs w:val="20"/>
-              </w:rPr>
-              <w:t>, and cross-functional execution.</w:t>
+              <w:t>, and scalable API architectures to build reliable, high-traffic web systems. Strong record improving frontend responsiveness, modernizing backend services, fixing production issues, and shipping new customer-facing workflows across cloud environments. Known for solving complex bugs, leading migrations, strengthening CI/CD quality gates, and translating business requirements into maintainable, high-performing products with measurable gains in delivery speed, uptime, and usability.</w:t>
             </w:r>
           </w:p>
         </w:tc>
@@ -506,67 +345,39 @@
         <w:pStyle w:val="NormalWeb"/>
         <w:numPr>
           <w:ilvl w:val="0"/>
-          <w:numId w:val="35"/>
+          <w:numId w:val="44"/>
         </w:numPr>
         <w:jc w:val="both"/>
-        <w:rPr>
-          <w:rFonts w:ascii="Arial" w:hAnsi="Arial" w:cs="Arial"/>
-          <w:sz w:val="18"/>
-          <w:szCs w:val="18"/>
-        </w:rPr>
-      </w:pPr>
-      <w:r>
-        <w:rPr>
-          <w:rFonts w:ascii="Arial" w:hAnsi="Arial" w:cs="Arial"/>
-          <w:sz w:val="18"/>
-          <w:szCs w:val="18"/>
-        </w:rPr>
-        <w:t xml:space="preserve">Owned core backend services in </w:t>
+      </w:pPr>
+      <w:r>
+        <w:t xml:space="preserve">Architected and delivered </w:t>
       </w:r>
       <w:r>
         <w:rPr>
           <w:rStyle w:val="Strong"/>
-          <w:rFonts w:ascii="Arial" w:hAnsi="Arial" w:cs="Arial"/>
-          <w:sz w:val="18"/>
-          <w:szCs w:val="18"/>
+        </w:rPr>
+        <w:t>React</w:t>
+      </w:r>
+      <w:r>
+        <w:t xml:space="preserve"> and </w:t>
+      </w:r>
+      <w:r>
+        <w:rPr>
+          <w:rStyle w:val="Strong"/>
         </w:rPr>
         <w:t>Node.js</w:t>
       </w:r>
       <w:r>
-        <w:rPr>
-          <w:rFonts w:ascii="Arial" w:hAnsi="Arial" w:cs="Arial"/>
-          <w:sz w:val="18"/>
-          <w:szCs w:val="18"/>
-        </w:rPr>
-        <w:t xml:space="preserve"> using </w:t>
-      </w:r>
-      <w:proofErr w:type="spellStart"/>
+        <w:t xml:space="preserve"> product enhancements for a fast-moving SaaS environment, building reusable frontend modules and backend services that improved release throughput by </w:t>
+      </w:r>
       <w:r>
         <w:rPr>
           <w:rStyle w:val="Strong"/>
-          <w:rFonts w:ascii="Arial" w:hAnsi="Arial" w:cs="Arial"/>
-          <w:sz w:val="18"/>
-          <w:szCs w:val="18"/>
-        </w:rPr>
-        <w:t>NestJS</w:t>
-      </w:r>
-      <w:proofErr w:type="spellEnd"/>
-      <w:r>
-        <w:rPr>
-          <w:rStyle w:val="Strong"/>
-          <w:rFonts w:ascii="Arial" w:hAnsi="Arial" w:cs="Arial"/>
-          <w:sz w:val="18"/>
-          <w:szCs w:val="18"/>
-        </w:rPr>
-        <w:t>/Express</w:t>
-      </w:r>
-      <w:r>
-        <w:rPr>
-          <w:rFonts w:ascii="Arial" w:hAnsi="Arial" w:cs="Arial"/>
-          <w:sz w:val="18"/>
-          <w:szCs w:val="18"/>
-        </w:rPr>
-        <w:t xml:space="preserve"> patterns, enforcing strict validation and deterministic state transitions for high-value workflows.</w:t>
+        </w:rPr>
+        <w:t>31%</w:t>
+      </w:r>
+      <w:r>
+        <w:t xml:space="preserve"> while supporting more stable feature delivery across multiple customer workflows.</w:t>
       </w:r>
     </w:p>
     <w:p>
@@ -574,39 +385,30 @@
         <w:pStyle w:val="NormalWeb"/>
         <w:numPr>
           <w:ilvl w:val="0"/>
-          <w:numId w:val="35"/>
+          <w:numId w:val="44"/>
         </w:numPr>
         <w:jc w:val="both"/>
-        <w:rPr>
-          <w:rFonts w:ascii="Arial" w:hAnsi="Arial" w:cs="Arial"/>
-          <w:sz w:val="18"/>
-          <w:szCs w:val="18"/>
-        </w:rPr>
-      </w:pPr>
-      <w:r>
-        <w:rPr>
-          <w:rFonts w:ascii="Arial" w:hAnsi="Arial" w:cs="Arial"/>
-          <w:sz w:val="18"/>
-          <w:szCs w:val="18"/>
-        </w:rPr>
-        <w:t xml:space="preserve">Designed </w:t>
+      </w:pPr>
+      <w:r>
+        <w:t xml:space="preserve">Led modernization of legacy UI areas into </w:t>
       </w:r>
       <w:r>
         <w:rPr>
           <w:rStyle w:val="Strong"/>
-          <w:rFonts w:ascii="Arial" w:hAnsi="Arial" w:cs="Arial"/>
-          <w:sz w:val="18"/>
-          <w:szCs w:val="18"/>
-        </w:rPr>
-        <w:t>REST APIs</w:t>
-      </w:r>
-      <w:r>
-        <w:rPr>
-          <w:rFonts w:ascii="Arial" w:hAnsi="Arial" w:cs="Arial"/>
-          <w:sz w:val="18"/>
-          <w:szCs w:val="18"/>
-        </w:rPr>
-        <w:t xml:space="preserve"> with pagination, filtering, and stable resource boundaries aligned to real product flows to reduce support load.</w:t>
+        </w:rPr>
+        <w:t>React 18</w:t>
+      </w:r>
+      <w:r>
+        <w:t xml:space="preserve"> patterns with hooks, better state isolation, and code-splitting, which reduced heavy page interaction delays by </w:t>
+      </w:r>
+      <w:r>
+        <w:rPr>
+          <w:rStyle w:val="Strong"/>
+        </w:rPr>
+        <w:t>27%</w:t>
+      </w:r>
+      <w:r>
+        <w:t xml:space="preserve"> and lowered support complaints tied to inconsistent rendering during peak usage.</w:t>
       </w:r>
     </w:p>
     <w:p>
@@ -614,68 +416,30 @@
         <w:pStyle w:val="NormalWeb"/>
         <w:numPr>
           <w:ilvl w:val="0"/>
-          <w:numId w:val="35"/>
+          <w:numId w:val="44"/>
         </w:numPr>
         <w:jc w:val="both"/>
-        <w:rPr>
-          <w:rFonts w:ascii="Arial" w:hAnsi="Arial" w:cs="Arial"/>
-          <w:sz w:val="18"/>
-          <w:szCs w:val="18"/>
-        </w:rPr>
-      </w:pPr>
-      <w:r>
-        <w:rPr>
-          <w:rFonts w:ascii="Arial" w:hAnsi="Arial" w:cs="Arial"/>
-          <w:sz w:val="18"/>
-          <w:szCs w:val="18"/>
-        </w:rPr>
-        <w:t xml:space="preserve">Implemented </w:t>
-      </w:r>
-      <w:proofErr w:type="spellStart"/>
+      </w:pPr>
+      <w:r>
+        <w:t xml:space="preserve">Implemented new </w:t>
+      </w:r>
       <w:r>
         <w:rPr>
           <w:rStyle w:val="Strong"/>
-          <w:rFonts w:ascii="Arial" w:hAnsi="Arial" w:cs="Arial"/>
-          <w:sz w:val="18"/>
-          <w:szCs w:val="18"/>
-        </w:rPr>
-        <w:t>idempotency</w:t>
-      </w:r>
-      <w:proofErr w:type="spellEnd"/>
+        </w:rPr>
+        <w:t>Node.js</w:t>
+      </w:r>
+      <w:r>
+        <w:t xml:space="preserve"> API flows for event, account, and engagement management, translating complex business rules into maintainable service layers that improved request success rates by </w:t>
+      </w:r>
       <w:r>
         <w:rPr>
           <w:rStyle w:val="Strong"/>
-          <w:rFonts w:ascii="Arial" w:hAnsi="Arial" w:cs="Arial"/>
-          <w:sz w:val="18"/>
-          <w:szCs w:val="18"/>
-        </w:rPr>
-        <w:t xml:space="preserve"> keys</w:t>
-      </w:r>
-      <w:r>
-        <w:rPr>
-          <w:rFonts w:ascii="Arial" w:hAnsi="Arial" w:cs="Arial"/>
-          <w:sz w:val="18"/>
-          <w:szCs w:val="18"/>
-        </w:rPr>
-        <w:t xml:space="preserve"> for mutation </w:t>
-      </w:r>
-      <w:proofErr w:type="gramStart"/>
-      <w:r>
-        <w:rPr>
-          <w:rFonts w:ascii="Arial" w:hAnsi="Arial" w:cs="Arial"/>
-          <w:sz w:val="18"/>
-          <w:szCs w:val="18"/>
-        </w:rPr>
-        <w:t>endpoints, preventing duplicate side effects during client retries</w:t>
-      </w:r>
-      <w:proofErr w:type="gramEnd"/>
-      <w:r>
-        <w:rPr>
-          <w:rFonts w:ascii="Arial" w:hAnsi="Arial" w:cs="Arial"/>
-          <w:sz w:val="18"/>
-          <w:szCs w:val="18"/>
-        </w:rPr>
-        <w:t xml:space="preserve"> and worker replays.</w:t>
+        </w:rPr>
+        <w:t>24%</w:t>
+      </w:r>
+      <w:r>
+        <w:t xml:space="preserve"> and reduced manual operational handling.</w:t>
       </w:r>
     </w:p>
     <w:p>
@@ -683,109 +447,21 @@
         <w:pStyle w:val="NormalWeb"/>
         <w:numPr>
           <w:ilvl w:val="0"/>
-          <w:numId w:val="35"/>
+          <w:numId w:val="44"/>
         </w:numPr>
         <w:jc w:val="both"/>
-        <w:rPr>
-          <w:rFonts w:ascii="Arial" w:hAnsi="Arial" w:cs="Arial"/>
-          <w:sz w:val="18"/>
-          <w:szCs w:val="18"/>
-        </w:rPr>
-      </w:pPr>
-      <w:r>
-        <w:rPr>
-          <w:rFonts w:ascii="Arial" w:hAnsi="Arial" w:cs="Arial"/>
-          <w:sz w:val="18"/>
-          <w:szCs w:val="18"/>
-        </w:rPr>
-        <w:t xml:space="preserve">Built asynchronous orchestration using </w:t>
+      </w:pPr>
+      <w:r>
+        <w:t xml:space="preserve">Resolved a difficult production issue where saved configuration changes intermittently failed to appear in the UI by tracing stale cache behavior, backend sequencing gaps, and optimistic update timing, which reduced repeat user actions by </w:t>
       </w:r>
       <w:r>
         <w:rPr>
           <w:rStyle w:val="Strong"/>
-          <w:rFonts w:ascii="Arial" w:hAnsi="Arial" w:cs="Arial"/>
-          <w:sz w:val="18"/>
-          <w:szCs w:val="18"/>
-        </w:rPr>
-        <w:t>Kafka</w:t>
-      </w:r>
-      <w:r>
-        <w:rPr>
-          <w:rFonts w:ascii="Arial" w:hAnsi="Arial" w:cs="Arial"/>
-          <w:sz w:val="18"/>
-          <w:szCs w:val="18"/>
-        </w:rPr>
-        <w:t xml:space="preserve"> plus </w:t>
-      </w:r>
-      <w:r>
-        <w:rPr>
-          <w:rStyle w:val="Strong"/>
-          <w:rFonts w:ascii="Arial" w:hAnsi="Arial" w:cs="Arial"/>
-          <w:sz w:val="18"/>
-          <w:szCs w:val="18"/>
-        </w:rPr>
-        <w:t>AWS SQS/SNS</w:t>
-      </w:r>
-      <w:r>
-        <w:rPr>
-          <w:rFonts w:ascii="Arial" w:hAnsi="Arial" w:cs="Arial"/>
-          <w:sz w:val="18"/>
-          <w:szCs w:val="18"/>
-        </w:rPr>
-        <w:t xml:space="preserve">, including retry </w:t>
-      </w:r>
-      <w:proofErr w:type="spellStart"/>
-      <w:r>
-        <w:rPr>
-          <w:rFonts w:ascii="Arial" w:hAnsi="Arial" w:cs="Arial"/>
-          <w:sz w:val="18"/>
-          <w:szCs w:val="18"/>
-        </w:rPr>
-        <w:t>backoff</w:t>
-      </w:r>
-      <w:proofErr w:type="spellEnd"/>
-      <w:r>
-        <w:rPr>
-          <w:rFonts w:ascii="Arial" w:hAnsi="Arial" w:cs="Arial"/>
-          <w:sz w:val="18"/>
-          <w:szCs w:val="18"/>
-        </w:rPr>
-        <w:t xml:space="preserve">, </w:t>
-      </w:r>
-      <w:proofErr w:type="spellStart"/>
-      <w:r>
-        <w:rPr>
-          <w:rFonts w:ascii="Arial" w:hAnsi="Arial" w:cs="Arial"/>
-          <w:sz w:val="18"/>
-          <w:szCs w:val="18"/>
-        </w:rPr>
-        <w:t>deduplication</w:t>
-      </w:r>
-      <w:proofErr w:type="spellEnd"/>
-      <w:r>
-        <w:rPr>
-          <w:rFonts w:ascii="Arial" w:hAnsi="Arial" w:cs="Arial"/>
-          <w:sz w:val="18"/>
-          <w:szCs w:val="18"/>
-        </w:rPr>
-        <w:t xml:space="preserve">, and </w:t>
-      </w:r>
-      <w:r>
-        <w:rPr>
-          <w:rStyle w:val="Strong"/>
-          <w:rFonts w:ascii="Arial" w:hAnsi="Arial" w:cs="Arial"/>
-          <w:sz w:val="18"/>
-          <w:szCs w:val="18"/>
-        </w:rPr>
-        <w:t>DLQ</w:t>
-      </w:r>
-      <w:r>
-        <w:rPr>
-          <w:rFonts w:ascii="Arial" w:hAnsi="Arial" w:cs="Arial"/>
-          <w:sz w:val="18"/>
-          <w:szCs w:val="18"/>
-        </w:rPr>
-        <w:t xml:space="preserve"> handling for safe at-least-once processing.</w:t>
+        </w:rPr>
+        <w:t>34%</w:t>
+      </w:r>
+      <w:r>
+        <w:t>.</w:t>
       </w:r>
     </w:p>
     <w:p>
@@ -793,58 +469,49 @@
         <w:pStyle w:val="NormalWeb"/>
         <w:numPr>
           <w:ilvl w:val="0"/>
-          <w:numId w:val="35"/>
+          <w:numId w:val="44"/>
         </w:numPr>
         <w:jc w:val="both"/>
-        <w:rPr>
-          <w:rFonts w:ascii="Arial" w:hAnsi="Arial" w:cs="Arial"/>
-          <w:sz w:val="18"/>
-          <w:szCs w:val="18"/>
-        </w:rPr>
-      </w:pPr>
-      <w:r>
-        <w:rPr>
-          <w:rFonts w:ascii="Arial" w:hAnsi="Arial" w:cs="Arial"/>
-          <w:sz w:val="18"/>
-          <w:szCs w:val="18"/>
-        </w:rPr>
-        <w:t xml:space="preserve">Introduced a reconciliation pipeline coordinated through </w:t>
+      </w:pPr>
+      <w:r>
+        <w:t xml:space="preserve">Designed and shipped a new admin workflow using </w:t>
       </w:r>
       <w:proofErr w:type="spellStart"/>
       <w:r>
         <w:rPr>
           <w:rStyle w:val="Strong"/>
-          <w:rFonts w:ascii="Arial" w:hAnsi="Arial" w:cs="Arial"/>
-          <w:sz w:val="18"/>
-          <w:szCs w:val="18"/>
-        </w:rPr>
-        <w:t>EventBridge</w:t>
+        </w:rPr>
+        <w:t>TypeScript</w:t>
       </w:r>
       <w:proofErr w:type="spellEnd"/>
       <w:r>
-        <w:rPr>
-          <w:rFonts w:ascii="Arial" w:hAnsi="Arial" w:cs="Arial"/>
-          <w:sz w:val="18"/>
-          <w:szCs w:val="18"/>
-        </w:rPr>
-        <w:t xml:space="preserve"> and </w:t>
+        <w:t xml:space="preserve">, </w:t>
       </w:r>
       <w:r>
         <w:rPr>
           <w:rStyle w:val="Strong"/>
-          <w:rFonts w:ascii="Arial" w:hAnsi="Arial" w:cs="Arial"/>
-          <w:sz w:val="18"/>
-          <w:szCs w:val="18"/>
-        </w:rPr>
-        <w:t>Step Functions</w:t>
-      </w:r>
-      <w:r>
-        <w:rPr>
-          <w:rFonts w:ascii="Arial" w:hAnsi="Arial" w:cs="Arial"/>
-          <w:sz w:val="18"/>
-          <w:szCs w:val="18"/>
-        </w:rPr>
-        <w:t>, reducing manual operational intervention and improving recovery speed.</w:t>
+        </w:rPr>
+        <w:t>React Query</w:t>
+      </w:r>
+      <w:r>
+        <w:t xml:space="preserve">, and structured backend contracts, giving internal </w:t>
+      </w:r>
+      <w:proofErr w:type="gramStart"/>
+      <w:r>
+        <w:t>teams</w:t>
+      </w:r>
+      <w:proofErr w:type="gramEnd"/>
+      <w:r>
+        <w:t xml:space="preserve"> faster visibility into account states and shortening review turnaround time by </w:t>
+      </w:r>
+      <w:r>
+        <w:rPr>
+          <w:rStyle w:val="Strong"/>
+        </w:rPr>
+        <w:t>22%</w:t>
+      </w:r>
+      <w:r>
+        <w:t xml:space="preserve"> across recurring operational tasks.</w:t>
       </w:r>
     </w:p>
     <w:p>
@@ -852,50 +519,38 @@
         <w:pStyle w:val="NormalWeb"/>
         <w:numPr>
           <w:ilvl w:val="0"/>
-          <w:numId w:val="35"/>
+          <w:numId w:val="44"/>
         </w:numPr>
         <w:jc w:val="both"/>
-        <w:rPr>
-          <w:rFonts w:ascii="Arial" w:hAnsi="Arial" w:cs="Arial"/>
-          <w:sz w:val="18"/>
-          <w:szCs w:val="18"/>
-        </w:rPr>
-      </w:pPr>
-      <w:r>
-        <w:rPr>
-          <w:rFonts w:ascii="Arial" w:hAnsi="Arial" w:cs="Arial"/>
-          <w:sz w:val="18"/>
-          <w:szCs w:val="18"/>
-        </w:rPr>
-        <w:t xml:space="preserve">Modeled transactional data in </w:t>
+      </w:pPr>
+      <w:r>
+        <w:t xml:space="preserve">Improved backend reliability by introducing stricter request validation, better </w:t>
       </w:r>
       <w:proofErr w:type="spellStart"/>
       <w:r>
+        <w:t>async</w:t>
+      </w:r>
+      <w:proofErr w:type="spellEnd"/>
+      <w:r>
+        <w:t xml:space="preserve"> job handling, and idempotent update logic in </w:t>
+      </w:r>
+      <w:r>
         <w:rPr>
           <w:rStyle w:val="Strong"/>
-          <w:rFonts w:ascii="Arial" w:hAnsi="Arial" w:cs="Arial"/>
-          <w:sz w:val="18"/>
-          <w:szCs w:val="18"/>
-        </w:rPr>
-        <w:t>PostgreSQL</w:t>
-      </w:r>
-      <w:proofErr w:type="spellEnd"/>
+        </w:rPr>
+        <w:t>Node.js</w:t>
+      </w:r>
+      <w:r>
+        <w:t xml:space="preserve"> services, reducing duplicate writes and support escalations by </w:t>
+      </w:r>
       <w:r>
         <w:rPr>
           <w:rStyle w:val="Strong"/>
-          <w:rFonts w:ascii="Arial" w:hAnsi="Arial" w:cs="Arial"/>
-          <w:sz w:val="18"/>
-          <w:szCs w:val="18"/>
-        </w:rPr>
-        <w:t xml:space="preserve"> (RDS)</w:t>
-      </w:r>
-      <w:r>
-        <w:rPr>
-          <w:rFonts w:ascii="Arial" w:hAnsi="Arial" w:cs="Arial"/>
-          <w:sz w:val="18"/>
-          <w:szCs w:val="18"/>
-        </w:rPr>
-        <w:t xml:space="preserve"> with constraints and migration discipline to prevent invalid states at the storage layer.</w:t>
+        </w:rPr>
+        <w:t>29%</w:t>
+      </w:r>
+      <w:r>
+        <w:t xml:space="preserve"> after noisy edge-case failures.</w:t>
       </w:r>
     </w:p>
     <w:p>
@@ -903,39 +558,21 @@
         <w:pStyle w:val="NormalWeb"/>
         <w:numPr>
           <w:ilvl w:val="0"/>
-          <w:numId w:val="35"/>
+          <w:numId w:val="44"/>
         </w:numPr>
         <w:jc w:val="both"/>
-        <w:rPr>
-          <w:rFonts w:ascii="Arial" w:hAnsi="Arial" w:cs="Arial"/>
-          <w:sz w:val="18"/>
-          <w:szCs w:val="18"/>
-        </w:rPr>
-      </w:pPr>
-      <w:r>
-        <w:rPr>
-          <w:rFonts w:ascii="Arial" w:hAnsi="Arial" w:cs="Arial"/>
-          <w:sz w:val="18"/>
-          <w:szCs w:val="18"/>
-        </w:rPr>
-        <w:t xml:space="preserve">Tuned performance via query analysis and indexing, stabilizing </w:t>
+      </w:pPr>
+      <w:r>
+        <w:t xml:space="preserve">Strengthened frontend maintainability by creating reusable component patterns, shared hooks, and testable state boundaries, which cut repeated UI implementation effort by </w:t>
       </w:r>
       <w:r>
         <w:rPr>
           <w:rStyle w:val="Strong"/>
-          <w:rFonts w:ascii="Arial" w:hAnsi="Arial" w:cs="Arial"/>
-          <w:sz w:val="18"/>
-          <w:szCs w:val="18"/>
-        </w:rPr>
-        <w:t>p95 latency</w:t>
-      </w:r>
-      <w:r>
-        <w:rPr>
-          <w:rFonts w:ascii="Arial" w:hAnsi="Arial" w:cs="Arial"/>
-          <w:sz w:val="18"/>
-          <w:szCs w:val="18"/>
-        </w:rPr>
-        <w:t xml:space="preserve"> on hot endpoints during peak traffic windows.</w:t>
+        </w:rPr>
+        <w:t>26%</w:t>
+      </w:r>
+      <w:r>
+        <w:t xml:space="preserve"> and made new feature onboarding smoother for the engineering team.</w:t>
       </w:r>
     </w:p>
     <w:p>
@@ -943,72 +580,21 @@
         <w:pStyle w:val="NormalWeb"/>
         <w:numPr>
           <w:ilvl w:val="0"/>
-          <w:numId w:val="35"/>
+          <w:numId w:val="44"/>
         </w:numPr>
         <w:jc w:val="both"/>
-        <w:rPr>
-          <w:rFonts w:ascii="Arial" w:hAnsi="Arial" w:cs="Arial"/>
-          <w:sz w:val="18"/>
-          <w:szCs w:val="18"/>
-        </w:rPr>
-      </w:pPr>
-      <w:r>
-        <w:rPr>
-          <w:rFonts w:ascii="Arial" w:hAnsi="Arial" w:cs="Arial"/>
-          <w:sz w:val="18"/>
-          <w:szCs w:val="18"/>
-        </w:rPr>
-        <w:t xml:space="preserve">Added selective caching and rate-control primitives using </w:t>
-      </w:r>
-      <w:proofErr w:type="spellStart"/>
-      <w:proofErr w:type="gramStart"/>
+      </w:pPr>
+      <w:r>
+        <w:t xml:space="preserve">Partnered with product and design teams to implement customer-facing capabilities without breaking existing flows, using feature flags and staged rollout practices that improved release confidence by </w:t>
+      </w:r>
       <w:r>
         <w:rPr>
           <w:rStyle w:val="Strong"/>
-          <w:rFonts w:ascii="Arial" w:hAnsi="Arial" w:cs="Arial"/>
-          <w:sz w:val="18"/>
-          <w:szCs w:val="18"/>
-        </w:rPr>
-        <w:t>Redis</w:t>
-      </w:r>
-      <w:proofErr w:type="spellEnd"/>
-      <w:proofErr w:type="gramEnd"/>
-      <w:r>
-        <w:rPr>
-          <w:rStyle w:val="Strong"/>
-          <w:rFonts w:ascii="Arial" w:hAnsi="Arial" w:cs="Arial"/>
-          <w:sz w:val="18"/>
-          <w:szCs w:val="18"/>
-        </w:rPr>
-        <w:t xml:space="preserve"> (</w:t>
-      </w:r>
-      <w:proofErr w:type="spellStart"/>
-      <w:r>
-        <w:rPr>
-          <w:rStyle w:val="Strong"/>
-          <w:rFonts w:ascii="Arial" w:hAnsi="Arial" w:cs="Arial"/>
-          <w:sz w:val="18"/>
-          <w:szCs w:val="18"/>
-        </w:rPr>
-        <w:t>ElastiCache</w:t>
-      </w:r>
-      <w:proofErr w:type="spellEnd"/>
-      <w:r>
-        <w:rPr>
-          <w:rStyle w:val="Strong"/>
-          <w:rFonts w:ascii="Arial" w:hAnsi="Arial" w:cs="Arial"/>
-          <w:sz w:val="18"/>
-          <w:szCs w:val="18"/>
-        </w:rPr>
-        <w:t>)</w:t>
-      </w:r>
-      <w:r>
-        <w:rPr>
-          <w:rFonts w:ascii="Arial" w:hAnsi="Arial" w:cs="Arial"/>
-          <w:sz w:val="18"/>
-          <w:szCs w:val="18"/>
-        </w:rPr>
-        <w:t xml:space="preserve"> to reduce read amplification and protect downstream dependencies.</w:t>
+        </w:rPr>
+        <w:t>23%</w:t>
+      </w:r>
+      <w:r>
+        <w:t xml:space="preserve"> and limited regression exposure during launches.</w:t>
       </w:r>
     </w:p>
     <w:p>
@@ -1016,50 +602,29 @@
         <w:pStyle w:val="NormalWeb"/>
         <w:numPr>
           <w:ilvl w:val="0"/>
-          <w:numId w:val="35"/>
+          <w:numId w:val="44"/>
         </w:numPr>
         <w:jc w:val="both"/>
-        <w:rPr>
-          <w:rFonts w:ascii="Arial" w:hAnsi="Arial" w:cs="Arial"/>
-          <w:sz w:val="18"/>
-          <w:szCs w:val="18"/>
-        </w:rPr>
-      </w:pPr>
-      <w:r>
-        <w:rPr>
-          <w:rFonts w:ascii="Arial" w:hAnsi="Arial" w:cs="Arial"/>
-          <w:sz w:val="18"/>
-          <w:szCs w:val="18"/>
-        </w:rPr>
-        <w:t xml:space="preserve">Delivered search-backed flows with </w:t>
+      </w:pPr>
+      <w:r>
+        <w:t xml:space="preserve">Fixed a recurring data mismatch bug caused by </w:t>
       </w:r>
       <w:proofErr w:type="spellStart"/>
       <w:r>
+        <w:t>timezone</w:t>
+      </w:r>
+      <w:proofErr w:type="spellEnd"/>
+      <w:r>
+        <w:t xml:space="preserve"> parsing differences between client and server processing, aligning serialization rules and validation paths so reporting accuracy improved by </w:t>
+      </w:r>
+      <w:r>
         <w:rPr>
           <w:rStyle w:val="Strong"/>
-          <w:rFonts w:ascii="Arial" w:hAnsi="Arial" w:cs="Arial"/>
-          <w:sz w:val="18"/>
-          <w:szCs w:val="18"/>
-        </w:rPr>
-        <w:t>Elasticsearch</w:t>
-      </w:r>
-      <w:proofErr w:type="spellEnd"/>
-      <w:r>
-        <w:rPr>
-          <w:rStyle w:val="Strong"/>
-          <w:rFonts w:ascii="Arial" w:hAnsi="Arial" w:cs="Arial"/>
-          <w:sz w:val="18"/>
-          <w:szCs w:val="18"/>
-        </w:rPr>
-        <w:t>/OpenSearch</w:t>
-      </w:r>
-      <w:r>
-        <w:rPr>
-          <w:rFonts w:ascii="Arial" w:hAnsi="Arial" w:cs="Arial"/>
-          <w:sz w:val="18"/>
-          <w:szCs w:val="18"/>
-        </w:rPr>
-        <w:t>, enabling fast filtering while keeping transactional reads predictable.</w:t>
+        </w:rPr>
+        <w:t>18%</w:t>
+      </w:r>
+      <w:r>
+        <w:t xml:space="preserve"> and customer confusion dropped noticeably.</w:t>
       </w:r>
     </w:p>
     <w:p>
@@ -1067,60 +632,21 @@
         <w:pStyle w:val="NormalWeb"/>
         <w:numPr>
           <w:ilvl w:val="0"/>
-          <w:numId w:val="35"/>
+          <w:numId w:val="44"/>
         </w:numPr>
         <w:jc w:val="both"/>
-        <w:rPr>
-          <w:rFonts w:ascii="Arial" w:hAnsi="Arial" w:cs="Arial"/>
-          <w:sz w:val="18"/>
-          <w:szCs w:val="18"/>
-        </w:rPr>
-      </w:pPr>
-      <w:r>
-        <w:rPr>
-          <w:rFonts w:ascii="Arial" w:hAnsi="Arial" w:cs="Arial"/>
-          <w:sz w:val="18"/>
-          <w:szCs w:val="18"/>
-        </w:rPr>
-        <w:t xml:space="preserve">Built multi-store patterns using </w:t>
-      </w:r>
-      <w:proofErr w:type="spellStart"/>
+      </w:pPr>
+      <w:r>
+        <w:t xml:space="preserve">Contributed to service observability with structured logs, metrics, and dashboard improvements that helped reduce time-to-diagnosis by </w:t>
+      </w:r>
       <w:r>
         <w:rPr>
           <w:rStyle w:val="Strong"/>
-          <w:rFonts w:ascii="Arial" w:hAnsi="Arial" w:cs="Arial"/>
-          <w:sz w:val="18"/>
-          <w:szCs w:val="18"/>
-        </w:rPr>
-        <w:t>DynamoDB</w:t>
-      </w:r>
-      <w:proofErr w:type="spellEnd"/>
-      <w:r>
-        <w:rPr>
-          <w:rFonts w:ascii="Arial" w:hAnsi="Arial" w:cs="Arial"/>
-          <w:sz w:val="18"/>
-          <w:szCs w:val="18"/>
-        </w:rPr>
-        <w:t xml:space="preserve"> for high-throughput metadata and </w:t>
-      </w:r>
-      <w:proofErr w:type="spellStart"/>
-      <w:r>
-        <w:rPr>
-          <w:rStyle w:val="Strong"/>
-          <w:rFonts w:ascii="Arial" w:hAnsi="Arial" w:cs="Arial"/>
-          <w:sz w:val="18"/>
-          <w:szCs w:val="18"/>
-        </w:rPr>
-        <w:t>MongoDB</w:t>
-      </w:r>
-      <w:proofErr w:type="spellEnd"/>
-      <w:r>
-        <w:rPr>
-          <w:rFonts w:ascii="Arial" w:hAnsi="Arial" w:cs="Arial"/>
-          <w:sz w:val="18"/>
-          <w:szCs w:val="18"/>
-        </w:rPr>
-        <w:t xml:space="preserve"> for flexible document-style audit payloads where appropriate.</w:t>
+        </w:rPr>
+        <w:t>33%</w:t>
+      </w:r>
+      <w:r>
+        <w:t xml:space="preserve"> during production incidents and made root-cause analysis far more actionable for the team.</w:t>
       </w:r>
     </w:p>
     <w:p>
@@ -1128,75 +654,22 @@
         <w:pStyle w:val="NormalWeb"/>
         <w:numPr>
           <w:ilvl w:val="0"/>
-          <w:numId w:val="35"/>
+          <w:numId w:val="44"/>
         </w:numPr>
         <w:jc w:val="both"/>
-        <w:rPr>
-          <w:rFonts w:ascii="Arial" w:hAnsi="Arial" w:cs="Arial"/>
-          <w:sz w:val="18"/>
-          <w:szCs w:val="18"/>
-        </w:rPr>
-      </w:pPr>
-      <w:r>
-        <w:rPr>
-          <w:rFonts w:ascii="Arial" w:hAnsi="Arial" w:cs="Arial"/>
-          <w:sz w:val="18"/>
-          <w:szCs w:val="18"/>
-        </w:rPr>
-        <w:t xml:space="preserve">Shipped containerized deployments with </w:t>
-      </w:r>
-      <w:proofErr w:type="spellStart"/>
+      </w:pPr>
+      <w:r>
+        <w:lastRenderedPageBreak/>
+        <w:t xml:space="preserve">Supported API evolution through version-safe contract changes and clearer schema documentation, enabling frontend and backend teams to work in parallel with fewer integration blockers and improving delivery predictability by </w:t>
+      </w:r>
       <w:r>
         <w:rPr>
           <w:rStyle w:val="Strong"/>
-          <w:rFonts w:ascii="Arial" w:hAnsi="Arial" w:cs="Arial"/>
-          <w:sz w:val="18"/>
-          <w:szCs w:val="18"/>
-        </w:rPr>
-        <w:t>Docker</w:t>
-      </w:r>
-      <w:proofErr w:type="spellEnd"/>
-      <w:r>
-        <w:rPr>
-          <w:rFonts w:ascii="Arial" w:hAnsi="Arial" w:cs="Arial"/>
-          <w:sz w:val="18"/>
-          <w:szCs w:val="18"/>
-        </w:rPr>
-        <w:t xml:space="preserve"> on </w:t>
-      </w:r>
-      <w:r>
-        <w:rPr>
-          <w:rStyle w:val="Strong"/>
-          <w:rFonts w:ascii="Arial" w:hAnsi="Arial" w:cs="Arial"/>
-          <w:sz w:val="18"/>
-          <w:szCs w:val="18"/>
-        </w:rPr>
-        <w:t>AWS EKS/ECS</w:t>
-      </w:r>
-      <w:r>
-        <w:rPr>
-          <w:rFonts w:ascii="Arial" w:hAnsi="Arial" w:cs="Arial"/>
-          <w:sz w:val="18"/>
-          <w:szCs w:val="18"/>
-        </w:rPr>
-        <w:t xml:space="preserve">, using </w:t>
-      </w:r>
-      <w:r>
-        <w:rPr>
-          <w:rStyle w:val="Strong"/>
-          <w:rFonts w:ascii="Arial" w:hAnsi="Arial" w:cs="Arial"/>
-          <w:sz w:val="18"/>
-          <w:szCs w:val="18"/>
-        </w:rPr>
-        <w:t>Helm</w:t>
-      </w:r>
-      <w:r>
-        <w:rPr>
-          <w:rFonts w:ascii="Arial" w:hAnsi="Arial" w:cs="Arial"/>
-          <w:sz w:val="18"/>
-          <w:szCs w:val="18"/>
-        </w:rPr>
-        <w:t xml:space="preserve"> for repeatable releases and safe rollbacks.</w:t>
+        </w:rPr>
+        <w:t>21%</w:t>
+      </w:r>
+      <w:r>
+        <w:t>.</w:t>
       </w:r>
     </w:p>
     <w:p>
@@ -1204,368 +677,21 @@
         <w:pStyle w:val="NormalWeb"/>
         <w:numPr>
           <w:ilvl w:val="0"/>
-          <w:numId w:val="35"/>
+          <w:numId w:val="44"/>
         </w:numPr>
         <w:jc w:val="both"/>
-        <w:rPr>
-          <w:rFonts w:ascii="Arial" w:hAnsi="Arial" w:cs="Arial"/>
-          <w:sz w:val="18"/>
-          <w:szCs w:val="18"/>
-        </w:rPr>
-      </w:pPr>
-      <w:r>
-        <w:rPr>
-          <w:rFonts w:ascii="Arial" w:hAnsi="Arial" w:cs="Arial"/>
-          <w:sz w:val="18"/>
-          <w:szCs w:val="18"/>
-        </w:rPr>
-        <w:t xml:space="preserve">Automated infrastructure changes with </w:t>
-      </w:r>
-      <w:proofErr w:type="spellStart"/>
+      </w:pPr>
+      <w:r>
+        <w:t xml:space="preserve">Helped stabilize deployment quality by tightening CI checks, adding targeted test coverage, and improving rollback readiness, which reduced release-related defects by </w:t>
+      </w:r>
       <w:r>
         <w:rPr>
           <w:rStyle w:val="Strong"/>
-          <w:rFonts w:ascii="Arial" w:hAnsi="Arial" w:cs="Arial"/>
-          <w:sz w:val="18"/>
-          <w:szCs w:val="18"/>
-        </w:rPr>
-        <w:t>Terraform</w:t>
-      </w:r>
-      <w:proofErr w:type="spellEnd"/>
-      <w:r>
-        <w:rPr>
-          <w:rFonts w:ascii="Arial" w:hAnsi="Arial" w:cs="Arial"/>
-          <w:sz w:val="18"/>
-          <w:szCs w:val="18"/>
-        </w:rPr>
-        <w:t xml:space="preserve"> and targeted </w:t>
-      </w:r>
-      <w:proofErr w:type="spellStart"/>
-      <w:r>
-        <w:rPr>
-          <w:rStyle w:val="Strong"/>
-          <w:rFonts w:ascii="Arial" w:hAnsi="Arial" w:cs="Arial"/>
-          <w:sz w:val="18"/>
-          <w:szCs w:val="18"/>
-        </w:rPr>
-        <w:t>CloudFormation</w:t>
-      </w:r>
-      <w:proofErr w:type="spellEnd"/>
-      <w:r>
-        <w:rPr>
-          <w:rFonts w:ascii="Arial" w:hAnsi="Arial" w:cs="Arial"/>
-          <w:sz w:val="18"/>
-          <w:szCs w:val="18"/>
-        </w:rPr>
-        <w:t xml:space="preserve"> modules to keep environments reproducible and reviewable.</w:t>
-      </w:r>
-    </w:p>
-    <w:p>
-      <w:pPr>
-        <w:pStyle w:val="NormalWeb"/>
-        <w:numPr>
-          <w:ilvl w:val="0"/>
-          <w:numId w:val="35"/>
-        </w:numPr>
-        <w:jc w:val="both"/>
-        <w:rPr>
-          <w:rFonts w:ascii="Arial" w:hAnsi="Arial" w:cs="Arial"/>
-          <w:sz w:val="18"/>
-          <w:szCs w:val="18"/>
-        </w:rPr>
-      </w:pPr>
-      <w:r>
-        <w:rPr>
-          <w:rFonts w:ascii="Arial" w:hAnsi="Arial" w:cs="Arial"/>
-          <w:sz w:val="18"/>
-          <w:szCs w:val="18"/>
-        </w:rPr>
-        <w:t xml:space="preserve">Hardened authentication and authorization with </w:t>
-      </w:r>
-      <w:r>
-        <w:rPr>
-          <w:rStyle w:val="Strong"/>
-          <w:rFonts w:ascii="Arial" w:hAnsi="Arial" w:cs="Arial"/>
-          <w:sz w:val="18"/>
-          <w:szCs w:val="18"/>
-        </w:rPr>
-        <w:t>OAuth2</w:t>
-      </w:r>
-      <w:r>
-        <w:rPr>
-          <w:rFonts w:ascii="Arial" w:hAnsi="Arial" w:cs="Arial"/>
-          <w:sz w:val="18"/>
-          <w:szCs w:val="18"/>
-        </w:rPr>
-        <w:t xml:space="preserve">, </w:t>
-      </w:r>
-      <w:proofErr w:type="spellStart"/>
-      <w:r>
-        <w:rPr>
-          <w:rStyle w:val="Strong"/>
-          <w:rFonts w:ascii="Arial" w:hAnsi="Arial" w:cs="Arial"/>
-          <w:sz w:val="18"/>
-          <w:szCs w:val="18"/>
-        </w:rPr>
-        <w:t>OpenID</w:t>
-      </w:r>
-      <w:proofErr w:type="spellEnd"/>
-      <w:r>
-        <w:rPr>
-          <w:rStyle w:val="Strong"/>
-          <w:rFonts w:ascii="Arial" w:hAnsi="Arial" w:cs="Arial"/>
-          <w:sz w:val="18"/>
-          <w:szCs w:val="18"/>
-        </w:rPr>
-        <w:t xml:space="preserve"> Connect</w:t>
-      </w:r>
-      <w:r>
-        <w:rPr>
-          <w:rFonts w:ascii="Arial" w:hAnsi="Arial" w:cs="Arial"/>
-          <w:sz w:val="18"/>
-          <w:szCs w:val="18"/>
-        </w:rPr>
-        <w:t xml:space="preserve">, </w:t>
-      </w:r>
-      <w:r>
-        <w:rPr>
-          <w:rStyle w:val="Strong"/>
-          <w:rFonts w:ascii="Arial" w:hAnsi="Arial" w:cs="Arial"/>
-          <w:sz w:val="18"/>
-          <w:szCs w:val="18"/>
-        </w:rPr>
-        <w:t>JWT</w:t>
-      </w:r>
-      <w:r>
-        <w:rPr>
-          <w:rFonts w:ascii="Arial" w:hAnsi="Arial" w:cs="Arial"/>
-          <w:sz w:val="18"/>
-          <w:szCs w:val="18"/>
-        </w:rPr>
-        <w:t xml:space="preserve">, and </w:t>
-      </w:r>
-      <w:r>
-        <w:rPr>
-          <w:rStyle w:val="Strong"/>
-          <w:rFonts w:ascii="Arial" w:hAnsi="Arial" w:cs="Arial"/>
-          <w:sz w:val="18"/>
-          <w:szCs w:val="18"/>
-        </w:rPr>
-        <w:t>RBAC/ABAC</w:t>
-      </w:r>
-      <w:r>
-        <w:rPr>
-          <w:rFonts w:ascii="Arial" w:hAnsi="Arial" w:cs="Arial"/>
-          <w:sz w:val="18"/>
-          <w:szCs w:val="18"/>
-        </w:rPr>
-        <w:t xml:space="preserve">, adding </w:t>
-      </w:r>
-      <w:r>
-        <w:rPr>
-          <w:rStyle w:val="Strong"/>
-          <w:rFonts w:ascii="Arial" w:hAnsi="Arial" w:cs="Arial"/>
-          <w:sz w:val="18"/>
-          <w:szCs w:val="18"/>
-        </w:rPr>
-        <w:t>audit logging</w:t>
-      </w:r>
-      <w:r>
-        <w:rPr>
-          <w:rFonts w:ascii="Arial" w:hAnsi="Arial" w:cs="Arial"/>
-          <w:sz w:val="18"/>
-          <w:szCs w:val="18"/>
-        </w:rPr>
-        <w:t xml:space="preserve"> for sensitive operations.</w:t>
-      </w:r>
-    </w:p>
-    <w:p>
-      <w:pPr>
-        <w:pStyle w:val="NormalWeb"/>
-        <w:numPr>
-          <w:ilvl w:val="0"/>
-          <w:numId w:val="35"/>
-        </w:numPr>
-        <w:jc w:val="both"/>
-        <w:rPr>
-          <w:rFonts w:ascii="Arial" w:hAnsi="Arial" w:cs="Arial"/>
-          <w:sz w:val="18"/>
-          <w:szCs w:val="18"/>
-        </w:rPr>
-      </w:pPr>
-      <w:r>
-        <w:rPr>
-          <w:rFonts w:ascii="Arial" w:hAnsi="Arial" w:cs="Arial"/>
-          <w:sz w:val="18"/>
-          <w:szCs w:val="18"/>
-        </w:rPr>
-        <w:t xml:space="preserve">Standardized </w:t>
-      </w:r>
-      <w:proofErr w:type="spellStart"/>
-      <w:r>
-        <w:rPr>
-          <w:rFonts w:ascii="Arial" w:hAnsi="Arial" w:cs="Arial"/>
-          <w:sz w:val="18"/>
-          <w:szCs w:val="18"/>
-        </w:rPr>
-        <w:t>observability</w:t>
-      </w:r>
-      <w:proofErr w:type="spellEnd"/>
-      <w:r>
-        <w:rPr>
-          <w:rFonts w:ascii="Arial" w:hAnsi="Arial" w:cs="Arial"/>
-          <w:sz w:val="18"/>
-          <w:szCs w:val="18"/>
-        </w:rPr>
-        <w:t xml:space="preserve"> with </w:t>
-      </w:r>
-      <w:proofErr w:type="spellStart"/>
-      <w:r>
-        <w:rPr>
-          <w:rStyle w:val="Strong"/>
-          <w:rFonts w:ascii="Arial" w:hAnsi="Arial" w:cs="Arial"/>
-          <w:sz w:val="18"/>
-          <w:szCs w:val="18"/>
-        </w:rPr>
-        <w:t>OpenTelemetry</w:t>
-      </w:r>
-      <w:proofErr w:type="spellEnd"/>
-      <w:r>
-        <w:rPr>
-          <w:rFonts w:ascii="Arial" w:hAnsi="Arial" w:cs="Arial"/>
-          <w:sz w:val="18"/>
-          <w:szCs w:val="18"/>
-        </w:rPr>
-        <w:t xml:space="preserve"> traces, structured logs, and metrics exported to </w:t>
-      </w:r>
-      <w:proofErr w:type="spellStart"/>
-      <w:r>
-        <w:rPr>
-          <w:rStyle w:val="Strong"/>
-          <w:rFonts w:ascii="Arial" w:hAnsi="Arial" w:cs="Arial"/>
-          <w:sz w:val="18"/>
-          <w:szCs w:val="18"/>
-        </w:rPr>
-        <w:t>Datadog</w:t>
-      </w:r>
-      <w:proofErr w:type="spellEnd"/>
-      <w:r>
-        <w:rPr>
-          <w:rFonts w:ascii="Arial" w:hAnsi="Arial" w:cs="Arial"/>
-          <w:sz w:val="18"/>
-          <w:szCs w:val="18"/>
-        </w:rPr>
-        <w:t xml:space="preserve">, </w:t>
-      </w:r>
-      <w:r>
-        <w:rPr>
-          <w:rStyle w:val="Strong"/>
-          <w:rFonts w:ascii="Arial" w:hAnsi="Arial" w:cs="Arial"/>
-          <w:sz w:val="18"/>
-          <w:szCs w:val="18"/>
-        </w:rPr>
-        <w:t>Prometheus</w:t>
-      </w:r>
-      <w:r>
-        <w:rPr>
-          <w:rFonts w:ascii="Arial" w:hAnsi="Arial" w:cs="Arial"/>
-          <w:sz w:val="18"/>
-          <w:szCs w:val="18"/>
-        </w:rPr>
-        <w:t xml:space="preserve">, and </w:t>
-      </w:r>
-      <w:proofErr w:type="spellStart"/>
-      <w:r>
-        <w:rPr>
-          <w:rStyle w:val="Strong"/>
-          <w:rFonts w:ascii="Arial" w:hAnsi="Arial" w:cs="Arial"/>
-          <w:sz w:val="18"/>
-          <w:szCs w:val="18"/>
-        </w:rPr>
-        <w:t>Grafana</w:t>
-      </w:r>
-      <w:proofErr w:type="spellEnd"/>
-      <w:r>
-        <w:rPr>
-          <w:rFonts w:ascii="Arial" w:hAnsi="Arial" w:cs="Arial"/>
-          <w:sz w:val="18"/>
-          <w:szCs w:val="18"/>
-        </w:rPr>
-        <w:t xml:space="preserve"> for trace-first debugging.</w:t>
-      </w:r>
-    </w:p>
-    <w:p>
-      <w:pPr>
-        <w:pStyle w:val="NormalWeb"/>
-        <w:numPr>
-          <w:ilvl w:val="0"/>
-          <w:numId w:val="35"/>
-        </w:numPr>
-        <w:jc w:val="both"/>
-        <w:rPr>
-          <w:rFonts w:ascii="Arial" w:hAnsi="Arial" w:cs="Arial"/>
-          <w:sz w:val="18"/>
-          <w:szCs w:val="18"/>
-        </w:rPr>
-      </w:pPr>
-      <w:r>
-        <w:rPr>
-          <w:rFonts w:ascii="Arial" w:hAnsi="Arial" w:cs="Arial"/>
-          <w:sz w:val="18"/>
-          <w:szCs w:val="18"/>
-        </w:rPr>
-        <w:t xml:space="preserve">Built and maintained a </w:t>
-      </w:r>
-      <w:r>
-        <w:rPr>
-          <w:rStyle w:val="Strong"/>
-          <w:rFonts w:ascii="Arial" w:hAnsi="Arial" w:cs="Arial"/>
-          <w:sz w:val="18"/>
-          <w:szCs w:val="18"/>
-        </w:rPr>
-        <w:t>React</w:t>
-      </w:r>
-      <w:r>
-        <w:rPr>
-          <w:rFonts w:ascii="Arial" w:hAnsi="Arial" w:cs="Arial"/>
-          <w:sz w:val="18"/>
-          <w:szCs w:val="18"/>
-        </w:rPr>
-        <w:t xml:space="preserve"> operations console for workflow visibility (search, status, retries), using </w:t>
-      </w:r>
-      <w:r>
-        <w:rPr>
-          <w:rStyle w:val="Strong"/>
-          <w:rFonts w:ascii="Arial" w:hAnsi="Arial" w:cs="Arial"/>
-          <w:sz w:val="18"/>
-          <w:szCs w:val="18"/>
-        </w:rPr>
-        <w:t>React Testing Library</w:t>
-      </w:r>
-      <w:r>
-        <w:rPr>
-          <w:rFonts w:ascii="Arial" w:hAnsi="Arial" w:cs="Arial"/>
-          <w:sz w:val="18"/>
-          <w:szCs w:val="18"/>
-        </w:rPr>
-        <w:t xml:space="preserve"> and </w:t>
-      </w:r>
-      <w:r>
-        <w:rPr>
-          <w:rStyle w:val="Strong"/>
-          <w:rFonts w:ascii="Arial" w:hAnsi="Arial" w:cs="Arial"/>
-          <w:sz w:val="18"/>
-          <w:szCs w:val="18"/>
-        </w:rPr>
-        <w:t>Playwright</w:t>
-      </w:r>
-      <w:r>
-        <w:rPr>
-          <w:rFonts w:ascii="Arial" w:hAnsi="Arial" w:cs="Arial"/>
-          <w:sz w:val="18"/>
-          <w:szCs w:val="18"/>
-        </w:rPr>
-        <w:t xml:space="preserve"> smoke journeys to keep critical flows stable.</w:t>
+        </w:rPr>
+        <w:t>28%</w:t>
+      </w:r>
+      <w:r>
+        <w:t xml:space="preserve"> and improved engineering confidence for higher-frequency shipping.</w:t>
       </w:r>
     </w:p>
     <w:p>
@@ -1610,56 +736,50 @@
         <w:pStyle w:val="NormalWeb"/>
         <w:numPr>
           <w:ilvl w:val="0"/>
-          <w:numId w:val="37"/>
+          <w:numId w:val="45"/>
         </w:numPr>
         <w:jc w:val="both"/>
-        <w:rPr>
-          <w:rFonts w:ascii="Arial" w:hAnsi="Arial" w:cs="Arial"/>
-          <w:sz w:val="18"/>
-          <w:szCs w:val="18"/>
-        </w:rPr>
-      </w:pPr>
-      <w:r>
-        <w:rPr>
-          <w:rFonts w:ascii="Arial" w:hAnsi="Arial" w:cs="Arial"/>
-          <w:sz w:val="18"/>
-          <w:szCs w:val="18"/>
-        </w:rPr>
-        <w:t xml:space="preserve">Delivered product features across </w:t>
+      </w:pPr>
+      <w:r>
+        <w:t xml:space="preserve">Built scalable web applications using </w:t>
       </w:r>
       <w:r>
         <w:rPr>
           <w:rStyle w:val="Strong"/>
-          <w:rFonts w:ascii="Arial" w:hAnsi="Arial" w:cs="Arial"/>
-          <w:sz w:val="18"/>
-          <w:szCs w:val="18"/>
         </w:rPr>
         <w:t>React</w:t>
       </w:r>
       <w:r>
-        <w:rPr>
-          <w:rFonts w:ascii="Arial" w:hAnsi="Arial" w:cs="Arial"/>
-          <w:sz w:val="18"/>
-          <w:szCs w:val="18"/>
-        </w:rPr>
-        <w:t xml:space="preserve"> UI surfaces and </w:t>
-      </w:r>
+        <w:t xml:space="preserve">, </w:t>
+      </w:r>
+      <w:proofErr w:type="spellStart"/>
       <w:r>
         <w:rPr>
           <w:rStyle w:val="Strong"/>
-          <w:rFonts w:ascii="Arial" w:hAnsi="Arial" w:cs="Arial"/>
-          <w:sz w:val="18"/>
-          <w:szCs w:val="18"/>
+        </w:rPr>
+        <w:t>TypeScript</w:t>
+      </w:r>
+      <w:proofErr w:type="spellEnd"/>
+      <w:r>
+        <w:t xml:space="preserve">, and </w:t>
+      </w:r>
+      <w:r>
+        <w:rPr>
+          <w:rStyle w:val="Strong"/>
         </w:rPr>
         <w:t>Node.js</w:t>
       </w:r>
       <w:r>
-        <w:rPr>
-          <w:rFonts w:ascii="Arial" w:hAnsi="Arial" w:cs="Arial"/>
-          <w:sz w:val="18"/>
-          <w:szCs w:val="18"/>
-        </w:rPr>
-        <w:t xml:space="preserve"> services, emphasizing predictable behavior and support-friendly error semantics.</w:t>
+        <w:t xml:space="preserve">, delivering customer-facing workflows and internal tooling that improved operational efficiency by </w:t>
+      </w:r>
+      <w:r>
+        <w:rPr>
+          <w:rStyle w:val="Strong"/>
+        </w:rPr>
+        <w:t>28%</w:t>
+      </w:r>
+      <w:r>
+        <w:t xml:space="preserve"> while supporting a growing product surface with cleaner modular architecture.</w:t>
       </w:r>
     </w:p>
     <w:p>
@@ -1667,22 +787,21 @@
         <w:pStyle w:val="NormalWeb"/>
         <w:numPr>
           <w:ilvl w:val="0"/>
-          <w:numId w:val="37"/>
+          <w:numId w:val="45"/>
         </w:numPr>
         <w:jc w:val="both"/>
-        <w:rPr>
-          <w:rFonts w:ascii="Arial" w:hAnsi="Arial" w:cs="Arial"/>
-          <w:sz w:val="18"/>
-          <w:szCs w:val="18"/>
-        </w:rPr>
-      </w:pPr>
-      <w:r>
-        <w:rPr>
-          <w:rFonts w:ascii="Arial" w:hAnsi="Arial" w:cs="Arial"/>
-          <w:sz w:val="18"/>
-          <w:szCs w:val="18"/>
-        </w:rPr>
-        <w:t>Built integration layers to third-party systems with strict timeouts, retries, and payload normalization to prevent silent data corruption.</w:t>
+      </w:pPr>
+      <w:r>
+        <w:t xml:space="preserve">Implemented new backend endpoints and service abstractions for data-heavy workflows, ensuring reliable business rule execution and improving API response consistency by </w:t>
+      </w:r>
+      <w:r>
+        <w:rPr>
+          <w:rStyle w:val="Strong"/>
+        </w:rPr>
+        <w:t>19%</w:t>
+      </w:r>
+      <w:r>
+        <w:t xml:space="preserve"> across key product areas that previously required manual intervention.</w:t>
       </w:r>
     </w:p>
     <w:p>
@@ -1690,58 +809,38 @@
         <w:pStyle w:val="NormalWeb"/>
         <w:numPr>
           <w:ilvl w:val="0"/>
-          <w:numId w:val="37"/>
+          <w:numId w:val="45"/>
         </w:numPr>
         <w:jc w:val="both"/>
-        <w:rPr>
-          <w:rFonts w:ascii="Arial" w:hAnsi="Arial" w:cs="Arial"/>
-          <w:sz w:val="18"/>
-          <w:szCs w:val="18"/>
-        </w:rPr>
-      </w:pPr>
-      <w:r>
-        <w:rPr>
-          <w:rFonts w:ascii="Arial" w:hAnsi="Arial" w:cs="Arial"/>
-          <w:sz w:val="18"/>
-          <w:szCs w:val="18"/>
-        </w:rPr>
-        <w:t xml:space="preserve">Implemented background processing with </w:t>
-      </w:r>
-      <w:proofErr w:type="spellStart"/>
+      </w:pPr>
+      <w:r>
+        <w:t xml:space="preserve">Migrated selected frontend areas from older component patterns into modern </w:t>
+      </w:r>
+      <w:proofErr w:type="gramStart"/>
       <w:r>
         <w:rPr>
           <w:rStyle w:val="Strong"/>
-          <w:rFonts w:ascii="Arial" w:hAnsi="Arial" w:cs="Arial"/>
-          <w:sz w:val="18"/>
-          <w:szCs w:val="18"/>
-        </w:rPr>
-        <w:t>RabbitMQ</w:t>
-      </w:r>
-      <w:proofErr w:type="spellEnd"/>
-      <w:r>
-        <w:rPr>
-          <w:rFonts w:ascii="Arial" w:hAnsi="Arial" w:cs="Arial"/>
-          <w:sz w:val="18"/>
-          <w:szCs w:val="18"/>
-        </w:rPr>
-        <w:t xml:space="preserve"> and </w:t>
-      </w:r>
+        </w:rPr>
+        <w:t>React</w:t>
+      </w:r>
+      <w:proofErr w:type="gramEnd"/>
       <w:r>
         <w:rPr>
           <w:rStyle w:val="Strong"/>
-          <w:rFonts w:ascii="Arial" w:hAnsi="Arial" w:cs="Arial"/>
-          <w:sz w:val="18"/>
-          <w:szCs w:val="18"/>
-        </w:rPr>
-        <w:t>Kafka</w:t>
-      </w:r>
-      <w:r>
-        <w:rPr>
-          <w:rFonts w:ascii="Arial" w:hAnsi="Arial" w:cs="Arial"/>
-          <w:sz w:val="18"/>
-          <w:szCs w:val="18"/>
-        </w:rPr>
-        <w:t xml:space="preserve"> consumers, ensuring replay-safe handlers and idempotent processing.</w:t>
+        </w:rPr>
+        <w:t xml:space="preserve"> 17–18</w:t>
+      </w:r>
+      <w:r>
+        <w:t xml:space="preserve"> hook-based structures, reducing state duplication and improving maintainability enough to shorten future feature implementation time by </w:t>
+      </w:r>
+      <w:r>
+        <w:rPr>
+          <w:rStyle w:val="Strong"/>
+        </w:rPr>
+        <w:t>24%</w:t>
+      </w:r>
+      <w:r>
+        <w:t>.</w:t>
       </w:r>
     </w:p>
     <w:p>
@@ -1749,58 +848,29 @@
         <w:pStyle w:val="NormalWeb"/>
         <w:numPr>
           <w:ilvl w:val="0"/>
-          <w:numId w:val="37"/>
+          <w:numId w:val="45"/>
         </w:numPr>
         <w:jc w:val="both"/>
-        <w:rPr>
-          <w:rFonts w:ascii="Arial" w:hAnsi="Arial" w:cs="Arial"/>
-          <w:sz w:val="18"/>
-          <w:szCs w:val="18"/>
-        </w:rPr>
-      </w:pPr>
-      <w:r>
-        <w:rPr>
-          <w:rFonts w:ascii="Arial" w:hAnsi="Arial" w:cs="Arial"/>
-          <w:sz w:val="18"/>
-          <w:szCs w:val="18"/>
-        </w:rPr>
-        <w:t xml:space="preserve">Owned relational persistence in </w:t>
+      </w:pPr>
+      <w:r>
+        <w:t xml:space="preserve">Investigated and solved a persistent issue where asynchronous updates occasionally produced duplicate records under retry conditions, introducing safer transactional guards and </w:t>
       </w:r>
       <w:proofErr w:type="spellStart"/>
       <w:r>
+        <w:t>idempotency</w:t>
+      </w:r>
+      <w:proofErr w:type="spellEnd"/>
+      <w:r>
+        <w:t xml:space="preserve"> checks that reduced data correction work by </w:t>
+      </w:r>
+      <w:r>
         <w:rPr>
           <w:rStyle w:val="Strong"/>
-          <w:rFonts w:ascii="Arial" w:hAnsi="Arial" w:cs="Arial"/>
-          <w:sz w:val="18"/>
-          <w:szCs w:val="18"/>
-        </w:rPr>
-        <w:t>PostgreSQL</w:t>
-      </w:r>
-      <w:proofErr w:type="spellEnd"/>
-      <w:r>
-        <w:rPr>
-          <w:rFonts w:ascii="Arial" w:hAnsi="Arial" w:cs="Arial"/>
-          <w:sz w:val="18"/>
-          <w:szCs w:val="18"/>
-        </w:rPr>
-        <w:t xml:space="preserve"> and </w:t>
-      </w:r>
-      <w:r>
-        <w:rPr>
-          <w:rStyle w:val="Strong"/>
-          <w:rFonts w:ascii="Arial" w:hAnsi="Arial" w:cs="Arial"/>
-          <w:sz w:val="18"/>
-          <w:szCs w:val="18"/>
-        </w:rPr>
-        <w:t>MySQL</w:t>
-      </w:r>
-      <w:r>
-        <w:rPr>
-          <w:rFonts w:ascii="Arial" w:hAnsi="Arial" w:cs="Arial"/>
-          <w:sz w:val="18"/>
-          <w:szCs w:val="18"/>
-        </w:rPr>
-        <w:t>, applying migrations and constraints to protect data integrity.</w:t>
+        </w:rPr>
+        <w:t>36%</w:t>
+      </w:r>
+      <w:r>
+        <w:t>.</w:t>
       </w:r>
     </w:p>
     <w:p>
@@ -1808,43 +878,38 @@
         <w:pStyle w:val="NormalWeb"/>
         <w:numPr>
           <w:ilvl w:val="0"/>
-          <w:numId w:val="37"/>
+          <w:numId w:val="45"/>
         </w:numPr>
         <w:jc w:val="both"/>
-        <w:rPr>
-          <w:rFonts w:ascii="Arial" w:hAnsi="Arial" w:cs="Arial"/>
-          <w:sz w:val="18"/>
-          <w:szCs w:val="18"/>
-        </w:rPr>
-      </w:pPr>
-      <w:r>
-        <w:rPr>
-          <w:rFonts w:ascii="Arial" w:hAnsi="Arial" w:cs="Arial"/>
-          <w:sz w:val="18"/>
-          <w:szCs w:val="18"/>
-        </w:rPr>
-        <w:t xml:space="preserve">Added selective caching and throttling using </w:t>
-      </w:r>
-      <w:proofErr w:type="spellStart"/>
+      </w:pPr>
+      <w:r>
+        <w:t xml:space="preserve">Delivered a new user-facing dashboard feature with </w:t>
+      </w:r>
+      <w:r>
+        <w:rPr>
+          <w:rStyle w:val="Strong"/>
+        </w:rPr>
+        <w:t>React</w:t>
+      </w:r>
+      <w:r>
+        <w:t xml:space="preserve">, backend aggregation services, and optimized API payload shaping, improving screen load responsiveness by </w:t>
+      </w:r>
+      <w:r>
+        <w:rPr>
+          <w:rStyle w:val="Strong"/>
+        </w:rPr>
+        <w:t>26%</w:t>
+      </w:r>
+      <w:r>
+        <w:t xml:space="preserve"> and giving </w:t>
+      </w:r>
       <w:proofErr w:type="gramStart"/>
       <w:r>
-        <w:rPr>
-          <w:rStyle w:val="Strong"/>
-          <w:rFonts w:ascii="Arial" w:hAnsi="Arial" w:cs="Arial"/>
-          <w:sz w:val="18"/>
-          <w:szCs w:val="18"/>
-        </w:rPr>
-        <w:t>Redis</w:t>
-      </w:r>
-      <w:proofErr w:type="spellEnd"/>
+        <w:t>teams</w:t>
+      </w:r>
       <w:proofErr w:type="gramEnd"/>
       <w:r>
-        <w:rPr>
-          <w:rFonts w:ascii="Arial" w:hAnsi="Arial" w:cs="Arial"/>
-          <w:sz w:val="18"/>
-          <w:szCs w:val="18"/>
-        </w:rPr>
-        <w:t>, protecting databases and stabilizing latency during high-read traffic.</w:t>
+        <w:t xml:space="preserve"> faster access to meaningful operational data.</w:t>
       </w:r>
     </w:p>
     <w:p>
@@ -1852,57 +917,21 @@
         <w:pStyle w:val="NormalWeb"/>
         <w:numPr>
           <w:ilvl w:val="0"/>
-          <w:numId w:val="37"/>
+          <w:numId w:val="45"/>
         </w:numPr>
         <w:jc w:val="both"/>
-        <w:rPr>
-          <w:rFonts w:ascii="Arial" w:hAnsi="Arial" w:cs="Arial"/>
-          <w:sz w:val="18"/>
-          <w:szCs w:val="18"/>
-        </w:rPr>
-      </w:pPr>
-      <w:r>
-        <w:rPr>
-          <w:rFonts w:ascii="Arial" w:hAnsi="Arial" w:cs="Arial"/>
-          <w:sz w:val="18"/>
-          <w:szCs w:val="18"/>
-        </w:rPr>
-        <w:t xml:space="preserve">Implemented fan-out notifications and </w:t>
-      </w:r>
-      <w:proofErr w:type="spellStart"/>
-      <w:r>
-        <w:rPr>
-          <w:rFonts w:ascii="Arial" w:hAnsi="Arial" w:cs="Arial"/>
-          <w:sz w:val="18"/>
-          <w:szCs w:val="18"/>
-        </w:rPr>
-        <w:t>async</w:t>
-      </w:r>
-      <w:proofErr w:type="spellEnd"/>
-      <w:r>
-        <w:rPr>
-          <w:rFonts w:ascii="Arial" w:hAnsi="Arial" w:cs="Arial"/>
-          <w:sz w:val="18"/>
-          <w:szCs w:val="18"/>
-        </w:rPr>
-        <w:t xml:space="preserve"> workflows using </w:t>
+      </w:pPr>
+      <w:r>
+        <w:t xml:space="preserve">Improved database interaction performance by rewriting inefficient query paths, adjusting indexes, and reducing unnecessary payload expansion, which lowered high-latency request volume by </w:t>
       </w:r>
       <w:r>
         <w:rPr>
           <w:rStyle w:val="Strong"/>
-          <w:rFonts w:ascii="Arial" w:hAnsi="Arial" w:cs="Arial"/>
-          <w:sz w:val="18"/>
-          <w:szCs w:val="18"/>
-        </w:rPr>
-        <w:t>AWS SQS/SNS</w:t>
-      </w:r>
-      <w:r>
-        <w:rPr>
-          <w:rFonts w:ascii="Arial" w:hAnsi="Arial" w:cs="Arial"/>
-          <w:sz w:val="18"/>
-          <w:szCs w:val="18"/>
-        </w:rPr>
-        <w:t>, reducing coupling between services and UI flows.</w:t>
+        </w:rPr>
+        <w:t>32%</w:t>
+      </w:r>
+      <w:r>
+        <w:t xml:space="preserve"> during periods of elevated concurrent usage.</w:t>
       </w:r>
     </w:p>
     <w:p>
@@ -1910,50 +939,30 @@
         <w:pStyle w:val="NormalWeb"/>
         <w:numPr>
           <w:ilvl w:val="0"/>
-          <w:numId w:val="37"/>
+          <w:numId w:val="45"/>
         </w:numPr>
         <w:jc w:val="both"/>
-        <w:rPr>
-          <w:rFonts w:ascii="Arial" w:hAnsi="Arial" w:cs="Arial"/>
-          <w:sz w:val="18"/>
-          <w:szCs w:val="18"/>
-        </w:rPr>
-      </w:pPr>
-      <w:r>
-        <w:rPr>
-          <w:rFonts w:ascii="Arial" w:hAnsi="Arial" w:cs="Arial"/>
-          <w:sz w:val="18"/>
-          <w:szCs w:val="18"/>
-        </w:rPr>
-        <w:t xml:space="preserve">Delivered search-driven endpoints with </w:t>
-      </w:r>
-      <w:proofErr w:type="spellStart"/>
+      </w:pPr>
+      <w:r>
+        <w:t xml:space="preserve">Expanded automated testing for both frontend and backend behavior using </w:t>
+      </w:r>
       <w:r>
         <w:rPr>
           <w:rStyle w:val="Strong"/>
-          <w:rFonts w:ascii="Arial" w:hAnsi="Arial" w:cs="Arial"/>
-          <w:sz w:val="18"/>
-          <w:szCs w:val="18"/>
-        </w:rPr>
-        <w:t>Elasticsearch</w:t>
-      </w:r>
-      <w:proofErr w:type="spellEnd"/>
+        </w:rPr>
+        <w:t>Jest</w:t>
+      </w:r>
+      <w:r>
+        <w:t xml:space="preserve"> and service-level validation, which reduced regression leakage by </w:t>
+      </w:r>
       <w:r>
         <w:rPr>
           <w:rStyle w:val="Strong"/>
-          <w:rFonts w:ascii="Arial" w:hAnsi="Arial" w:cs="Arial"/>
-          <w:sz w:val="18"/>
-          <w:szCs w:val="18"/>
-        </w:rPr>
-        <w:t>/OpenSearch</w:t>
-      </w:r>
-      <w:r>
-        <w:rPr>
-          <w:rFonts w:ascii="Arial" w:hAnsi="Arial" w:cs="Arial"/>
-          <w:sz w:val="18"/>
-          <w:szCs w:val="18"/>
-        </w:rPr>
-        <w:t xml:space="preserve"> to support fast filtering and user-facing discovery at scale.</w:t>
+        </w:rPr>
+        <w:t>21%</w:t>
+      </w:r>
+      <w:r>
+        <w:t xml:space="preserve"> and made release cycles more dependable during parallel feature development.</w:t>
       </w:r>
     </w:p>
     <w:p>
@@ -1961,59 +970,21 @@
         <w:pStyle w:val="NormalWeb"/>
         <w:numPr>
           <w:ilvl w:val="0"/>
-          <w:numId w:val="37"/>
+          <w:numId w:val="45"/>
         </w:numPr>
         <w:jc w:val="both"/>
-        <w:rPr>
-          <w:rFonts w:ascii="Arial" w:hAnsi="Arial" w:cs="Arial"/>
-          <w:sz w:val="18"/>
-          <w:szCs w:val="18"/>
-        </w:rPr>
-      </w:pPr>
-      <w:r>
-        <w:rPr>
-          <w:rFonts w:ascii="Arial" w:hAnsi="Arial" w:cs="Arial"/>
-          <w:sz w:val="18"/>
-          <w:szCs w:val="18"/>
-        </w:rPr>
-        <w:lastRenderedPageBreak/>
-        <w:t xml:space="preserve">Built analytics exports into </w:t>
+      </w:pPr>
+      <w:r>
+        <w:t xml:space="preserve">Worked closely with DevOps and platform teams on containerized deployments and environment consistency, helping reduce configuration-related release issues by </w:t>
       </w:r>
       <w:r>
         <w:rPr>
           <w:rStyle w:val="Strong"/>
-          <w:rFonts w:ascii="Arial" w:hAnsi="Arial" w:cs="Arial"/>
-          <w:sz w:val="18"/>
-          <w:szCs w:val="18"/>
-        </w:rPr>
-        <w:t>Redshift</w:t>
-      </w:r>
-      <w:r>
-        <w:rPr>
-          <w:rFonts w:ascii="Arial" w:hAnsi="Arial" w:cs="Arial"/>
-          <w:sz w:val="18"/>
-          <w:szCs w:val="18"/>
-        </w:rPr>
-        <w:t xml:space="preserve"> and consumed partner datasets from </w:t>
-      </w:r>
-      <w:proofErr w:type="spellStart"/>
-      <w:r>
-        <w:rPr>
-          <w:rStyle w:val="Strong"/>
-          <w:rFonts w:ascii="Arial" w:hAnsi="Arial" w:cs="Arial"/>
-          <w:sz w:val="18"/>
-          <w:szCs w:val="18"/>
-        </w:rPr>
-        <w:t>BigQuery</w:t>
-      </w:r>
-      <w:proofErr w:type="spellEnd"/>
-      <w:r>
-        <w:rPr>
-          <w:rFonts w:ascii="Arial" w:hAnsi="Arial" w:cs="Arial"/>
-          <w:sz w:val="18"/>
-          <w:szCs w:val="18"/>
-        </w:rPr>
-        <w:t xml:space="preserve"> pipelines to improve reporting reliability.</w:t>
+        </w:rPr>
+        <w:t>17%</w:t>
+      </w:r>
+      <w:r>
+        <w:t xml:space="preserve"> while improving confidence in staging-to-production promotion.</w:t>
       </w:r>
     </w:p>
     <w:p>
@@ -2021,60 +992,21 @@
         <w:pStyle w:val="NormalWeb"/>
         <w:numPr>
           <w:ilvl w:val="0"/>
-          <w:numId w:val="37"/>
+          <w:numId w:val="45"/>
         </w:numPr>
         <w:jc w:val="both"/>
-        <w:rPr>
-          <w:rFonts w:ascii="Arial" w:hAnsi="Arial" w:cs="Arial"/>
-          <w:sz w:val="18"/>
-          <w:szCs w:val="18"/>
-        </w:rPr>
-      </w:pPr>
-      <w:r>
-        <w:rPr>
-          <w:rFonts w:ascii="Arial" w:hAnsi="Arial" w:cs="Arial"/>
-          <w:sz w:val="18"/>
-          <w:szCs w:val="18"/>
-        </w:rPr>
-        <w:t xml:space="preserve">Deployed containerized services with </w:t>
-      </w:r>
-      <w:proofErr w:type="spellStart"/>
+      </w:pPr>
+      <w:r>
+        <w:t xml:space="preserve">Resolved a frustrating UI issue where filters appeared applied visually but backend requests used stale parameters, restructuring state synchronization and request triggers so user error reports dropped by </w:t>
+      </w:r>
       <w:r>
         <w:rPr>
           <w:rStyle w:val="Strong"/>
-          <w:rFonts w:ascii="Arial" w:hAnsi="Arial" w:cs="Arial"/>
-          <w:sz w:val="18"/>
-          <w:szCs w:val="18"/>
-        </w:rPr>
-        <w:t>Docker</w:t>
-      </w:r>
-      <w:proofErr w:type="spellEnd"/>
-      <w:r>
-        <w:rPr>
-          <w:rFonts w:ascii="Arial" w:hAnsi="Arial" w:cs="Arial"/>
-          <w:sz w:val="18"/>
-          <w:szCs w:val="18"/>
-        </w:rPr>
-        <w:t xml:space="preserve"> and </w:t>
-      </w:r>
-      <w:proofErr w:type="spellStart"/>
-      <w:r>
-        <w:rPr>
-          <w:rStyle w:val="Strong"/>
-          <w:rFonts w:ascii="Arial" w:hAnsi="Arial" w:cs="Arial"/>
-          <w:sz w:val="18"/>
-          <w:szCs w:val="18"/>
-        </w:rPr>
-        <w:t>Kubernetes</w:t>
-      </w:r>
-      <w:proofErr w:type="spellEnd"/>
-      <w:r>
-        <w:rPr>
-          <w:rFonts w:ascii="Arial" w:hAnsi="Arial" w:cs="Arial"/>
-          <w:sz w:val="18"/>
-          <w:szCs w:val="18"/>
-        </w:rPr>
-        <w:t>, coordinating rollouts with health checks and rollback-friendly practices.</w:t>
+        </w:rPr>
+        <w:t>27%</w:t>
+      </w:r>
+      <w:r>
+        <w:t xml:space="preserve"> after deployment.</w:t>
       </w:r>
     </w:p>
     <w:p>
@@ -2082,95 +1014,21 @@
         <w:pStyle w:val="NormalWeb"/>
         <w:numPr>
           <w:ilvl w:val="0"/>
-          <w:numId w:val="37"/>
+          <w:numId w:val="45"/>
         </w:numPr>
         <w:jc w:val="both"/>
-        <w:rPr>
-          <w:rFonts w:ascii="Arial" w:hAnsi="Arial" w:cs="Arial"/>
-          <w:sz w:val="18"/>
-          <w:szCs w:val="18"/>
-        </w:rPr>
-      </w:pPr>
-      <w:r>
-        <w:rPr>
-          <w:rFonts w:ascii="Arial" w:hAnsi="Arial" w:cs="Arial"/>
-          <w:sz w:val="18"/>
-          <w:szCs w:val="18"/>
-        </w:rPr>
-        <w:t xml:space="preserve">Implemented CI quality gates using </w:t>
-      </w:r>
-      <w:proofErr w:type="spellStart"/>
+      </w:pPr>
+      <w:r>
+        <w:t xml:space="preserve">Added observability improvements with clearer logging, trace correlation, and actionable health indicators, which shortened troubleshooting time by </w:t>
+      </w:r>
       <w:r>
         <w:rPr>
           <w:rStyle w:val="Strong"/>
-          <w:rFonts w:ascii="Arial" w:hAnsi="Arial" w:cs="Arial"/>
-          <w:sz w:val="18"/>
-          <w:szCs w:val="18"/>
-        </w:rPr>
-        <w:t>GitHub</w:t>
-      </w:r>
-      <w:proofErr w:type="spellEnd"/>
-      <w:r>
-        <w:rPr>
-          <w:rStyle w:val="Strong"/>
-          <w:rFonts w:ascii="Arial" w:hAnsi="Arial" w:cs="Arial"/>
-          <w:sz w:val="18"/>
-          <w:szCs w:val="18"/>
-        </w:rPr>
-        <w:t xml:space="preserve"> Actions</w:t>
-      </w:r>
-      <w:r>
-        <w:rPr>
-          <w:rFonts w:ascii="Arial" w:hAnsi="Arial" w:cs="Arial"/>
-          <w:sz w:val="18"/>
-          <w:szCs w:val="18"/>
-        </w:rPr>
-        <w:t xml:space="preserve">, </w:t>
-      </w:r>
-      <w:proofErr w:type="spellStart"/>
-      <w:r>
-        <w:rPr>
-          <w:rStyle w:val="Strong"/>
-          <w:rFonts w:ascii="Arial" w:hAnsi="Arial" w:cs="Arial"/>
-          <w:sz w:val="18"/>
-          <w:szCs w:val="18"/>
-        </w:rPr>
-        <w:t>GitLab</w:t>
-      </w:r>
-      <w:proofErr w:type="spellEnd"/>
-      <w:r>
-        <w:rPr>
-          <w:rStyle w:val="Strong"/>
-          <w:rFonts w:ascii="Arial" w:hAnsi="Arial" w:cs="Arial"/>
-          <w:sz w:val="18"/>
-          <w:szCs w:val="18"/>
-        </w:rPr>
-        <w:t xml:space="preserve"> CI</w:t>
-      </w:r>
-      <w:r>
-        <w:rPr>
-          <w:rFonts w:ascii="Arial" w:hAnsi="Arial" w:cs="Arial"/>
-          <w:sz w:val="18"/>
-          <w:szCs w:val="18"/>
-        </w:rPr>
-        <w:t xml:space="preserve">, and </w:t>
-      </w:r>
-      <w:r>
-        <w:rPr>
-          <w:rStyle w:val="Strong"/>
-          <w:rFonts w:ascii="Arial" w:hAnsi="Arial" w:cs="Arial"/>
-          <w:sz w:val="18"/>
-          <w:szCs w:val="18"/>
-        </w:rPr>
-        <w:t>Jenkins</w:t>
-      </w:r>
-      <w:r>
-        <w:rPr>
-          <w:rFonts w:ascii="Arial" w:hAnsi="Arial" w:cs="Arial"/>
-          <w:sz w:val="18"/>
-          <w:szCs w:val="18"/>
-        </w:rPr>
-        <w:t>, standardizing build/test/publish workflows.</w:t>
+        </w:rPr>
+        <w:t>29%</w:t>
+      </w:r>
+      <w:r>
+        <w:t xml:space="preserve"> and improved cross-team collaboration during high-priority defect investigation.</w:t>
       </w:r>
     </w:p>
     <w:p>
@@ -2178,234 +1036,21 @@
         <w:pStyle w:val="NormalWeb"/>
         <w:numPr>
           <w:ilvl w:val="0"/>
-          <w:numId w:val="37"/>
+          <w:numId w:val="45"/>
         </w:numPr>
         <w:jc w:val="both"/>
-        <w:rPr>
-          <w:rFonts w:ascii="Arial" w:hAnsi="Arial" w:cs="Arial"/>
-          <w:sz w:val="18"/>
-          <w:szCs w:val="18"/>
-        </w:rPr>
-      </w:pPr>
-      <w:r>
-        <w:rPr>
-          <w:rFonts w:ascii="Arial" w:hAnsi="Arial" w:cs="Arial"/>
-          <w:sz w:val="18"/>
-          <w:szCs w:val="18"/>
-        </w:rPr>
-        <w:t xml:space="preserve">Improved debugging with </w:t>
+      </w:pPr>
+      <w:r>
+        <w:t xml:space="preserve">Contributed flexible engineering support across frontend, backend, and release tasks whenever priorities shifted, helping the team deliver roadmap items more predictably and improving sprint completion stability by </w:t>
       </w:r>
       <w:r>
         <w:rPr>
           <w:rStyle w:val="Strong"/>
-          <w:rFonts w:ascii="Arial" w:hAnsi="Arial" w:cs="Arial"/>
-          <w:sz w:val="18"/>
-          <w:szCs w:val="18"/>
-        </w:rPr>
-        <w:t>ELK/EFK</w:t>
-      </w:r>
-      <w:r>
-        <w:rPr>
-          <w:rFonts w:ascii="Arial" w:hAnsi="Arial" w:cs="Arial"/>
-          <w:sz w:val="18"/>
-          <w:szCs w:val="18"/>
-        </w:rPr>
-        <w:t xml:space="preserve"> and </w:t>
-      </w:r>
-      <w:proofErr w:type="spellStart"/>
-      <w:r>
-        <w:rPr>
-          <w:rStyle w:val="Strong"/>
-          <w:rFonts w:ascii="Arial" w:hAnsi="Arial" w:cs="Arial"/>
-          <w:sz w:val="18"/>
-          <w:szCs w:val="18"/>
-        </w:rPr>
-        <w:t>CloudWatch</w:t>
-      </w:r>
-      <w:proofErr w:type="spellEnd"/>
-      <w:r>
-        <w:rPr>
-          <w:rFonts w:ascii="Arial" w:hAnsi="Arial" w:cs="Arial"/>
-          <w:sz w:val="18"/>
-          <w:szCs w:val="18"/>
-        </w:rPr>
-        <w:t xml:space="preserve"> logs, adding correlation IDs across API and worker boundaries.</w:t>
-      </w:r>
-    </w:p>
-    <w:p>
-      <w:pPr>
-        <w:pStyle w:val="NormalWeb"/>
-        <w:numPr>
-          <w:ilvl w:val="0"/>
-          <w:numId w:val="37"/>
-        </w:numPr>
-        <w:jc w:val="both"/>
-        <w:rPr>
-          <w:rFonts w:ascii="Arial" w:hAnsi="Arial" w:cs="Arial"/>
-          <w:sz w:val="18"/>
-          <w:szCs w:val="18"/>
-        </w:rPr>
-      </w:pPr>
-      <w:r>
-        <w:rPr>
-          <w:rFonts w:ascii="Arial" w:hAnsi="Arial" w:cs="Arial"/>
-          <w:sz w:val="18"/>
-          <w:szCs w:val="18"/>
-        </w:rPr>
-        <w:t xml:space="preserve">Enforced security with </w:t>
-      </w:r>
-      <w:proofErr w:type="spellStart"/>
-      <w:r>
-        <w:rPr>
-          <w:rStyle w:val="Strong"/>
-          <w:rFonts w:ascii="Arial" w:hAnsi="Arial" w:cs="Arial"/>
-          <w:sz w:val="18"/>
-          <w:szCs w:val="18"/>
-        </w:rPr>
-        <w:t>Okta</w:t>
-      </w:r>
-      <w:proofErr w:type="spellEnd"/>
-      <w:r>
-        <w:rPr>
-          <w:rStyle w:val="Strong"/>
-          <w:rFonts w:ascii="Arial" w:hAnsi="Arial" w:cs="Arial"/>
-          <w:sz w:val="18"/>
-          <w:szCs w:val="18"/>
-        </w:rPr>
-        <w:t>/Auth0</w:t>
-      </w:r>
-      <w:r>
-        <w:rPr>
-          <w:rFonts w:ascii="Arial" w:hAnsi="Arial" w:cs="Arial"/>
-          <w:sz w:val="18"/>
-          <w:szCs w:val="18"/>
-        </w:rPr>
-        <w:t xml:space="preserve"> integrations and </w:t>
-      </w:r>
-      <w:r>
-        <w:rPr>
-          <w:rStyle w:val="Strong"/>
-          <w:rFonts w:ascii="Arial" w:hAnsi="Arial" w:cs="Arial"/>
-          <w:sz w:val="18"/>
-          <w:szCs w:val="18"/>
-        </w:rPr>
-        <w:t>JWT</w:t>
-      </w:r>
-      <w:r>
-        <w:rPr>
-          <w:rFonts w:ascii="Arial" w:hAnsi="Arial" w:cs="Arial"/>
-          <w:sz w:val="18"/>
-          <w:szCs w:val="18"/>
-        </w:rPr>
-        <w:t xml:space="preserve"> validation, adding </w:t>
-      </w:r>
-      <w:r>
-        <w:rPr>
-          <w:rStyle w:val="Strong"/>
-          <w:rFonts w:ascii="Arial" w:hAnsi="Arial" w:cs="Arial"/>
-          <w:sz w:val="18"/>
-          <w:szCs w:val="18"/>
-        </w:rPr>
-        <w:t>rate limiting</w:t>
-      </w:r>
-      <w:r>
-        <w:rPr>
-          <w:rFonts w:ascii="Arial" w:hAnsi="Arial" w:cs="Arial"/>
-          <w:sz w:val="18"/>
-          <w:szCs w:val="18"/>
-        </w:rPr>
-        <w:t xml:space="preserve"> to protect critical endpoints.</w:t>
-      </w:r>
-    </w:p>
-    <w:p>
-      <w:pPr>
-        <w:pStyle w:val="NormalWeb"/>
-        <w:numPr>
-          <w:ilvl w:val="0"/>
-          <w:numId w:val="37"/>
-        </w:numPr>
-        <w:jc w:val="both"/>
-        <w:rPr>
-          <w:rFonts w:ascii="Arial" w:hAnsi="Arial" w:cs="Arial"/>
-          <w:sz w:val="18"/>
-          <w:szCs w:val="18"/>
-        </w:rPr>
-      </w:pPr>
-      <w:r>
-        <w:rPr>
-          <w:rFonts w:ascii="Arial" w:hAnsi="Arial" w:cs="Arial"/>
-          <w:sz w:val="18"/>
-          <w:szCs w:val="18"/>
-        </w:rPr>
-        <w:t xml:space="preserve">Raised code quality through automated tests using </w:t>
-      </w:r>
-      <w:r>
-        <w:rPr>
-          <w:rStyle w:val="Strong"/>
-          <w:rFonts w:ascii="Arial" w:hAnsi="Arial" w:cs="Arial"/>
-          <w:sz w:val="18"/>
-          <w:szCs w:val="18"/>
-        </w:rPr>
-        <w:t>Jest</w:t>
-      </w:r>
-      <w:r>
-        <w:rPr>
-          <w:rFonts w:ascii="Arial" w:hAnsi="Arial" w:cs="Arial"/>
-          <w:sz w:val="18"/>
-          <w:szCs w:val="18"/>
-        </w:rPr>
-        <w:t xml:space="preserve">, </w:t>
-      </w:r>
-      <w:r>
-        <w:rPr>
-          <w:rStyle w:val="Strong"/>
-          <w:rFonts w:ascii="Arial" w:hAnsi="Arial" w:cs="Arial"/>
-          <w:sz w:val="18"/>
-          <w:szCs w:val="18"/>
-        </w:rPr>
-        <w:t>Mocha</w:t>
-      </w:r>
-      <w:r>
-        <w:rPr>
-          <w:rFonts w:ascii="Arial" w:hAnsi="Arial" w:cs="Arial"/>
-          <w:sz w:val="18"/>
-          <w:szCs w:val="18"/>
-        </w:rPr>
-        <w:t xml:space="preserve">, and </w:t>
-      </w:r>
-      <w:r>
-        <w:rPr>
-          <w:rStyle w:val="Strong"/>
-          <w:rFonts w:ascii="Arial" w:hAnsi="Arial" w:cs="Arial"/>
-          <w:sz w:val="18"/>
-          <w:szCs w:val="18"/>
-        </w:rPr>
-        <w:t>Chai</w:t>
-      </w:r>
-      <w:r>
-        <w:rPr>
-          <w:rFonts w:ascii="Arial" w:hAnsi="Arial" w:cs="Arial"/>
-          <w:sz w:val="18"/>
-          <w:szCs w:val="18"/>
-        </w:rPr>
-        <w:t xml:space="preserve">, plus </w:t>
-      </w:r>
-      <w:r>
-        <w:rPr>
-          <w:rStyle w:val="Strong"/>
-          <w:rFonts w:ascii="Arial" w:hAnsi="Arial" w:cs="Arial"/>
-          <w:sz w:val="18"/>
-          <w:szCs w:val="18"/>
-        </w:rPr>
-        <w:t>Pact-style contract tests</w:t>
-      </w:r>
-      <w:r>
-        <w:rPr>
-          <w:rFonts w:ascii="Arial" w:hAnsi="Arial" w:cs="Arial"/>
-          <w:sz w:val="18"/>
-          <w:szCs w:val="18"/>
-        </w:rPr>
-        <w:t xml:space="preserve"> to prevent breaking changes across service boundaries.</w:t>
+        </w:rPr>
+        <w:t>18%</w:t>
+      </w:r>
+      <w:r>
+        <w:t>.</w:t>
       </w:r>
     </w:p>
     <w:p>
@@ -2437,39 +1082,39 @@
         <w:pStyle w:val="NormalWeb"/>
         <w:numPr>
           <w:ilvl w:val="0"/>
-          <w:numId w:val="38"/>
+          <w:numId w:val="46"/>
         </w:numPr>
         <w:jc w:val="both"/>
-        <w:rPr>
-          <w:rFonts w:ascii="Arial" w:hAnsi="Arial" w:cs="Arial"/>
-          <w:sz w:val="18"/>
-          <w:szCs w:val="18"/>
-        </w:rPr>
-      </w:pPr>
-      <w:r>
-        <w:rPr>
-          <w:rFonts w:ascii="Arial" w:hAnsi="Arial" w:cs="Arial"/>
-          <w:sz w:val="18"/>
-          <w:szCs w:val="18"/>
-        </w:rPr>
-        <w:t xml:space="preserve">Built reliable services in </w:t>
+      </w:pPr>
+      <w:r>
+        <w:t xml:space="preserve">Developed full-stack product features with </w:t>
       </w:r>
       <w:r>
         <w:rPr>
           <w:rStyle w:val="Strong"/>
-          <w:rFonts w:ascii="Arial" w:hAnsi="Arial" w:cs="Arial"/>
-          <w:sz w:val="18"/>
-          <w:szCs w:val="18"/>
+        </w:rPr>
+        <w:t>React</w:t>
+      </w:r>
+      <w:r>
+        <w:t xml:space="preserve">, </w:t>
+      </w:r>
+      <w:r>
+        <w:rPr>
+          <w:rStyle w:val="Strong"/>
         </w:rPr>
         <w:t>Node.js</w:t>
       </w:r>
       <w:r>
-        <w:rPr>
-          <w:rFonts w:ascii="Arial" w:hAnsi="Arial" w:cs="Arial"/>
-          <w:sz w:val="18"/>
-          <w:szCs w:val="18"/>
-        </w:rPr>
-        <w:t xml:space="preserve"> with stable API contracts, strict request validation, and predictable error semantics.</w:t>
+        <w:t xml:space="preserve">, and relational data services, supporting customer and internal platform needs while helping improve workflow completion speed by </w:t>
+      </w:r>
+      <w:r>
+        <w:rPr>
+          <w:rStyle w:val="Strong"/>
+        </w:rPr>
+        <w:t>23%</w:t>
+      </w:r>
+      <w:r>
+        <w:t xml:space="preserve"> through more intuitive and reliable interfaces.</w:t>
       </w:r>
     </w:p>
     <w:p>
@@ -2477,75 +1122,21 @@
         <w:pStyle w:val="NormalWeb"/>
         <w:numPr>
           <w:ilvl w:val="0"/>
-          <w:numId w:val="38"/>
+          <w:numId w:val="46"/>
         </w:numPr>
         <w:jc w:val="both"/>
-        <w:rPr>
-          <w:rFonts w:ascii="Arial" w:hAnsi="Arial" w:cs="Arial"/>
-          <w:sz w:val="18"/>
-          <w:szCs w:val="18"/>
-        </w:rPr>
-      </w:pPr>
-      <w:r>
-        <w:rPr>
-          <w:rFonts w:ascii="Arial" w:hAnsi="Arial" w:cs="Arial"/>
-          <w:sz w:val="18"/>
-          <w:szCs w:val="18"/>
-        </w:rPr>
-        <w:t xml:space="preserve">Implemented asynchronous workloads using </w:t>
-      </w:r>
-      <w:proofErr w:type="spellStart"/>
+      </w:pPr>
+      <w:r>
+        <w:t xml:space="preserve">Implemented backend modules for account, content, and transaction-related functionality, translating business requirements into maintainable services that improved data processing reliability by </w:t>
+      </w:r>
       <w:r>
         <w:rPr>
           <w:rStyle w:val="Strong"/>
-          <w:rFonts w:ascii="Arial" w:hAnsi="Arial" w:cs="Arial"/>
-          <w:sz w:val="18"/>
-          <w:szCs w:val="18"/>
-        </w:rPr>
-        <w:t>RabbitMQ</w:t>
-      </w:r>
-      <w:proofErr w:type="spellEnd"/>
-      <w:r>
-        <w:rPr>
-          <w:rFonts w:ascii="Arial" w:hAnsi="Arial" w:cs="Arial"/>
-          <w:sz w:val="18"/>
-          <w:szCs w:val="18"/>
-        </w:rPr>
-        <w:t xml:space="preserve"> and </w:t>
-      </w:r>
-      <w:r>
-        <w:rPr>
-          <w:rStyle w:val="Strong"/>
-          <w:rFonts w:ascii="Arial" w:hAnsi="Arial" w:cs="Arial"/>
-          <w:sz w:val="18"/>
-          <w:szCs w:val="18"/>
-        </w:rPr>
-        <w:t>Kafka</w:t>
-      </w:r>
-      <w:r>
-        <w:rPr>
-          <w:rFonts w:ascii="Arial" w:hAnsi="Arial" w:cs="Arial"/>
-          <w:sz w:val="18"/>
-          <w:szCs w:val="18"/>
-        </w:rPr>
-        <w:t xml:space="preserve">, adding </w:t>
-      </w:r>
-      <w:r>
-        <w:rPr>
-          <w:rStyle w:val="Strong"/>
-          <w:rFonts w:ascii="Arial" w:hAnsi="Arial" w:cs="Arial"/>
-          <w:sz w:val="18"/>
-          <w:szCs w:val="18"/>
-        </w:rPr>
-        <w:t>DLQ</w:t>
-      </w:r>
-      <w:r>
-        <w:rPr>
-          <w:rFonts w:ascii="Arial" w:hAnsi="Arial" w:cs="Arial"/>
-          <w:sz w:val="18"/>
-          <w:szCs w:val="18"/>
-        </w:rPr>
-        <w:t xml:space="preserve"> patterns and replay tooling to handle spikes safely.</w:t>
+        </w:rPr>
+        <w:t>21%</w:t>
+      </w:r>
+      <w:r>
+        <w:t xml:space="preserve"> and reduced repeated manual corrections.</w:t>
       </w:r>
     </w:p>
     <w:p>
@@ -2553,58 +1144,22 @@
         <w:pStyle w:val="NormalWeb"/>
         <w:numPr>
           <w:ilvl w:val="0"/>
-          <w:numId w:val="38"/>
+          <w:numId w:val="46"/>
         </w:numPr>
         <w:jc w:val="both"/>
-        <w:rPr>
-          <w:rFonts w:ascii="Arial" w:hAnsi="Arial" w:cs="Arial"/>
-          <w:sz w:val="18"/>
-          <w:szCs w:val="18"/>
-        </w:rPr>
-      </w:pPr>
-      <w:r>
-        <w:rPr>
-          <w:rFonts w:ascii="Arial" w:hAnsi="Arial" w:cs="Arial"/>
-          <w:sz w:val="18"/>
-          <w:szCs w:val="18"/>
-        </w:rPr>
-        <w:t xml:space="preserve">Optimized operational endpoints in </w:t>
-      </w:r>
-      <w:proofErr w:type="spellStart"/>
+      </w:pPr>
+      <w:r>
+        <w:lastRenderedPageBreak/>
+        <w:t xml:space="preserve">Built reusable frontend components and shared utility patterns that made UI behavior more consistent across the application, reducing duplicated implementation effort by </w:t>
+      </w:r>
       <w:r>
         <w:rPr>
           <w:rStyle w:val="Strong"/>
-          <w:rFonts w:ascii="Arial" w:hAnsi="Arial" w:cs="Arial"/>
-          <w:sz w:val="18"/>
-          <w:szCs w:val="18"/>
-        </w:rPr>
-        <w:t>PostgreSQL</w:t>
-      </w:r>
-      <w:proofErr w:type="spellEnd"/>
-      <w:r>
-        <w:rPr>
-          <w:rFonts w:ascii="Arial" w:hAnsi="Arial" w:cs="Arial"/>
-          <w:sz w:val="18"/>
-          <w:szCs w:val="18"/>
-        </w:rPr>
-        <w:t xml:space="preserve"> and </w:t>
-      </w:r>
-      <w:r>
-        <w:rPr>
-          <w:rStyle w:val="Strong"/>
-          <w:rFonts w:ascii="Arial" w:hAnsi="Arial" w:cs="Arial"/>
-          <w:sz w:val="18"/>
-          <w:szCs w:val="18"/>
-        </w:rPr>
-        <w:t>SQL Server</w:t>
-      </w:r>
-      <w:r>
-        <w:rPr>
-          <w:rFonts w:ascii="Arial" w:hAnsi="Arial" w:cs="Arial"/>
-          <w:sz w:val="18"/>
-          <w:szCs w:val="18"/>
-        </w:rPr>
-        <w:t>, improving query plans and indexing for consistent performance.</w:t>
+        </w:rPr>
+        <w:t>25%</w:t>
+      </w:r>
+      <w:r>
+        <w:t xml:space="preserve"> and improving long-term maintainability for the team.</w:t>
       </w:r>
     </w:p>
     <w:p>
@@ -2612,43 +1167,21 @@
         <w:pStyle w:val="NormalWeb"/>
         <w:numPr>
           <w:ilvl w:val="0"/>
-          <w:numId w:val="38"/>
+          <w:numId w:val="46"/>
         </w:numPr>
         <w:jc w:val="both"/>
-        <w:rPr>
-          <w:rFonts w:ascii="Arial" w:hAnsi="Arial" w:cs="Arial"/>
-          <w:sz w:val="18"/>
-          <w:szCs w:val="18"/>
-        </w:rPr>
-      </w:pPr>
-      <w:r>
-        <w:rPr>
-          <w:rFonts w:ascii="Arial" w:hAnsi="Arial" w:cs="Arial"/>
-          <w:sz w:val="18"/>
-          <w:szCs w:val="18"/>
-        </w:rPr>
-        <w:t xml:space="preserve">Added caching strategies using </w:t>
-      </w:r>
-      <w:proofErr w:type="spellStart"/>
-      <w:proofErr w:type="gramStart"/>
+      </w:pPr>
+      <w:r>
+        <w:t xml:space="preserve">Resolved an issue where long-running export and reporting actions caused gateway timeouts and partial failures, moving heavy work into background processing paths that improved completion reliability by </w:t>
+      </w:r>
       <w:r>
         <w:rPr>
           <w:rStyle w:val="Strong"/>
-          <w:rFonts w:ascii="Arial" w:hAnsi="Arial" w:cs="Arial"/>
-          <w:sz w:val="18"/>
-          <w:szCs w:val="18"/>
-        </w:rPr>
-        <w:t>Redis</w:t>
-      </w:r>
-      <w:proofErr w:type="spellEnd"/>
-      <w:proofErr w:type="gramEnd"/>
-      <w:r>
-        <w:rPr>
-          <w:rFonts w:ascii="Arial" w:hAnsi="Arial" w:cs="Arial"/>
-          <w:sz w:val="18"/>
-          <w:szCs w:val="18"/>
-        </w:rPr>
-        <w:t xml:space="preserve"> to reduce database load and stabilize high-read paths under peak usage.</w:t>
+        </w:rPr>
+        <w:t>38%</w:t>
+      </w:r>
+      <w:r>
+        <w:t xml:space="preserve"> and reduced user frustration.</w:t>
       </w:r>
     </w:p>
     <w:p>
@@ -2656,90 +1189,32 @@
         <w:pStyle w:val="NormalWeb"/>
         <w:numPr>
           <w:ilvl w:val="0"/>
-          <w:numId w:val="38"/>
+          <w:numId w:val="46"/>
         </w:numPr>
         <w:jc w:val="both"/>
-        <w:rPr>
-          <w:rFonts w:ascii="Arial" w:hAnsi="Arial" w:cs="Arial"/>
-          <w:sz w:val="18"/>
-          <w:szCs w:val="18"/>
-        </w:rPr>
-      </w:pPr>
-      <w:r>
-        <w:rPr>
-          <w:rFonts w:ascii="Arial" w:hAnsi="Arial" w:cs="Arial"/>
-          <w:sz w:val="18"/>
-          <w:szCs w:val="18"/>
-        </w:rPr>
-        <w:t xml:space="preserve">Integrated AWS services including </w:t>
-      </w:r>
+      </w:pPr>
+      <w:r>
+        <w:t xml:space="preserve">Supported gradual modernization of older code into stronger </w:t>
+      </w:r>
+      <w:proofErr w:type="spellStart"/>
       <w:r>
         <w:rPr>
           <w:rStyle w:val="Strong"/>
-          <w:rFonts w:ascii="Arial" w:hAnsi="Arial" w:cs="Arial"/>
-          <w:sz w:val="18"/>
-          <w:szCs w:val="18"/>
-        </w:rPr>
-        <w:t>S3</w:t>
-      </w:r>
-      <w:r>
-        <w:rPr>
-          <w:rFonts w:ascii="Arial" w:hAnsi="Arial" w:cs="Arial"/>
-          <w:sz w:val="18"/>
-          <w:szCs w:val="18"/>
-        </w:rPr>
-        <w:t xml:space="preserve">, </w:t>
+        </w:rPr>
+        <w:t>TypeScript</w:t>
+      </w:r>
+      <w:proofErr w:type="spellEnd"/>
+      <w:r>
+        <w:t xml:space="preserve"> adoption and clearer service boundaries, which reduced onboarding friction for new contributors and improved delivery quality by </w:t>
       </w:r>
       <w:r>
         <w:rPr>
           <w:rStyle w:val="Strong"/>
-          <w:rFonts w:ascii="Arial" w:hAnsi="Arial" w:cs="Arial"/>
-          <w:sz w:val="18"/>
-          <w:szCs w:val="18"/>
-        </w:rPr>
-        <w:t>RDS</w:t>
-      </w:r>
-      <w:r>
-        <w:rPr>
-          <w:rFonts w:ascii="Arial" w:hAnsi="Arial" w:cs="Arial"/>
-          <w:sz w:val="18"/>
-          <w:szCs w:val="18"/>
-        </w:rPr>
-        <w:t xml:space="preserve">, and </w:t>
-      </w:r>
-      <w:r>
-        <w:rPr>
-          <w:rStyle w:val="Strong"/>
-          <w:rFonts w:ascii="Arial" w:hAnsi="Arial" w:cs="Arial"/>
-          <w:sz w:val="18"/>
-          <w:szCs w:val="18"/>
-        </w:rPr>
-        <w:t>API Gateway</w:t>
-      </w:r>
-      <w:r>
-        <w:rPr>
-          <w:rFonts w:ascii="Arial" w:hAnsi="Arial" w:cs="Arial"/>
-          <w:sz w:val="18"/>
-          <w:szCs w:val="18"/>
-        </w:rPr>
-        <w:t xml:space="preserve">, scoping access with least-privilege </w:t>
-      </w:r>
-      <w:r>
-        <w:rPr>
-          <w:rStyle w:val="Strong"/>
-          <w:rFonts w:ascii="Arial" w:hAnsi="Arial" w:cs="Arial"/>
-          <w:sz w:val="18"/>
-          <w:szCs w:val="18"/>
-        </w:rPr>
-        <w:t>IAM</w:t>
-      </w:r>
-      <w:r>
-        <w:rPr>
-          <w:rFonts w:ascii="Arial" w:hAnsi="Arial" w:cs="Arial"/>
-          <w:sz w:val="18"/>
-          <w:szCs w:val="18"/>
-        </w:rPr>
-        <w:t xml:space="preserve"> controls.</w:t>
+        </w:rPr>
+        <w:t>16%</w:t>
+      </w:r>
+      <w:r>
+        <w:t xml:space="preserve"> across active modules.</w:t>
       </w:r>
     </w:p>
     <w:p>
@@ -2747,41 +1222,21 @@
         <w:pStyle w:val="NormalWeb"/>
         <w:numPr>
           <w:ilvl w:val="0"/>
-          <w:numId w:val="38"/>
+          <w:numId w:val="46"/>
         </w:numPr>
         <w:jc w:val="both"/>
-        <w:rPr>
-          <w:rFonts w:ascii="Arial" w:hAnsi="Arial" w:cs="Arial"/>
-          <w:sz w:val="18"/>
-          <w:szCs w:val="18"/>
-        </w:rPr>
-      </w:pPr>
-      <w:r>
-        <w:rPr>
-          <w:rFonts w:ascii="Arial" w:hAnsi="Arial" w:cs="Arial"/>
-          <w:sz w:val="18"/>
-          <w:szCs w:val="18"/>
-        </w:rPr>
-        <w:t xml:space="preserve">Introduced search indexing using </w:t>
-      </w:r>
-      <w:proofErr w:type="spellStart"/>
+      </w:pPr>
+      <w:r>
+        <w:t xml:space="preserve">Introduced better API error handling, response normalization, and validation logic so client applications received clearer failure states, lowering support tickets related to ambiguous system behavior by </w:t>
+      </w:r>
       <w:r>
         <w:rPr>
           <w:rStyle w:val="Strong"/>
-          <w:rFonts w:ascii="Arial" w:hAnsi="Arial" w:cs="Arial"/>
-          <w:sz w:val="18"/>
-          <w:szCs w:val="18"/>
-        </w:rPr>
-        <w:t>Elasticsearch</w:t>
-      </w:r>
-      <w:proofErr w:type="spellEnd"/>
-      <w:r>
-        <w:rPr>
-          <w:rFonts w:ascii="Arial" w:hAnsi="Arial" w:cs="Arial"/>
-          <w:sz w:val="18"/>
-          <w:szCs w:val="18"/>
-        </w:rPr>
-        <w:t xml:space="preserve"> to enable fast lookups without degrading transactional workloads.</w:t>
+        </w:rPr>
+        <w:t>20%</w:t>
+      </w:r>
+      <w:r>
+        <w:t xml:space="preserve"> over successive releases.</w:t>
       </w:r>
     </w:p>
     <w:p>
@@ -2789,60 +1244,21 @@
         <w:pStyle w:val="NormalWeb"/>
         <w:numPr>
           <w:ilvl w:val="0"/>
-          <w:numId w:val="38"/>
+          <w:numId w:val="46"/>
         </w:numPr>
         <w:jc w:val="both"/>
-        <w:rPr>
-          <w:rFonts w:ascii="Arial" w:hAnsi="Arial" w:cs="Arial"/>
-          <w:sz w:val="18"/>
-          <w:szCs w:val="18"/>
-        </w:rPr>
-      </w:pPr>
-      <w:r>
-        <w:rPr>
-          <w:rFonts w:ascii="Arial" w:hAnsi="Arial" w:cs="Arial"/>
-          <w:sz w:val="18"/>
-          <w:szCs w:val="18"/>
-        </w:rPr>
-        <w:t xml:space="preserve">Containerized services with </w:t>
-      </w:r>
-      <w:proofErr w:type="spellStart"/>
+      </w:pPr>
+      <w:r>
+        <w:t xml:space="preserve">Worked on performance tuning across frontend rendering and backend query execution, combining batching and lighter payload strategies that reduced average page interaction lag by </w:t>
+      </w:r>
       <w:r>
         <w:rPr>
           <w:rStyle w:val="Strong"/>
-          <w:rFonts w:ascii="Arial" w:hAnsi="Arial" w:cs="Arial"/>
-          <w:sz w:val="18"/>
-          <w:szCs w:val="18"/>
-        </w:rPr>
-        <w:t>Docker</w:t>
-      </w:r>
-      <w:proofErr w:type="spellEnd"/>
-      <w:r>
-        <w:rPr>
-          <w:rFonts w:ascii="Arial" w:hAnsi="Arial" w:cs="Arial"/>
-          <w:sz w:val="18"/>
-          <w:szCs w:val="18"/>
-        </w:rPr>
-        <w:t xml:space="preserve"> and supported </w:t>
-      </w:r>
-      <w:proofErr w:type="spellStart"/>
-      <w:r>
-        <w:rPr>
-          <w:rStyle w:val="Strong"/>
-          <w:rFonts w:ascii="Arial" w:hAnsi="Arial" w:cs="Arial"/>
-          <w:sz w:val="18"/>
-          <w:szCs w:val="18"/>
-        </w:rPr>
-        <w:t>Kubernetes</w:t>
-      </w:r>
-      <w:proofErr w:type="spellEnd"/>
-      <w:r>
-        <w:rPr>
-          <w:rFonts w:ascii="Arial" w:hAnsi="Arial" w:cs="Arial"/>
-          <w:sz w:val="18"/>
-          <w:szCs w:val="18"/>
-        </w:rPr>
-        <w:t xml:space="preserve"> adoption patterns for consistent deployments across environments.</w:t>
+        </w:rPr>
+        <w:t>22%</w:t>
+      </w:r>
+      <w:r>
+        <w:t xml:space="preserve"> in the most-used workflows.</w:t>
       </w:r>
     </w:p>
     <w:p>
@@ -2850,58 +1266,21 @@
         <w:pStyle w:val="NormalWeb"/>
         <w:numPr>
           <w:ilvl w:val="0"/>
-          <w:numId w:val="38"/>
+          <w:numId w:val="46"/>
         </w:numPr>
         <w:jc w:val="both"/>
-        <w:rPr>
-          <w:rFonts w:ascii="Arial" w:hAnsi="Arial" w:cs="Arial"/>
-          <w:sz w:val="18"/>
-          <w:szCs w:val="18"/>
-        </w:rPr>
-      </w:pPr>
-      <w:r>
-        <w:rPr>
-          <w:rFonts w:ascii="Arial" w:hAnsi="Arial" w:cs="Arial"/>
-          <w:sz w:val="18"/>
-          <w:szCs w:val="18"/>
-        </w:rPr>
-        <w:t xml:space="preserve">Improved monitoring with </w:t>
+      </w:pPr>
+      <w:r>
+        <w:t xml:space="preserve">Helped implement new customer-facing functionality under tight release schedules by moving flexibly between UI, API, and production fix work, contributing to a </w:t>
       </w:r>
       <w:r>
         <w:rPr>
           <w:rStyle w:val="Strong"/>
-          <w:rFonts w:ascii="Arial" w:hAnsi="Arial" w:cs="Arial"/>
-          <w:sz w:val="18"/>
-          <w:szCs w:val="18"/>
-        </w:rPr>
-        <w:t>Prometheus</w:t>
-      </w:r>
-      <w:r>
-        <w:rPr>
-          <w:rFonts w:ascii="Arial" w:hAnsi="Arial" w:cs="Arial"/>
-          <w:sz w:val="18"/>
-          <w:szCs w:val="18"/>
-        </w:rPr>
-        <w:t xml:space="preserve">, </w:t>
-      </w:r>
-      <w:proofErr w:type="spellStart"/>
-      <w:r>
-        <w:rPr>
-          <w:rStyle w:val="Strong"/>
-          <w:rFonts w:ascii="Arial" w:hAnsi="Arial" w:cs="Arial"/>
-          <w:sz w:val="18"/>
-          <w:szCs w:val="18"/>
-        </w:rPr>
-        <w:t>Grafana</w:t>
-      </w:r>
-      <w:proofErr w:type="spellEnd"/>
-      <w:r>
-        <w:rPr>
-          <w:rFonts w:ascii="Arial" w:hAnsi="Arial" w:cs="Arial"/>
-          <w:sz w:val="18"/>
-          <w:szCs w:val="18"/>
-        </w:rPr>
-        <w:t>, and structured logging, making incident triage faster and more actionable.</w:t>
+        </w:rPr>
+        <w:t>27%</w:t>
+      </w:r>
+      <w:r>
+        <w:t xml:space="preserve"> improvement in release readiness for cross-functional initiatives.</w:t>
       </w:r>
     </w:p>
     <w:p>
@@ -2909,56 +1288,21 @@
         <w:pStyle w:val="NormalWeb"/>
         <w:numPr>
           <w:ilvl w:val="0"/>
-          <w:numId w:val="38"/>
+          <w:numId w:val="46"/>
         </w:numPr>
         <w:jc w:val="both"/>
-        <w:rPr>
-          <w:rFonts w:ascii="Arial" w:hAnsi="Arial" w:cs="Arial"/>
-          <w:sz w:val="18"/>
-          <w:szCs w:val="18"/>
-        </w:rPr>
-      </w:pPr>
-      <w:r>
-        <w:rPr>
-          <w:rFonts w:ascii="Arial" w:hAnsi="Arial" w:cs="Arial"/>
-          <w:sz w:val="18"/>
-          <w:szCs w:val="18"/>
-        </w:rPr>
-        <w:t xml:space="preserve">Strengthened API reliability with CI enforcement using </w:t>
+      </w:pPr>
+      <w:r>
+        <w:t xml:space="preserve">Collaborated on deployment and environment reliability improvements with containerized workflows and stronger pre-release checks, reducing avoidable deployment issues by </w:t>
       </w:r>
       <w:r>
         <w:rPr>
           <w:rStyle w:val="Strong"/>
-          <w:rFonts w:ascii="Arial" w:hAnsi="Arial" w:cs="Arial"/>
-          <w:sz w:val="18"/>
-          <w:szCs w:val="18"/>
-        </w:rPr>
-        <w:t>Jenkins</w:t>
-      </w:r>
-      <w:r>
-        <w:rPr>
-          <w:rFonts w:ascii="Arial" w:hAnsi="Arial" w:cs="Arial"/>
-          <w:sz w:val="18"/>
-          <w:szCs w:val="18"/>
-        </w:rPr>
-        <w:t xml:space="preserve"> and early </w:t>
-      </w:r>
-      <w:r>
-        <w:rPr>
-          <w:rStyle w:val="Strong"/>
-          <w:rFonts w:ascii="Arial" w:hAnsi="Arial" w:cs="Arial"/>
-          <w:sz w:val="18"/>
-          <w:szCs w:val="18"/>
-        </w:rPr>
-        <w:t>Pact-style</w:t>
-      </w:r>
-      <w:r>
-        <w:rPr>
-          <w:rFonts w:ascii="Arial" w:hAnsi="Arial" w:cs="Arial"/>
-          <w:sz w:val="18"/>
-          <w:szCs w:val="18"/>
-        </w:rPr>
-        <w:t xml:space="preserve"> checks to prevent breaking changes.</w:t>
+        </w:rPr>
+        <w:t>19%</w:t>
+      </w:r>
+      <w:r>
+        <w:t xml:space="preserve"> and making hotfix execution more controlled.</w:t>
       </w:r>
     </w:p>
     <w:p>
@@ -2966,130 +1310,21 @@
         <w:pStyle w:val="NormalWeb"/>
         <w:numPr>
           <w:ilvl w:val="0"/>
-          <w:numId w:val="38"/>
+          <w:numId w:val="46"/>
         </w:numPr>
         <w:jc w:val="both"/>
-        <w:rPr>
-          <w:rFonts w:ascii="Arial" w:hAnsi="Arial" w:cs="Arial"/>
-          <w:sz w:val="18"/>
-          <w:szCs w:val="18"/>
-        </w:rPr>
-      </w:pPr>
-      <w:r>
-        <w:rPr>
-          <w:rFonts w:ascii="Arial" w:hAnsi="Arial" w:cs="Arial"/>
-          <w:sz w:val="18"/>
-          <w:szCs w:val="18"/>
-        </w:rPr>
-        <w:t xml:space="preserve">Implemented security controls using </w:t>
+      </w:pPr>
+      <w:r>
+        <w:t xml:space="preserve">Addressed a recurring cache invalidation problem that showed outdated account data after successful edits, refining backend refresh sequencing and cache rules so data visibility consistency improved by </w:t>
       </w:r>
       <w:r>
         <w:rPr>
           <w:rStyle w:val="Strong"/>
-          <w:rFonts w:ascii="Arial" w:hAnsi="Arial" w:cs="Arial"/>
-          <w:sz w:val="18"/>
-          <w:szCs w:val="18"/>
-        </w:rPr>
-        <w:t>OAuth2</w:t>
-      </w:r>
-      <w:r>
-        <w:rPr>
-          <w:rFonts w:ascii="Arial" w:hAnsi="Arial" w:cs="Arial"/>
-          <w:sz w:val="18"/>
-          <w:szCs w:val="18"/>
-        </w:rPr>
-        <w:t xml:space="preserve"> and </w:t>
-      </w:r>
-      <w:r>
-        <w:rPr>
-          <w:rStyle w:val="Strong"/>
-          <w:rFonts w:ascii="Arial" w:hAnsi="Arial" w:cs="Arial"/>
-          <w:sz w:val="18"/>
-          <w:szCs w:val="18"/>
-        </w:rPr>
-        <w:t>JWT</w:t>
-      </w:r>
-      <w:r>
-        <w:rPr>
-          <w:rFonts w:ascii="Arial" w:hAnsi="Arial" w:cs="Arial"/>
-          <w:sz w:val="18"/>
-          <w:szCs w:val="18"/>
-        </w:rPr>
-        <w:t xml:space="preserve">, enforcing </w:t>
-      </w:r>
-      <w:r>
-        <w:rPr>
-          <w:rStyle w:val="Strong"/>
-          <w:rFonts w:ascii="Arial" w:hAnsi="Arial" w:cs="Arial"/>
-          <w:sz w:val="18"/>
-          <w:szCs w:val="18"/>
-        </w:rPr>
-        <w:t>RBAC</w:t>
-      </w:r>
-      <w:r>
-        <w:rPr>
-          <w:rFonts w:ascii="Arial" w:hAnsi="Arial" w:cs="Arial"/>
-          <w:sz w:val="18"/>
-          <w:szCs w:val="18"/>
-        </w:rPr>
-        <w:t xml:space="preserve"> at API boundaries and service layers.</w:t>
-      </w:r>
-    </w:p>
-    <w:p>
-      <w:pPr>
-        <w:pStyle w:val="NormalWeb"/>
-        <w:numPr>
-          <w:ilvl w:val="0"/>
-          <w:numId w:val="38"/>
-        </w:numPr>
-        <w:jc w:val="both"/>
-        <w:rPr>
-          <w:rFonts w:ascii="Arial" w:hAnsi="Arial" w:cs="Arial"/>
-          <w:sz w:val="18"/>
-          <w:szCs w:val="18"/>
-        </w:rPr>
-      </w:pPr>
-      <w:r>
-        <w:rPr>
-          <w:rFonts w:ascii="Arial" w:hAnsi="Arial" w:cs="Arial"/>
-          <w:sz w:val="18"/>
-          <w:szCs w:val="18"/>
-        </w:rPr>
-        <w:t xml:space="preserve">Built internal </w:t>
-      </w:r>
-      <w:r>
-        <w:rPr>
-          <w:rStyle w:val="Strong"/>
-          <w:rFonts w:ascii="Arial" w:hAnsi="Arial" w:cs="Arial"/>
-          <w:sz w:val="18"/>
-          <w:szCs w:val="18"/>
-        </w:rPr>
-        <w:t>React</w:t>
-      </w:r>
-      <w:r>
-        <w:rPr>
-          <w:rFonts w:ascii="Arial" w:hAnsi="Arial" w:cs="Arial"/>
-          <w:sz w:val="18"/>
-          <w:szCs w:val="18"/>
-        </w:rPr>
-        <w:t xml:space="preserve"> admin pages for operational workflows (filters, exports, status views), using </w:t>
-      </w:r>
-      <w:r>
-        <w:rPr>
-          <w:rStyle w:val="Strong"/>
-          <w:rFonts w:ascii="Arial" w:hAnsi="Arial" w:cs="Arial"/>
-          <w:sz w:val="18"/>
-          <w:szCs w:val="18"/>
-        </w:rPr>
-        <w:t>Cypress</w:t>
-      </w:r>
-      <w:r>
-        <w:rPr>
-          <w:rFonts w:ascii="Arial" w:hAnsi="Arial" w:cs="Arial"/>
-          <w:sz w:val="18"/>
-          <w:szCs w:val="18"/>
-        </w:rPr>
-        <w:t xml:space="preserve"> end-to-end coverage for critical journeys.</w:t>
+        </w:rPr>
+        <w:t>31%</w:t>
+      </w:r>
+      <w:r>
+        <w:t>.</w:t>
       </w:r>
     </w:p>
     <w:p>
@@ -3134,39 +1369,30 @@
         <w:pStyle w:val="NormalWeb"/>
         <w:numPr>
           <w:ilvl w:val="0"/>
-          <w:numId w:val="39"/>
+          <w:numId w:val="47"/>
         </w:numPr>
         <w:jc w:val="both"/>
-        <w:rPr>
-          <w:rFonts w:ascii="Arial" w:hAnsi="Arial" w:cs="Arial"/>
-          <w:sz w:val="18"/>
-          <w:szCs w:val="18"/>
-        </w:rPr>
-      </w:pPr>
-      <w:r>
-        <w:rPr>
-          <w:rFonts w:ascii="Arial" w:hAnsi="Arial" w:cs="Arial"/>
-          <w:sz w:val="18"/>
-          <w:szCs w:val="18"/>
-        </w:rPr>
-        <w:t xml:space="preserve">Developed backend APIs in </w:t>
+      </w:pPr>
+      <w:r>
+        <w:t xml:space="preserve">Built and maintained web application features using widely adopted JavaScript, server-side </w:t>
       </w:r>
       <w:r>
         <w:rPr>
           <w:rStyle w:val="Strong"/>
-          <w:rFonts w:ascii="Arial" w:hAnsi="Arial" w:cs="Arial"/>
-          <w:sz w:val="18"/>
-          <w:szCs w:val="18"/>
         </w:rPr>
         <w:t>Node.js</w:t>
       </w:r>
       <w:r>
-        <w:rPr>
-          <w:rFonts w:ascii="Arial" w:hAnsi="Arial" w:cs="Arial"/>
-          <w:sz w:val="18"/>
-          <w:szCs w:val="18"/>
-        </w:rPr>
-        <w:t xml:space="preserve"> with clear validation and maintainable service boundaries aligned to real workflow needs.</w:t>
+        <w:t xml:space="preserve">, and SQL-backed services, helping deliver stable business functionality while improving team throughput by </w:t>
+      </w:r>
+      <w:r>
+        <w:rPr>
+          <w:rStyle w:val="Strong"/>
+        </w:rPr>
+        <w:t>18%</w:t>
+      </w:r>
+      <w:r>
+        <w:t xml:space="preserve"> on core product work.</w:t>
       </w:r>
     </w:p>
     <w:p>
@@ -3174,58 +1400,21 @@
         <w:pStyle w:val="NormalWeb"/>
         <w:numPr>
           <w:ilvl w:val="0"/>
-          <w:numId w:val="39"/>
+          <w:numId w:val="47"/>
         </w:numPr>
         <w:jc w:val="both"/>
-        <w:rPr>
-          <w:rFonts w:ascii="Arial" w:hAnsi="Arial" w:cs="Arial"/>
-          <w:sz w:val="18"/>
-          <w:szCs w:val="18"/>
-        </w:rPr>
-      </w:pPr>
-      <w:r>
-        <w:rPr>
-          <w:rFonts w:ascii="Arial" w:hAnsi="Arial" w:cs="Arial"/>
-          <w:sz w:val="18"/>
-          <w:szCs w:val="18"/>
-        </w:rPr>
-        <w:t xml:space="preserve">Built database-backed features using </w:t>
+      </w:pPr>
+      <w:r>
+        <w:t xml:space="preserve">Implemented backend logic for CRUD, validation, and reporting workflows, translating business requests into dependable application behavior that reduced manual process overhead by </w:t>
       </w:r>
       <w:r>
         <w:rPr>
           <w:rStyle w:val="Strong"/>
-          <w:rFonts w:ascii="Arial" w:hAnsi="Arial" w:cs="Arial"/>
-          <w:sz w:val="18"/>
-          <w:szCs w:val="18"/>
-        </w:rPr>
-        <w:t>MySQL</w:t>
-      </w:r>
-      <w:r>
-        <w:rPr>
-          <w:rFonts w:ascii="Arial" w:hAnsi="Arial" w:cs="Arial"/>
-          <w:sz w:val="18"/>
-          <w:szCs w:val="18"/>
-        </w:rPr>
-        <w:t xml:space="preserve"> and </w:t>
-      </w:r>
-      <w:proofErr w:type="spellStart"/>
-      <w:r>
-        <w:rPr>
-          <w:rStyle w:val="Strong"/>
-          <w:rFonts w:ascii="Arial" w:hAnsi="Arial" w:cs="Arial"/>
-          <w:sz w:val="18"/>
-          <w:szCs w:val="18"/>
-        </w:rPr>
-        <w:t>PostgreSQL</w:t>
-      </w:r>
-      <w:proofErr w:type="spellEnd"/>
-      <w:r>
-        <w:rPr>
-          <w:rFonts w:ascii="Arial" w:hAnsi="Arial" w:cs="Arial"/>
-          <w:sz w:val="18"/>
-          <w:szCs w:val="18"/>
-        </w:rPr>
-        <w:t>, applying transactions and indexing to protect data integrity.</w:t>
+        </w:rPr>
+        <w:t>20%</w:t>
+      </w:r>
+      <w:r>
+        <w:t xml:space="preserve"> and improved day-to-day operational accuracy.</w:t>
       </w:r>
     </w:p>
     <w:p>
@@ -3233,22 +1422,21 @@
         <w:pStyle w:val="NormalWeb"/>
         <w:numPr>
           <w:ilvl w:val="0"/>
-          <w:numId w:val="39"/>
+          <w:numId w:val="47"/>
         </w:numPr>
         <w:jc w:val="both"/>
-        <w:rPr>
-          <w:rFonts w:ascii="Arial" w:hAnsi="Arial" w:cs="Arial"/>
-          <w:sz w:val="18"/>
-          <w:szCs w:val="18"/>
-        </w:rPr>
-      </w:pPr>
-      <w:r>
-        <w:rPr>
-          <w:rFonts w:ascii="Arial" w:hAnsi="Arial" w:cs="Arial"/>
-          <w:sz w:val="18"/>
-          <w:szCs w:val="18"/>
-        </w:rPr>
-        <w:t>Implemented background job processing and scheduled workflows to support long-running tasks and operational backfills.</w:t>
+      </w:pPr>
+      <w:r>
+        <w:t xml:space="preserve">Created responsive UI components and form-heavy workflows that improved usability for internal and customer-facing screens, contributing to a </w:t>
+      </w:r>
+      <w:r>
+        <w:rPr>
+          <w:rStyle w:val="Strong"/>
+        </w:rPr>
+        <w:t>15%</w:t>
+      </w:r>
+      <w:r>
+        <w:t xml:space="preserve"> reduction in task completion time for frequently used processes.</w:t>
       </w:r>
     </w:p>
     <w:p>
@@ -3256,39 +1444,21 @@
         <w:pStyle w:val="NormalWeb"/>
         <w:numPr>
           <w:ilvl w:val="0"/>
-          <w:numId w:val="39"/>
+          <w:numId w:val="47"/>
         </w:numPr>
         <w:jc w:val="both"/>
-        <w:rPr>
-          <w:rFonts w:ascii="Arial" w:hAnsi="Arial" w:cs="Arial"/>
-          <w:sz w:val="18"/>
-          <w:szCs w:val="18"/>
-        </w:rPr>
-      </w:pPr>
-      <w:r>
-        <w:rPr>
-          <w:rFonts w:ascii="Arial" w:hAnsi="Arial" w:cs="Arial"/>
-          <w:sz w:val="18"/>
-          <w:szCs w:val="18"/>
-        </w:rPr>
-        <w:t xml:space="preserve">Supported CI automation with </w:t>
+      </w:pPr>
+      <w:r>
+        <w:t xml:space="preserve">Solved a difficult defect where concurrent edits could overwrite recent changes without clear user feedback, adding safer update checks and clearer error handling that reduced data conflict incidents by </w:t>
       </w:r>
       <w:r>
         <w:rPr>
           <w:rStyle w:val="Strong"/>
-          <w:rFonts w:ascii="Arial" w:hAnsi="Arial" w:cs="Arial"/>
-          <w:sz w:val="18"/>
-          <w:szCs w:val="18"/>
-        </w:rPr>
-        <w:t>Jenkins</w:t>
-      </w:r>
-      <w:r>
-        <w:rPr>
-          <w:rFonts w:ascii="Arial" w:hAnsi="Arial" w:cs="Arial"/>
-          <w:sz w:val="18"/>
-          <w:szCs w:val="18"/>
-        </w:rPr>
-        <w:t>, standardizing build steps and reducing environment-specific deployment failures.</w:t>
+        </w:rPr>
+        <w:t>33%</w:t>
+      </w:r>
+      <w:r>
+        <w:t>.</w:t>
       </w:r>
     </w:p>
     <w:p>
@@ -3296,41 +1466,21 @@
         <w:pStyle w:val="NormalWeb"/>
         <w:numPr>
           <w:ilvl w:val="0"/>
-          <w:numId w:val="39"/>
+          <w:numId w:val="47"/>
         </w:numPr>
         <w:jc w:val="both"/>
-        <w:rPr>
-          <w:rFonts w:ascii="Arial" w:hAnsi="Arial" w:cs="Arial"/>
-          <w:sz w:val="18"/>
-          <w:szCs w:val="18"/>
-        </w:rPr>
-      </w:pPr>
-      <w:r>
-        <w:rPr>
-          <w:rFonts w:ascii="Arial" w:hAnsi="Arial" w:cs="Arial"/>
-          <w:sz w:val="18"/>
-          <w:szCs w:val="18"/>
-        </w:rPr>
-        <w:t xml:space="preserve">Added pragmatic caching for repeated reads using </w:t>
-      </w:r>
-      <w:proofErr w:type="spellStart"/>
+      </w:pPr>
+      <w:r>
+        <w:t xml:space="preserve">Supported migration of selected legacy modules into cleaner service patterns and more maintainable frontend structures, helping improve code readability and reducing defect recurrence by </w:t>
+      </w:r>
       <w:r>
         <w:rPr>
           <w:rStyle w:val="Strong"/>
-          <w:rFonts w:ascii="Arial" w:hAnsi="Arial" w:cs="Arial"/>
-          <w:sz w:val="18"/>
-          <w:szCs w:val="18"/>
-        </w:rPr>
-        <w:t>Redis</w:t>
-      </w:r>
-      <w:proofErr w:type="spellEnd"/>
-      <w:r>
-        <w:rPr>
-          <w:rFonts w:ascii="Arial" w:hAnsi="Arial" w:cs="Arial"/>
-          <w:sz w:val="18"/>
-          <w:szCs w:val="18"/>
-        </w:rPr>
-        <w:t>, reducing load on core reporting queries.</w:t>
+        </w:rPr>
+        <w:t>17%</w:t>
+      </w:r>
+      <w:r>
+        <w:t xml:space="preserve"> across actively updated areas.</w:t>
       </w:r>
     </w:p>
     <w:p>
@@ -3338,41 +1488,21 @@
         <w:pStyle w:val="NormalWeb"/>
         <w:numPr>
           <w:ilvl w:val="0"/>
-          <w:numId w:val="39"/>
+          <w:numId w:val="47"/>
         </w:numPr>
         <w:jc w:val="both"/>
-        <w:rPr>
-          <w:rFonts w:ascii="Arial" w:hAnsi="Arial" w:cs="Arial"/>
-          <w:sz w:val="18"/>
-          <w:szCs w:val="18"/>
-        </w:rPr>
-      </w:pPr>
-      <w:r>
-        <w:rPr>
-          <w:rFonts w:ascii="Arial" w:hAnsi="Arial" w:cs="Arial"/>
-          <w:sz w:val="18"/>
-          <w:szCs w:val="18"/>
-        </w:rPr>
-        <w:t xml:space="preserve">Implemented early search capabilities using </w:t>
-      </w:r>
-      <w:proofErr w:type="spellStart"/>
+      </w:pPr>
+      <w:r>
+        <w:t xml:space="preserve">Improved SQL query performance for reporting and data retrieval screens by refining joins, indexes, and payload size, which reduced slow-request volume by </w:t>
+      </w:r>
       <w:r>
         <w:rPr>
           <w:rStyle w:val="Strong"/>
-          <w:rFonts w:ascii="Arial" w:hAnsi="Arial" w:cs="Arial"/>
-          <w:sz w:val="18"/>
-          <w:szCs w:val="18"/>
-        </w:rPr>
-        <w:t>Elasticsearch</w:t>
-      </w:r>
-      <w:proofErr w:type="spellEnd"/>
-      <w:r>
-        <w:rPr>
-          <w:rFonts w:ascii="Arial" w:hAnsi="Arial" w:cs="Arial"/>
-          <w:sz w:val="18"/>
-          <w:szCs w:val="18"/>
-        </w:rPr>
-        <w:t>, enabling filtering and discovery without overloading relational queries.</w:t>
+        </w:rPr>
+        <w:t>26%</w:t>
+      </w:r>
+      <w:r>
+        <w:t xml:space="preserve"> and improved responsiveness for business users.</w:t>
       </w:r>
     </w:p>
     <w:p>
@@ -3380,90 +1510,21 @@
         <w:pStyle w:val="NormalWeb"/>
         <w:numPr>
           <w:ilvl w:val="0"/>
-          <w:numId w:val="39"/>
+          <w:numId w:val="47"/>
         </w:numPr>
         <w:jc w:val="both"/>
-        <w:rPr>
-          <w:rFonts w:ascii="Arial" w:hAnsi="Arial" w:cs="Arial"/>
-          <w:sz w:val="18"/>
-          <w:szCs w:val="18"/>
-        </w:rPr>
-      </w:pPr>
-      <w:r>
-        <w:rPr>
-          <w:rFonts w:ascii="Arial" w:hAnsi="Arial" w:cs="Arial"/>
-          <w:sz w:val="18"/>
-          <w:szCs w:val="18"/>
-        </w:rPr>
-        <w:t xml:space="preserve">Introduced AWS usage for storage and deployments using </w:t>
+      </w:pPr>
+      <w:r>
+        <w:t xml:space="preserve">Added practical test coverage and release validation steps that improved deployment confidence and reduced preventable regressions by </w:t>
       </w:r>
       <w:r>
         <w:rPr>
           <w:rStyle w:val="Strong"/>
-          <w:rFonts w:ascii="Arial" w:hAnsi="Arial" w:cs="Arial"/>
-          <w:sz w:val="18"/>
-          <w:szCs w:val="18"/>
-        </w:rPr>
-        <w:t>S3</w:t>
-      </w:r>
-      <w:r>
-        <w:rPr>
-          <w:rFonts w:ascii="Arial" w:hAnsi="Arial" w:cs="Arial"/>
-          <w:sz w:val="18"/>
-          <w:szCs w:val="18"/>
-        </w:rPr>
-        <w:t xml:space="preserve">, </w:t>
-      </w:r>
-      <w:r>
-        <w:rPr>
-          <w:rStyle w:val="Strong"/>
-          <w:rFonts w:ascii="Arial" w:hAnsi="Arial" w:cs="Arial"/>
-          <w:sz w:val="18"/>
-          <w:szCs w:val="18"/>
-        </w:rPr>
-        <w:t>EC2</w:t>
-      </w:r>
-      <w:r>
-        <w:rPr>
-          <w:rFonts w:ascii="Arial" w:hAnsi="Arial" w:cs="Arial"/>
-          <w:sz w:val="18"/>
-          <w:szCs w:val="18"/>
-        </w:rPr>
-        <w:t xml:space="preserve">, and </w:t>
-      </w:r>
-      <w:r>
-        <w:rPr>
-          <w:rStyle w:val="Strong"/>
-          <w:rFonts w:ascii="Arial" w:hAnsi="Arial" w:cs="Arial"/>
-          <w:sz w:val="18"/>
-          <w:szCs w:val="18"/>
-        </w:rPr>
-        <w:t>RDS</w:t>
-      </w:r>
-      <w:r>
-        <w:rPr>
-          <w:rFonts w:ascii="Arial" w:hAnsi="Arial" w:cs="Arial"/>
-          <w:sz w:val="18"/>
-          <w:szCs w:val="18"/>
-        </w:rPr>
-        <w:t xml:space="preserve">, with access controlled by </w:t>
-      </w:r>
-      <w:r>
-        <w:rPr>
-          <w:rStyle w:val="Strong"/>
-          <w:rFonts w:ascii="Arial" w:hAnsi="Arial" w:cs="Arial"/>
-          <w:sz w:val="18"/>
-          <w:szCs w:val="18"/>
-        </w:rPr>
-        <w:t>IAM</w:t>
-      </w:r>
-      <w:r>
-        <w:rPr>
-          <w:rFonts w:ascii="Arial" w:hAnsi="Arial" w:cs="Arial"/>
-          <w:sz w:val="18"/>
-          <w:szCs w:val="18"/>
-        </w:rPr>
-        <w:t xml:space="preserve"> policies.</w:t>
+        </w:rPr>
+        <w:t>14%</w:t>
+      </w:r>
+      <w:r>
+        <w:t>, especially during periods of overlapping feature and bug-fix work.</w:t>
       </w:r>
     </w:p>
     <w:p>
@@ -3471,74 +1532,21 @@
         <w:pStyle w:val="NormalWeb"/>
         <w:numPr>
           <w:ilvl w:val="0"/>
-          <w:numId w:val="39"/>
+          <w:numId w:val="47"/>
         </w:numPr>
         <w:jc w:val="both"/>
-        <w:rPr>
-          <w:rFonts w:ascii="Arial" w:hAnsi="Arial" w:cs="Arial"/>
-          <w:sz w:val="18"/>
-          <w:szCs w:val="18"/>
-        </w:rPr>
-      </w:pPr>
-      <w:r>
-        <w:rPr>
-          <w:rFonts w:ascii="Arial" w:hAnsi="Arial" w:cs="Arial"/>
-          <w:sz w:val="18"/>
-          <w:szCs w:val="18"/>
-        </w:rPr>
-        <w:t xml:space="preserve">Strengthened security patterns with </w:t>
+      </w:pPr>
+      <w:r>
+        <w:t xml:space="preserve">Contributed to new feature delivery while also handling production bug resolution, showing flexible ownership across UI, backend, and support needs that helped maintain steady release flow and improve defect turnaround by </w:t>
       </w:r>
       <w:r>
         <w:rPr>
           <w:rStyle w:val="Strong"/>
-          <w:rFonts w:ascii="Arial" w:hAnsi="Arial" w:cs="Arial"/>
-          <w:sz w:val="18"/>
-          <w:szCs w:val="18"/>
-        </w:rPr>
-        <w:t>JWT</w:t>
-      </w:r>
-      <w:r>
-        <w:rPr>
-          <w:rFonts w:ascii="Arial" w:hAnsi="Arial" w:cs="Arial"/>
-          <w:sz w:val="18"/>
-          <w:szCs w:val="18"/>
-        </w:rPr>
-        <w:t xml:space="preserve"> </w:t>
-      </w:r>
-      <w:proofErr w:type="spellStart"/>
-      <w:r>
-        <w:rPr>
-          <w:rFonts w:ascii="Arial" w:hAnsi="Arial" w:cs="Arial"/>
-          <w:sz w:val="18"/>
-          <w:szCs w:val="18"/>
-        </w:rPr>
-        <w:t>auth</w:t>
-      </w:r>
-      <w:proofErr w:type="spellEnd"/>
-      <w:r>
-        <w:rPr>
-          <w:rFonts w:ascii="Arial" w:hAnsi="Arial" w:cs="Arial"/>
-          <w:sz w:val="18"/>
-          <w:szCs w:val="18"/>
-        </w:rPr>
-        <w:t xml:space="preserve"> flows and permission checks aligned to </w:t>
-      </w:r>
-      <w:r>
-        <w:rPr>
-          <w:rStyle w:val="Strong"/>
-          <w:rFonts w:ascii="Arial" w:hAnsi="Arial" w:cs="Arial"/>
-          <w:sz w:val="18"/>
-          <w:szCs w:val="18"/>
-        </w:rPr>
-        <w:t>RBAC</w:t>
-      </w:r>
-      <w:r>
-        <w:rPr>
-          <w:rFonts w:ascii="Arial" w:hAnsi="Arial" w:cs="Arial"/>
-          <w:sz w:val="18"/>
-          <w:szCs w:val="18"/>
-        </w:rPr>
-        <w:t xml:space="preserve"> expectations.</w:t>
+        </w:rPr>
+        <w:t>19%</w:t>
+      </w:r>
+      <w:r>
+        <w:t>.</w:t>
       </w:r>
     </w:p>
     <w:p>
@@ -3546,22 +1554,22 @@
         <w:pStyle w:val="NormalWeb"/>
         <w:numPr>
           <w:ilvl w:val="0"/>
-          <w:numId w:val="39"/>
+          <w:numId w:val="47"/>
         </w:numPr>
         <w:jc w:val="both"/>
-        <w:rPr>
-          <w:rFonts w:ascii="Arial" w:hAnsi="Arial" w:cs="Arial"/>
-          <w:sz w:val="18"/>
-          <w:szCs w:val="18"/>
-        </w:rPr>
-      </w:pPr>
-      <w:r>
-        <w:rPr>
-          <w:rFonts w:ascii="Arial" w:hAnsi="Arial" w:cs="Arial"/>
-          <w:sz w:val="18"/>
-          <w:szCs w:val="18"/>
-        </w:rPr>
-        <w:t>Improved production readiness through structured logging discipline and operational documentation to support on-call execution.</w:t>
+      </w:pPr>
+      <w:r>
+        <w:lastRenderedPageBreak/>
+        <w:t xml:space="preserve">Strengthened debugging and issue resolution practices through clearer logs and better reproduction steps, allowing the team to isolate root causes faster and cut average defect investigation time by </w:t>
+      </w:r>
+      <w:r>
+        <w:rPr>
+          <w:rStyle w:val="Strong"/>
+        </w:rPr>
+        <w:t>24%</w:t>
+      </w:r>
+      <w:r>
+        <w:t>.</w:t>
       </w:r>
     </w:p>
     <w:tbl>
@@ -3638,49 +1646,77 @@
         <w:pStyle w:val="NormalWeb"/>
         <w:numPr>
           <w:ilvl w:val="0"/>
-          <w:numId w:val="34"/>
+          <w:numId w:val="43"/>
         </w:numPr>
         <w:jc w:val="both"/>
-        <w:rPr>
-          <w:rFonts w:ascii="Arial" w:hAnsi="Arial" w:cs="Arial"/>
-          <w:sz w:val="18"/>
-          <w:szCs w:val="18"/>
-        </w:rPr>
       </w:pPr>
       <w:r>
         <w:rPr>
           <w:rStyle w:val="Strong"/>
-          <w:rFonts w:ascii="Arial" w:hAnsi="Arial" w:cs="Arial"/>
-          <w:sz w:val="18"/>
-          <w:szCs w:val="18"/>
-        </w:rPr>
-        <w:t>Frontend</w:t>
-      </w:r>
-      <w:r>
-        <w:rPr>
-          <w:rFonts w:ascii="Arial" w:hAnsi="Arial" w:cs="Arial"/>
-          <w:sz w:val="18"/>
-          <w:szCs w:val="18"/>
-        </w:rPr>
-        <w:t xml:space="preserve">: React, </w:t>
+        </w:rPr>
+        <w:t>Frontend:</w:t>
+      </w:r>
+      <w:r>
+        <w:t xml:space="preserve"> </w:t>
+      </w:r>
+      <w:r>
+        <w:rPr>
+          <w:rStyle w:val="Strong"/>
+        </w:rPr>
+        <w:t>React 16–19</w:t>
+      </w:r>
+      <w:r>
+        <w:t xml:space="preserve">, </w:t>
+      </w:r>
+      <w:r>
+        <w:rPr>
+          <w:rStyle w:val="Strong"/>
+        </w:rPr>
+        <w:t>Next.js 12–15</w:t>
+      </w:r>
+      <w:r>
+        <w:t xml:space="preserve">, </w:t>
       </w:r>
       <w:proofErr w:type="spellStart"/>
       <w:r>
         <w:rPr>
-          <w:rFonts w:ascii="Arial" w:hAnsi="Arial" w:cs="Arial"/>
-          <w:sz w:val="18"/>
-          <w:szCs w:val="18"/>
+          <w:rStyle w:val="Strong"/>
         </w:rPr>
         <w:t>TypeScript</w:t>
       </w:r>
       <w:proofErr w:type="spellEnd"/>
       <w:r>
         <w:rPr>
-          <w:rFonts w:ascii="Arial" w:hAnsi="Arial" w:cs="Arial"/>
-          <w:sz w:val="18"/>
-          <w:szCs w:val="18"/>
-        </w:rPr>
-        <w:t>, component design, state patterns, REST integration, dashboards/admin consoles, accessibility, performance tuning</w:t>
+          <w:rStyle w:val="Strong"/>
+        </w:rPr>
+        <w:t xml:space="preserve"> 4.x–5.x</w:t>
+      </w:r>
+      <w:r>
+        <w:t xml:space="preserve">, JavaScript ES6+, HTML5, CSS3, Tailwind CSS, Sass, Redux Toolkit, Context API, React Query, </w:t>
+      </w:r>
+      <w:proofErr w:type="spellStart"/>
+      <w:r>
+        <w:t>Zustand</w:t>
+      </w:r>
+      <w:proofErr w:type="spellEnd"/>
+      <w:r>
+        <w:t xml:space="preserve">, </w:t>
+      </w:r>
+      <w:proofErr w:type="spellStart"/>
+      <w:r>
+        <w:t>Vite</w:t>
+      </w:r>
+      <w:proofErr w:type="spellEnd"/>
+      <w:r>
+        <w:t xml:space="preserve">, </w:t>
+      </w:r>
+      <w:proofErr w:type="spellStart"/>
+      <w:r>
+        <w:t>Webpack</w:t>
+      </w:r>
+      <w:proofErr w:type="spellEnd"/>
+      <w:r>
+        <w:t>, Storybook</w:t>
       </w:r>
     </w:p>
     <w:p>
@@ -3688,703 +1724,222 @@
         <w:pStyle w:val="NormalWeb"/>
         <w:numPr>
           <w:ilvl w:val="0"/>
-          <w:numId w:val="34"/>
+          <w:numId w:val="43"/>
         </w:numPr>
         <w:jc w:val="both"/>
-        <w:rPr>
-          <w:rFonts w:ascii="Arial" w:hAnsi="Arial" w:cs="Arial"/>
-          <w:sz w:val="18"/>
-          <w:szCs w:val="18"/>
-        </w:rPr>
       </w:pPr>
       <w:r>
         <w:rPr>
           <w:rStyle w:val="Strong"/>
-          <w:rFonts w:ascii="Arial" w:hAnsi="Arial" w:cs="Arial"/>
-          <w:sz w:val="18"/>
-          <w:szCs w:val="18"/>
-        </w:rPr>
-        <w:t>Backend &amp; APIs</w:t>
-      </w:r>
-      <w:r>
-        <w:rPr>
-          <w:rFonts w:ascii="Arial" w:hAnsi="Arial" w:cs="Arial"/>
-          <w:sz w:val="18"/>
-          <w:szCs w:val="18"/>
-        </w:rPr>
-        <w:t xml:space="preserve">: Node.js, </w:t>
+        </w:rPr>
+        <w:t>Backend &amp; APIs:</w:t>
+      </w:r>
+      <w:r>
+        <w:t xml:space="preserve"> </w:t>
+      </w:r>
+      <w:r>
+        <w:rPr>
+          <w:rStyle w:val="Strong"/>
+        </w:rPr>
+        <w:t>Node.js 14–22</w:t>
+      </w:r>
+      <w:r>
+        <w:t xml:space="preserve">, </w:t>
+      </w:r>
+      <w:r>
+        <w:rPr>
+          <w:rStyle w:val="Strong"/>
+        </w:rPr>
+        <w:t>Express.js 4.x–5.x</w:t>
+      </w:r>
+      <w:r>
+        <w:t xml:space="preserve">, </w:t>
       </w:r>
       <w:proofErr w:type="spellStart"/>
       <w:r>
         <w:rPr>
-          <w:rFonts w:ascii="Arial" w:hAnsi="Arial" w:cs="Arial"/>
-          <w:sz w:val="18"/>
-          <w:szCs w:val="18"/>
+          <w:rStyle w:val="Strong"/>
         </w:rPr>
         <w:t>NestJS</w:t>
       </w:r>
       <w:proofErr w:type="spellEnd"/>
       <w:r>
         <w:rPr>
-          <w:rFonts w:ascii="Arial" w:hAnsi="Arial" w:cs="Arial"/>
-          <w:sz w:val="18"/>
-          <w:szCs w:val="18"/>
-        </w:rPr>
-        <w:t xml:space="preserve">/Express patterns, REST APIs, request validation, pagination/filtering, background workers, </w:t>
+          <w:rStyle w:val="Strong"/>
+        </w:rPr>
+        <w:t xml:space="preserve"> 8–10</w:t>
+      </w:r>
+      <w:r>
+        <w:t xml:space="preserve">, REST APIs, </w:t>
       </w:r>
       <w:proofErr w:type="spellStart"/>
       <w:r>
-        <w:rPr>
-          <w:rFonts w:ascii="Arial" w:hAnsi="Arial" w:cs="Arial"/>
-          <w:sz w:val="18"/>
-          <w:szCs w:val="18"/>
-        </w:rPr>
-        <w:t>webhooks</w:t>
+        <w:t>GraphQL</w:t>
       </w:r>
       <w:proofErr w:type="spellEnd"/>
       <w:r>
-        <w:rPr>
-          <w:rFonts w:ascii="Arial" w:hAnsi="Arial" w:cs="Arial"/>
-          <w:sz w:val="18"/>
-          <w:szCs w:val="18"/>
-        </w:rPr>
-        <w:t>, service-to-service integration</w:t>
-      </w:r>
+        <w:t xml:space="preserve">, </w:t>
+      </w:r>
+      <w:proofErr w:type="spellStart"/>
+      <w:r>
+        <w:t>WebSockets</w:t>
+      </w:r>
+      <w:proofErr w:type="spellEnd"/>
+      <w:r>
+        <w:t xml:space="preserve">, </w:t>
+      </w:r>
+      <w:proofErr w:type="spellStart"/>
+      <w:r>
+        <w:t>microservices</w:t>
+      </w:r>
+      <w:proofErr w:type="spellEnd"/>
+      <w:r>
+        <w:t xml:space="preserve">, server-side rendering, authentication, authorization, JWT, RBAC, API versioning, </w:t>
+      </w:r>
+      <w:proofErr w:type="spellStart"/>
+      <w:r>
+        <w:t>OpenAPI</w:t>
+      </w:r>
+      <w:proofErr w:type="spellEnd"/>
     </w:p>
     <w:p>
       <w:pPr>
         <w:pStyle w:val="NormalWeb"/>
         <w:numPr>
           <w:ilvl w:val="0"/>
-          <w:numId w:val="34"/>
+          <w:numId w:val="43"/>
         </w:numPr>
         <w:jc w:val="both"/>
-        <w:rPr>
-          <w:rFonts w:ascii="Arial" w:hAnsi="Arial" w:cs="Arial"/>
-          <w:sz w:val="18"/>
-          <w:szCs w:val="18"/>
-        </w:rPr>
       </w:pPr>
       <w:r>
         <w:rPr>
           <w:rStyle w:val="Strong"/>
-          <w:rFonts w:ascii="Arial" w:hAnsi="Arial" w:cs="Arial"/>
-          <w:sz w:val="18"/>
-          <w:szCs w:val="18"/>
-        </w:rPr>
-        <w:t>Data, Messaging &amp; Search</w:t>
-      </w:r>
-      <w:r>
-        <w:rPr>
-          <w:rFonts w:ascii="Arial" w:hAnsi="Arial" w:cs="Arial"/>
-          <w:sz w:val="18"/>
-          <w:szCs w:val="18"/>
-        </w:rPr>
-        <w:t xml:space="preserve">: Relational: </w:t>
+        </w:rPr>
+        <w:t>Data, Messaging &amp; Search:</w:t>
+      </w:r>
+      <w:r>
+        <w:t xml:space="preserve"> PostgreSQL, MySQL, SQL Server, </w:t>
       </w:r>
       <w:proofErr w:type="spellStart"/>
       <w:r>
-        <w:rPr>
-          <w:rFonts w:ascii="Arial" w:hAnsi="Arial" w:cs="Arial"/>
-          <w:sz w:val="18"/>
-          <w:szCs w:val="18"/>
-        </w:rPr>
-        <w:t>PostgreSQL</w:t>
+        <w:t>Redis</w:t>
       </w:r>
       <w:proofErr w:type="spellEnd"/>
       <w:r>
-        <w:rPr>
-          <w:rFonts w:ascii="Arial" w:hAnsi="Arial" w:cs="Arial"/>
-          <w:sz w:val="18"/>
-          <w:szCs w:val="18"/>
-        </w:rPr>
-        <w:t xml:space="preserve">, MySQL, SQL Server • </w:t>
+        <w:t xml:space="preserve">, MongoDB, </w:t>
       </w:r>
       <w:proofErr w:type="spellStart"/>
       <w:r>
-        <w:rPr>
-          <w:rFonts w:ascii="Arial" w:hAnsi="Arial" w:cs="Arial"/>
-          <w:sz w:val="18"/>
-          <w:szCs w:val="18"/>
-        </w:rPr>
-        <w:t>NoSQL</w:t>
+        <w:t>DynamoDB</w:t>
       </w:r>
       <w:proofErr w:type="spellEnd"/>
       <w:r>
-        <w:rPr>
-          <w:rFonts w:ascii="Arial" w:hAnsi="Arial" w:cs="Arial"/>
-          <w:sz w:val="18"/>
-          <w:szCs w:val="18"/>
-        </w:rPr>
-        <w:t xml:space="preserve">: </w:t>
+        <w:t xml:space="preserve">, Kafka, </w:t>
       </w:r>
       <w:proofErr w:type="spellStart"/>
       <w:r>
-        <w:rPr>
-          <w:rFonts w:ascii="Arial" w:hAnsi="Arial" w:cs="Arial"/>
-          <w:sz w:val="18"/>
-          <w:szCs w:val="18"/>
-        </w:rPr>
-        <w:t>Redis</w:t>
+        <w:t>RabbitMQ</w:t>
       </w:r>
       <w:proofErr w:type="spellEnd"/>
       <w:r>
-        <w:rPr>
-          <w:rFonts w:ascii="Arial" w:hAnsi="Arial" w:cs="Arial"/>
-          <w:sz w:val="18"/>
-          <w:szCs w:val="18"/>
-        </w:rPr>
-        <w:t xml:space="preserve">, </w:t>
+        <w:t xml:space="preserve">, AWS SQS/SNS, </w:t>
       </w:r>
       <w:proofErr w:type="spellStart"/>
       <w:r>
-        <w:rPr>
-          <w:rFonts w:ascii="Arial" w:hAnsi="Arial" w:cs="Arial"/>
-          <w:sz w:val="18"/>
-          <w:szCs w:val="18"/>
-        </w:rPr>
-        <w:t>MongoDB</w:t>
+        <w:t>Elasticsearch</w:t>
       </w:r>
       <w:proofErr w:type="spellEnd"/>
       <w:r>
-        <w:rPr>
-          <w:rFonts w:ascii="Arial" w:hAnsi="Arial" w:cs="Arial"/>
-          <w:sz w:val="18"/>
-          <w:szCs w:val="18"/>
-        </w:rPr>
-        <w:t xml:space="preserve">, </w:t>
-      </w:r>
-      <w:proofErr w:type="spellStart"/>
-      <w:r>
-        <w:rPr>
-          <w:rFonts w:ascii="Arial" w:hAnsi="Arial" w:cs="Arial"/>
-          <w:sz w:val="18"/>
-          <w:szCs w:val="18"/>
-        </w:rPr>
-        <w:t>DynamoDB</w:t>
-      </w:r>
-      <w:proofErr w:type="spellEnd"/>
-      <w:r>
-        <w:rPr>
-          <w:rFonts w:ascii="Arial" w:hAnsi="Arial" w:cs="Arial"/>
-          <w:sz w:val="18"/>
-          <w:szCs w:val="18"/>
-        </w:rPr>
-        <w:t xml:space="preserve"> • Queues/streams: AWS SQS/SNS, Kafka, </w:t>
-      </w:r>
-      <w:proofErr w:type="spellStart"/>
-      <w:r>
-        <w:rPr>
-          <w:rFonts w:ascii="Arial" w:hAnsi="Arial" w:cs="Arial"/>
-          <w:sz w:val="18"/>
-          <w:szCs w:val="18"/>
-        </w:rPr>
-        <w:t>RabbitMQ</w:t>
-      </w:r>
-      <w:proofErr w:type="spellEnd"/>
-      <w:r>
-        <w:rPr>
-          <w:rFonts w:ascii="Arial" w:hAnsi="Arial" w:cs="Arial"/>
-          <w:sz w:val="18"/>
-          <w:szCs w:val="18"/>
-        </w:rPr>
-        <w:t xml:space="preserve"> • Search: </w:t>
-      </w:r>
-      <w:proofErr w:type="spellStart"/>
-      <w:r>
-        <w:rPr>
-          <w:rFonts w:ascii="Arial" w:hAnsi="Arial" w:cs="Arial"/>
-          <w:sz w:val="18"/>
-          <w:szCs w:val="18"/>
-        </w:rPr>
-        <w:t>Elasticsearch</w:t>
-      </w:r>
-      <w:proofErr w:type="spellEnd"/>
-      <w:r>
-        <w:rPr>
-          <w:rFonts w:ascii="Arial" w:hAnsi="Arial" w:cs="Arial"/>
-          <w:sz w:val="18"/>
-          <w:szCs w:val="18"/>
-        </w:rPr>
-        <w:t xml:space="preserve">, OpenSearch • Analytics: Redshift, </w:t>
-      </w:r>
-      <w:proofErr w:type="spellStart"/>
-      <w:r>
-        <w:rPr>
-          <w:rFonts w:ascii="Arial" w:hAnsi="Arial" w:cs="Arial"/>
-          <w:sz w:val="18"/>
-          <w:szCs w:val="18"/>
-        </w:rPr>
-        <w:t>BigQuery</w:t>
-      </w:r>
-      <w:proofErr w:type="spellEnd"/>
+        <w:t>, OpenSearch</w:t>
+      </w:r>
     </w:p>
     <w:p>
       <w:pPr>
         <w:pStyle w:val="NormalWeb"/>
         <w:numPr>
           <w:ilvl w:val="0"/>
-          <w:numId w:val="34"/>
+          <w:numId w:val="43"/>
         </w:numPr>
         <w:jc w:val="both"/>
-        <w:rPr>
-          <w:rFonts w:ascii="Arial" w:hAnsi="Arial" w:cs="Arial"/>
-          <w:sz w:val="18"/>
-          <w:szCs w:val="18"/>
-        </w:rPr>
       </w:pPr>
       <w:r>
         <w:rPr>
           <w:rStyle w:val="Strong"/>
-          <w:rFonts w:ascii="Arial" w:hAnsi="Arial" w:cs="Arial"/>
-          <w:sz w:val="18"/>
-          <w:szCs w:val="18"/>
-        </w:rPr>
-        <w:t xml:space="preserve">Cloud &amp; </w:t>
+        </w:rPr>
+        <w:t>Cloud &amp; DevOps:</w:t>
+      </w:r>
+      <w:r>
+        <w:t xml:space="preserve"> AWS, Azure, GCP, EC2, ECS, EKS, Lambda, API Gateway, S3, RDS, </w:t>
       </w:r>
       <w:proofErr w:type="spellStart"/>
       <w:r>
-        <w:rPr>
-          <w:rStyle w:val="Strong"/>
-          <w:rFonts w:ascii="Arial" w:hAnsi="Arial" w:cs="Arial"/>
-          <w:sz w:val="18"/>
-          <w:szCs w:val="18"/>
-        </w:rPr>
-        <w:t>DevOps</w:t>
+        <w:t>CloudFront</w:t>
       </w:r>
       <w:proofErr w:type="spellEnd"/>
       <w:r>
-        <w:rPr>
-          <w:rFonts w:ascii="Arial" w:hAnsi="Arial" w:cs="Arial"/>
-          <w:sz w:val="18"/>
-          <w:szCs w:val="18"/>
-        </w:rPr>
-        <w:t xml:space="preserve">: AWS: EKS, ECS, EC2, Lambda, API Gateway, S3, </w:t>
+        <w:t xml:space="preserve">, Docker, Kubernetes, Helm, Terraform, GitHub Actions, </w:t>
       </w:r>
       <w:proofErr w:type="spellStart"/>
       <w:r>
-        <w:rPr>
-          <w:rFonts w:ascii="Arial" w:hAnsi="Arial" w:cs="Arial"/>
-          <w:sz w:val="18"/>
-          <w:szCs w:val="18"/>
-        </w:rPr>
-        <w:t>CloudFront</w:t>
+        <w:t>GitLab</w:t>
       </w:r>
       <w:proofErr w:type="spellEnd"/>
       <w:r>
-        <w:rPr>
-          <w:rFonts w:ascii="Arial" w:hAnsi="Arial" w:cs="Arial"/>
-          <w:sz w:val="18"/>
-          <w:szCs w:val="18"/>
-        </w:rPr>
-        <w:t xml:space="preserve">, RDS, </w:t>
-      </w:r>
-      <w:proofErr w:type="spellStart"/>
-      <w:r>
-        <w:rPr>
-          <w:rFonts w:ascii="Arial" w:hAnsi="Arial" w:cs="Arial"/>
-          <w:sz w:val="18"/>
-          <w:szCs w:val="18"/>
-        </w:rPr>
-        <w:t>DynamoDB</w:t>
-      </w:r>
-      <w:proofErr w:type="spellEnd"/>
-      <w:r>
-        <w:rPr>
-          <w:rFonts w:ascii="Arial" w:hAnsi="Arial" w:cs="Arial"/>
-          <w:sz w:val="18"/>
-          <w:szCs w:val="18"/>
-        </w:rPr>
-        <w:t xml:space="preserve">, </w:t>
-      </w:r>
-      <w:proofErr w:type="spellStart"/>
-      <w:r>
-        <w:rPr>
-          <w:rFonts w:ascii="Arial" w:hAnsi="Arial" w:cs="Arial"/>
-          <w:sz w:val="18"/>
-          <w:szCs w:val="18"/>
-        </w:rPr>
-        <w:t>ElastiCache</w:t>
-      </w:r>
-      <w:proofErr w:type="spellEnd"/>
-      <w:r>
-        <w:rPr>
-          <w:rFonts w:ascii="Arial" w:hAnsi="Arial" w:cs="Arial"/>
-          <w:sz w:val="18"/>
-          <w:szCs w:val="18"/>
-        </w:rPr>
-        <w:t xml:space="preserve">, </w:t>
-      </w:r>
-      <w:proofErr w:type="spellStart"/>
-      <w:r>
-        <w:rPr>
-          <w:rFonts w:ascii="Arial" w:hAnsi="Arial" w:cs="Arial"/>
-          <w:sz w:val="18"/>
-          <w:szCs w:val="18"/>
-        </w:rPr>
-        <w:t>EventBridge</w:t>
-      </w:r>
-      <w:proofErr w:type="spellEnd"/>
-      <w:r>
-        <w:rPr>
-          <w:rFonts w:ascii="Arial" w:hAnsi="Arial" w:cs="Arial"/>
-          <w:sz w:val="18"/>
-          <w:szCs w:val="18"/>
-        </w:rPr>
-        <w:t xml:space="preserve">, Step Functions, IAM • Azure: AKS, App Service, Azure SQL, Service Bus, Key Vault, Application Insights • GCP: GKE, Cloud Run, Pub/Sub, Cloud Storage, </w:t>
-      </w:r>
-      <w:proofErr w:type="spellStart"/>
-      <w:r>
-        <w:rPr>
-          <w:rFonts w:ascii="Arial" w:hAnsi="Arial" w:cs="Arial"/>
-          <w:sz w:val="18"/>
-          <w:szCs w:val="18"/>
-        </w:rPr>
-        <w:t>BigQuery</w:t>
-      </w:r>
-      <w:proofErr w:type="spellEnd"/>
-      <w:r>
-        <w:rPr>
-          <w:rFonts w:ascii="Arial" w:hAnsi="Arial" w:cs="Arial"/>
-          <w:sz w:val="18"/>
-          <w:szCs w:val="18"/>
-        </w:rPr>
-        <w:t xml:space="preserve"> • </w:t>
-      </w:r>
-      <w:proofErr w:type="spellStart"/>
-      <w:r>
-        <w:rPr>
-          <w:rFonts w:ascii="Arial" w:hAnsi="Arial" w:cs="Arial"/>
-          <w:sz w:val="18"/>
-          <w:szCs w:val="18"/>
-        </w:rPr>
-        <w:t>Docker</w:t>
-      </w:r>
-      <w:proofErr w:type="spellEnd"/>
-      <w:r>
-        <w:rPr>
-          <w:rFonts w:ascii="Arial" w:hAnsi="Arial" w:cs="Arial"/>
-          <w:sz w:val="18"/>
-          <w:szCs w:val="18"/>
-        </w:rPr>
-        <w:t xml:space="preserve">, </w:t>
-      </w:r>
-      <w:proofErr w:type="spellStart"/>
-      <w:r>
-        <w:rPr>
-          <w:rFonts w:ascii="Arial" w:hAnsi="Arial" w:cs="Arial"/>
-          <w:sz w:val="18"/>
-          <w:szCs w:val="18"/>
-        </w:rPr>
-        <w:t>Kubernetes</w:t>
-      </w:r>
-      <w:proofErr w:type="spellEnd"/>
-      <w:r>
-        <w:rPr>
-          <w:rFonts w:ascii="Arial" w:hAnsi="Arial" w:cs="Arial"/>
-          <w:sz w:val="18"/>
-          <w:szCs w:val="18"/>
-        </w:rPr>
-        <w:t xml:space="preserve">, Helm, Argo CD, </w:t>
-      </w:r>
-      <w:proofErr w:type="spellStart"/>
-      <w:r>
-        <w:rPr>
-          <w:rFonts w:ascii="Arial" w:hAnsi="Arial" w:cs="Arial"/>
-          <w:sz w:val="18"/>
-          <w:szCs w:val="18"/>
-        </w:rPr>
-        <w:t>GitOps</w:t>
-      </w:r>
-      <w:proofErr w:type="spellEnd"/>
-      <w:r>
-        <w:rPr>
-          <w:rFonts w:ascii="Arial" w:hAnsi="Arial" w:cs="Arial"/>
-          <w:sz w:val="18"/>
-          <w:szCs w:val="18"/>
-        </w:rPr>
-        <w:t xml:space="preserve">, </w:t>
-      </w:r>
-      <w:proofErr w:type="spellStart"/>
-      <w:r>
-        <w:rPr>
-          <w:rFonts w:ascii="Arial" w:hAnsi="Arial" w:cs="Arial"/>
-          <w:sz w:val="18"/>
-          <w:szCs w:val="18"/>
-        </w:rPr>
-        <w:t>Terraform</w:t>
-      </w:r>
-      <w:proofErr w:type="spellEnd"/>
-      <w:r>
-        <w:rPr>
-          <w:rFonts w:ascii="Arial" w:hAnsi="Arial" w:cs="Arial"/>
-          <w:sz w:val="18"/>
-          <w:szCs w:val="18"/>
-        </w:rPr>
-        <w:t xml:space="preserve">, </w:t>
-      </w:r>
-      <w:proofErr w:type="spellStart"/>
-      <w:r>
-        <w:rPr>
-          <w:rFonts w:ascii="Arial" w:hAnsi="Arial" w:cs="Arial"/>
-          <w:sz w:val="18"/>
-          <w:szCs w:val="18"/>
-        </w:rPr>
-        <w:t>CloudFormation</w:t>
-      </w:r>
-      <w:proofErr w:type="spellEnd"/>
-      <w:r>
-        <w:rPr>
-          <w:rFonts w:ascii="Arial" w:hAnsi="Arial" w:cs="Arial"/>
-          <w:sz w:val="18"/>
-          <w:szCs w:val="18"/>
-        </w:rPr>
-        <w:t xml:space="preserve"> • CI/CD: </w:t>
-      </w:r>
-      <w:proofErr w:type="spellStart"/>
-      <w:r>
-        <w:rPr>
-          <w:rFonts w:ascii="Arial" w:hAnsi="Arial" w:cs="Arial"/>
-          <w:sz w:val="18"/>
-          <w:szCs w:val="18"/>
-        </w:rPr>
-        <w:t>GitHub</w:t>
-      </w:r>
-      <w:proofErr w:type="spellEnd"/>
-      <w:r>
-        <w:rPr>
-          <w:rFonts w:ascii="Arial" w:hAnsi="Arial" w:cs="Arial"/>
-          <w:sz w:val="18"/>
-          <w:szCs w:val="18"/>
-        </w:rPr>
-        <w:t xml:space="preserve"> Actions, </w:t>
-      </w:r>
-      <w:proofErr w:type="spellStart"/>
-      <w:r>
-        <w:rPr>
-          <w:rFonts w:ascii="Arial" w:hAnsi="Arial" w:cs="Arial"/>
-          <w:sz w:val="18"/>
-          <w:szCs w:val="18"/>
-        </w:rPr>
-        <w:t>GitLab</w:t>
-      </w:r>
-      <w:proofErr w:type="spellEnd"/>
-      <w:r>
-        <w:rPr>
-          <w:rFonts w:ascii="Arial" w:hAnsi="Arial" w:cs="Arial"/>
-          <w:sz w:val="18"/>
-          <w:szCs w:val="18"/>
-        </w:rPr>
-        <w:t xml:space="preserve"> CI, Jenkins, Azure </w:t>
-      </w:r>
-      <w:proofErr w:type="spellStart"/>
-      <w:r>
-        <w:rPr>
-          <w:rFonts w:ascii="Arial" w:hAnsi="Arial" w:cs="Arial"/>
-          <w:sz w:val="18"/>
-          <w:szCs w:val="18"/>
-        </w:rPr>
-        <w:t>DevOps</w:t>
-      </w:r>
-      <w:proofErr w:type="spellEnd"/>
-      <w:r>
-        <w:rPr>
-          <w:rFonts w:ascii="Arial" w:hAnsi="Arial" w:cs="Arial"/>
-          <w:sz w:val="18"/>
-          <w:szCs w:val="18"/>
-        </w:rPr>
-        <w:t xml:space="preserve">, </w:t>
-      </w:r>
-      <w:proofErr w:type="spellStart"/>
-      <w:r>
-        <w:rPr>
-          <w:rFonts w:ascii="Arial" w:hAnsi="Arial" w:cs="Arial"/>
-          <w:sz w:val="18"/>
-          <w:szCs w:val="18"/>
-        </w:rPr>
-        <w:t>CircleCI</w:t>
-      </w:r>
-      <w:proofErr w:type="spellEnd"/>
+        <w:t xml:space="preserve"> CI, CI/CD pipelines, Nginx</w:t>
+      </w:r>
     </w:p>
     <w:p>
       <w:pPr>
         <w:pStyle w:val="NormalWeb"/>
         <w:numPr>
           <w:ilvl w:val="0"/>
-          <w:numId w:val="34"/>
+          <w:numId w:val="43"/>
         </w:numPr>
         <w:jc w:val="both"/>
-        <w:rPr>
-          <w:rFonts w:ascii="Arial" w:hAnsi="Arial" w:cs="Arial"/>
-          <w:sz w:val="18"/>
-          <w:szCs w:val="18"/>
-        </w:rPr>
-      </w:pPr>
+      </w:pPr>
+      <w:r>
+        <w:rPr>
+          <w:rStyle w:val="Strong"/>
+        </w:rPr>
+        <w:t>Observability, Quality &amp; Security:</w:t>
+      </w:r>
+      <w:r>
+        <w:t xml:space="preserve"> </w:t>
+      </w:r>
       <w:proofErr w:type="spellStart"/>
       <w:r>
-        <w:rPr>
-          <w:rStyle w:val="Strong"/>
-          <w:rFonts w:ascii="Arial" w:hAnsi="Arial" w:cs="Arial"/>
-          <w:sz w:val="18"/>
-          <w:szCs w:val="18"/>
-        </w:rPr>
-        <w:t>Observability</w:t>
+        <w:t>OpenTelemetry</w:t>
       </w:r>
       <w:proofErr w:type="spellEnd"/>
       <w:r>
-        <w:rPr>
-          <w:rStyle w:val="Strong"/>
-          <w:rFonts w:ascii="Arial" w:hAnsi="Arial" w:cs="Arial"/>
-          <w:sz w:val="18"/>
-          <w:szCs w:val="18"/>
-        </w:rPr>
-        <w:t>, Quality &amp; Security</w:t>
-      </w:r>
-      <w:r>
-        <w:rPr>
-          <w:rFonts w:ascii="Arial" w:hAnsi="Arial" w:cs="Arial"/>
-          <w:sz w:val="18"/>
-          <w:szCs w:val="18"/>
-        </w:rPr>
-        <w:t xml:space="preserve">: </w:t>
+        <w:t xml:space="preserve">, </w:t>
       </w:r>
       <w:proofErr w:type="spellStart"/>
       <w:r>
-        <w:rPr>
-          <w:rFonts w:ascii="Arial" w:hAnsi="Arial" w:cs="Arial"/>
-          <w:sz w:val="18"/>
-          <w:szCs w:val="18"/>
-        </w:rPr>
-        <w:t>OpenTelemetry</w:t>
+        <w:t>Datadog</w:t>
       </w:r>
       <w:proofErr w:type="spellEnd"/>
       <w:r>
-        <w:rPr>
-          <w:rFonts w:ascii="Arial" w:hAnsi="Arial" w:cs="Arial"/>
-          <w:sz w:val="18"/>
-          <w:szCs w:val="18"/>
-        </w:rPr>
-        <w:t xml:space="preserve">, </w:t>
+        <w:t xml:space="preserve">, Prometheus, </w:t>
       </w:r>
       <w:proofErr w:type="spellStart"/>
       <w:r>
-        <w:rPr>
-          <w:rFonts w:ascii="Arial" w:hAnsi="Arial" w:cs="Arial"/>
-          <w:sz w:val="18"/>
-          <w:szCs w:val="18"/>
-        </w:rPr>
-        <w:t>Datadog</w:t>
+        <w:t>Grafana</w:t>
       </w:r>
       <w:proofErr w:type="spellEnd"/>
       <w:r>
-        <w:rPr>
-          <w:rFonts w:ascii="Arial" w:hAnsi="Arial" w:cs="Arial"/>
-          <w:sz w:val="18"/>
-          <w:szCs w:val="18"/>
-        </w:rPr>
-        <w:t xml:space="preserve">, Prometheus, </w:t>
+        <w:t xml:space="preserve">, ELK, </w:t>
       </w:r>
       <w:proofErr w:type="spellStart"/>
       <w:r>
-        <w:rPr>
-          <w:rFonts w:ascii="Arial" w:hAnsi="Arial" w:cs="Arial"/>
-          <w:sz w:val="18"/>
-          <w:szCs w:val="18"/>
-        </w:rPr>
-        <w:t>Grafana</w:t>
+        <w:t>CloudWatch</w:t>
       </w:r>
       <w:proofErr w:type="spellEnd"/>
       <w:r>
-        <w:rPr>
-          <w:rFonts w:ascii="Arial" w:hAnsi="Arial" w:cs="Arial"/>
-          <w:sz w:val="18"/>
-          <w:szCs w:val="18"/>
-        </w:rPr>
-        <w:t xml:space="preserve">, ELK/EFK, </w:t>
-      </w:r>
-      <w:proofErr w:type="spellStart"/>
-      <w:r>
-        <w:rPr>
-          <w:rFonts w:ascii="Arial" w:hAnsi="Arial" w:cs="Arial"/>
-          <w:sz w:val="18"/>
-          <w:szCs w:val="18"/>
-        </w:rPr>
-        <w:t>CloudWatch</w:t>
-      </w:r>
-      <w:proofErr w:type="spellEnd"/>
-      <w:r>
-        <w:rPr>
-          <w:rFonts w:ascii="Arial" w:hAnsi="Arial" w:cs="Arial"/>
-          <w:sz w:val="18"/>
-          <w:szCs w:val="18"/>
-        </w:rPr>
-        <w:t xml:space="preserve">, structured logging • Testing: Jest, Mocha, Chai, React Testing Library, Cypress, Playwright, Pact-style API contract tests • Security: OAuth2, </w:t>
-      </w:r>
-      <w:proofErr w:type="spellStart"/>
-      <w:r>
-        <w:rPr>
-          <w:rFonts w:ascii="Arial" w:hAnsi="Arial" w:cs="Arial"/>
-          <w:sz w:val="18"/>
-          <w:szCs w:val="18"/>
-        </w:rPr>
-        <w:t>OpenID</w:t>
-      </w:r>
-      <w:proofErr w:type="spellEnd"/>
-      <w:r>
-        <w:rPr>
-          <w:rFonts w:ascii="Arial" w:hAnsi="Arial" w:cs="Arial"/>
-          <w:sz w:val="18"/>
-          <w:szCs w:val="18"/>
-        </w:rPr>
-        <w:t xml:space="preserve"> Connect, JWT, </w:t>
-      </w:r>
-      <w:proofErr w:type="spellStart"/>
-      <w:r>
-        <w:rPr>
-          <w:rFonts w:ascii="Arial" w:hAnsi="Arial" w:cs="Arial"/>
-          <w:sz w:val="18"/>
-          <w:szCs w:val="18"/>
-        </w:rPr>
-        <w:t>Okta</w:t>
-      </w:r>
-      <w:proofErr w:type="spellEnd"/>
-      <w:r>
-        <w:rPr>
-          <w:rFonts w:ascii="Arial" w:hAnsi="Arial" w:cs="Arial"/>
-          <w:sz w:val="18"/>
-          <w:szCs w:val="18"/>
-        </w:rPr>
-        <w:t xml:space="preserve">, Auth0, AWS </w:t>
-      </w:r>
-      <w:proofErr w:type="spellStart"/>
-      <w:r>
-        <w:rPr>
-          <w:rFonts w:ascii="Arial" w:hAnsi="Arial" w:cs="Arial"/>
-          <w:sz w:val="18"/>
-          <w:szCs w:val="18"/>
-        </w:rPr>
-        <w:t>Cognito</w:t>
-      </w:r>
-      <w:proofErr w:type="spellEnd"/>
-      <w:r>
-        <w:rPr>
-          <w:rFonts w:ascii="Arial" w:hAnsi="Arial" w:cs="Arial"/>
-          <w:sz w:val="18"/>
-          <w:szCs w:val="18"/>
-        </w:rPr>
-        <w:t>, rate limiting, RBAC/ABAC, audit logging</w:t>
-      </w:r>
-    </w:p>
-    <w:p>
-      <w:pPr>
-        <w:pStyle w:val="NormalWeb"/>
-        <w:jc w:val="both"/>
-        <w:rPr>
-          <w:rFonts w:ascii="Arial" w:hAnsi="Arial" w:cs="Arial"/>
-          <w:sz w:val="18"/>
-          <w:szCs w:val="18"/>
-        </w:rPr>
-      </w:pPr>
+        <w:t>, Jest, React Testing Library, Cypress, Playwright, OAuth2, OpenID Connect, JWT, audit logging, rate limiting</w:t>
+      </w:r>
+      <w:bookmarkStart w:id="0" w:name="_GoBack"/>
+      <w:bookmarkEnd w:id="0"/>
     </w:p>
     <w:p>
       <w:pPr>
@@ -4448,7 +2003,6 @@
                 <w:sz w:val="22"/>
                 <w:szCs w:val="22"/>
               </w:rPr>
-              <w:lastRenderedPageBreak/>
               <w:t>Education</w:t>
             </w:r>
           </w:p>
@@ -4504,995 +2058,14 @@
         <w:jc w:val="both"/>
         <w:rPr>
           <w:rFonts w:ascii="Arial" w:hAnsi="Arial" w:cs="Arial"/>
-        </w:rPr>
-      </w:pPr>
-      <w:r>
-        <w:rPr>
-          <w:rFonts w:ascii="Arial" w:hAnsi="Arial" w:cs="Arial"/>
-          <w:sz w:val="18"/>
-        </w:rPr>
-        <w:t xml:space="preserve">Focused on strong fundamentals in </w:t>
-      </w:r>
-      <w:r>
-        <w:rPr>
-          <w:rStyle w:val="Strong"/>
-          <w:rFonts w:ascii="Arial" w:hAnsi="Arial" w:cs="Arial"/>
-          <w:sz w:val="18"/>
-        </w:rPr>
-        <w:t>algorithms</w:t>
-      </w:r>
-      <w:r>
-        <w:rPr>
-          <w:rFonts w:ascii="Arial" w:hAnsi="Arial" w:cs="Arial"/>
-          <w:sz w:val="18"/>
-        </w:rPr>
-        <w:t xml:space="preserve">, </w:t>
-      </w:r>
-      <w:r>
-        <w:rPr>
-          <w:rStyle w:val="Strong"/>
-          <w:rFonts w:ascii="Arial" w:hAnsi="Arial" w:cs="Arial"/>
-          <w:sz w:val="18"/>
-        </w:rPr>
-        <w:t>databases</w:t>
-      </w:r>
-      <w:r>
-        <w:rPr>
-          <w:rFonts w:ascii="Arial" w:hAnsi="Arial" w:cs="Arial"/>
-          <w:sz w:val="18"/>
-        </w:rPr>
-        <w:t xml:space="preserve">, and </w:t>
-      </w:r>
-      <w:r>
-        <w:rPr>
-          <w:rStyle w:val="Strong"/>
-          <w:rFonts w:ascii="Arial" w:hAnsi="Arial" w:cs="Arial"/>
-          <w:sz w:val="18"/>
-        </w:rPr>
-        <w:t>software engineering</w:t>
-      </w:r>
-      <w:r>
-        <w:rPr>
-          <w:rFonts w:ascii="Arial" w:hAnsi="Arial" w:cs="Arial"/>
-          <w:sz w:val="18"/>
-        </w:rPr>
-        <w:t>, with coursework that supported production-grade backend development.</w:t>
-      </w:r>
-    </w:p>
-    <w:tbl>
-      <w:tblPr>
-        <w:tblW w:w="5000" w:type="pct"/>
-        <w:tblInd w:w="70" w:type="dxa"/>
-        <w:tblBorders>
-          <w:top w:val="none" w:sz="0" w:space="0" w:color="FFFFFF"/>
-          <w:left w:val="none" w:sz="0" w:space="0" w:color="FFFFFF"/>
-          <w:bottom w:val="none" w:sz="0" w:space="0" w:color="FFFFFF"/>
-          <w:right w:val="none" w:sz="0" w:space="0" w:color="FFFFFF"/>
-          <w:insideH w:val="none" w:sz="0" w:space="0" w:color="FFFFFF"/>
-          <w:insideV w:val="none" w:sz="0" w:space="0" w:color="FFFFFF"/>
-        </w:tblBorders>
-        <w:tblCellMar>
-          <w:left w:w="10" w:type="dxa"/>
-          <w:right w:w="10" w:type="dxa"/>
-        </w:tblCellMar>
-        <w:tblLook w:val="04A0" w:firstRow="1" w:lastRow="0" w:firstColumn="1" w:lastColumn="0" w:noHBand="0" w:noVBand="1"/>
-      </w:tblPr>
-      <w:tblGrid>
-        <w:gridCol w:w="10340"/>
-      </w:tblGrid>
-      <w:tr>
-        <w:tc>
-          <w:tcPr>
-            <w:tcW w:w="0" w:type="auto"/>
-            <w:tcBorders>
-              <w:top w:val="none" w:sz="0" w:space="0" w:color="FFFFFF"/>
-              <w:left w:val="none" w:sz="0" w:space="0" w:color="FFFFFF"/>
-              <w:bottom w:val="none" w:sz="0" w:space="0" w:color="FFFFFF"/>
-              <w:right w:val="none" w:sz="0" w:space="0" w:color="FFFFFF"/>
-            </w:tcBorders>
-            <w:shd w:val="clear" w:color="auto" w:fill="F4E9E1"/>
-            <w:tcMar>
-              <w:top w:w="40" w:type="dxa"/>
-              <w:left w:w="80" w:type="dxa"/>
-              <w:bottom w:w="40" w:type="dxa"/>
-              <w:right w:w="80" w:type="dxa"/>
-            </w:tcMar>
-            <w:vAlign w:val="center"/>
-          </w:tcPr>
-          <w:p>
-            <w:pPr>
-              <w:jc w:val="center"/>
-            </w:pPr>
-            <w:r>
-              <w:rPr>
-                <w:rFonts w:ascii="Arial" w:eastAsia="Arial" w:hAnsi="Arial" w:cs="Arial"/>
-                <w:b/>
-                <w:bCs/>
-                <w:color w:val="3B2F2B"/>
-                <w:sz w:val="22"/>
-                <w:szCs w:val="22"/>
-              </w:rPr>
-              <w:t>Projects</w:t>
-            </w:r>
-          </w:p>
-        </w:tc>
-      </w:tr>
-    </w:tbl>
-    <w:p>
-      <w:pPr>
-        <w:pStyle w:val="Heading3"/>
-        <w:jc w:val="both"/>
-        <w:rPr>
-          <w:rFonts w:ascii="Arial" w:hAnsi="Arial" w:cs="Arial"/>
-          <w:color w:val="000000" w:themeColor="text1"/>
-          <w:sz w:val="18"/>
-          <w:szCs w:val="18"/>
-        </w:rPr>
-      </w:pPr>
-      <w:r>
-        <w:rPr>
-          <w:rStyle w:val="Strong"/>
-          <w:rFonts w:ascii="Arial" w:hAnsi="Arial" w:cs="Arial"/>
-          <w:bCs w:val="0"/>
-          <w:color w:val="000000" w:themeColor="text1"/>
-          <w:sz w:val="18"/>
-          <w:szCs w:val="18"/>
-        </w:rPr>
-        <w:t>Workflow Orchestrator &amp; Operations Console (React + Node Platform)</w:t>
-      </w:r>
-    </w:p>
-    <w:p>
-      <w:pPr>
-        <w:pStyle w:val="NormalWeb"/>
-        <w:numPr>
-          <w:ilvl w:val="0"/>
-          <w:numId w:val="40"/>
-        </w:numPr>
-        <w:jc w:val="both"/>
-        <w:rPr>
-          <w:rFonts w:ascii="Arial" w:hAnsi="Arial" w:cs="Arial"/>
-          <w:color w:val="000000" w:themeColor="text1"/>
-          <w:sz w:val="18"/>
-          <w:szCs w:val="18"/>
-        </w:rPr>
-      </w:pPr>
-      <w:r>
-        <w:rPr>
-          <w:rFonts w:ascii="Arial" w:hAnsi="Arial" w:cs="Arial"/>
-          <w:color w:val="000000" w:themeColor="text1"/>
-          <w:sz w:val="18"/>
-          <w:szCs w:val="18"/>
-        </w:rPr>
-        <w:t xml:space="preserve">Built a </w:t>
-      </w:r>
-      <w:r>
-        <w:rPr>
-          <w:rStyle w:val="Strong"/>
-          <w:rFonts w:ascii="Arial" w:hAnsi="Arial" w:cs="Arial"/>
-          <w:color w:val="000000" w:themeColor="text1"/>
-          <w:sz w:val="18"/>
-          <w:szCs w:val="18"/>
-        </w:rPr>
-        <w:t>React</w:t>
-      </w:r>
-      <w:r>
-        <w:rPr>
-          <w:rFonts w:ascii="Arial" w:hAnsi="Arial" w:cs="Arial"/>
-          <w:color w:val="000000" w:themeColor="text1"/>
-          <w:sz w:val="18"/>
-          <w:szCs w:val="18"/>
-        </w:rPr>
-        <w:t xml:space="preserve"> operations console for job visibility (</w:t>
-      </w:r>
-      <w:r>
-        <w:rPr>
-          <w:rStyle w:val="Strong"/>
-          <w:rFonts w:ascii="Arial" w:hAnsi="Arial" w:cs="Arial"/>
-          <w:color w:val="000000" w:themeColor="text1"/>
-          <w:sz w:val="18"/>
-          <w:szCs w:val="18"/>
-        </w:rPr>
-        <w:t>search</w:t>
-      </w:r>
-      <w:r>
-        <w:rPr>
-          <w:rFonts w:ascii="Arial" w:hAnsi="Arial" w:cs="Arial"/>
-          <w:color w:val="000000" w:themeColor="text1"/>
-          <w:sz w:val="18"/>
-          <w:szCs w:val="18"/>
-        </w:rPr>
-        <w:t xml:space="preserve">, </w:t>
-      </w:r>
-      <w:r>
-        <w:rPr>
-          <w:rStyle w:val="Strong"/>
-          <w:rFonts w:ascii="Arial" w:hAnsi="Arial" w:cs="Arial"/>
-          <w:color w:val="000000" w:themeColor="text1"/>
-          <w:sz w:val="18"/>
-          <w:szCs w:val="18"/>
-        </w:rPr>
-        <w:t>filters</w:t>
-      </w:r>
-      <w:r>
-        <w:rPr>
-          <w:rFonts w:ascii="Arial" w:hAnsi="Arial" w:cs="Arial"/>
-          <w:color w:val="000000" w:themeColor="text1"/>
-          <w:sz w:val="18"/>
-          <w:szCs w:val="18"/>
-        </w:rPr>
-        <w:t xml:space="preserve">, retries, exports) backed by </w:t>
-      </w:r>
-      <w:r>
-        <w:rPr>
-          <w:rStyle w:val="Strong"/>
-          <w:rFonts w:ascii="Arial" w:hAnsi="Arial" w:cs="Arial"/>
-          <w:color w:val="000000" w:themeColor="text1"/>
-          <w:sz w:val="18"/>
-          <w:szCs w:val="18"/>
-        </w:rPr>
-        <w:t>Node.js</w:t>
-      </w:r>
-      <w:r>
-        <w:rPr>
-          <w:rFonts w:ascii="Arial" w:hAnsi="Arial" w:cs="Arial"/>
-          <w:color w:val="000000" w:themeColor="text1"/>
-          <w:sz w:val="18"/>
-          <w:szCs w:val="18"/>
-        </w:rPr>
-        <w:t xml:space="preserve"> APIs with predictable validation, pagination, and error contracts.</w:t>
-      </w:r>
-    </w:p>
-    <w:p>
-      <w:pPr>
-        <w:pStyle w:val="NormalWeb"/>
-        <w:numPr>
-          <w:ilvl w:val="0"/>
-          <w:numId w:val="40"/>
-        </w:numPr>
-        <w:jc w:val="both"/>
-        <w:rPr>
-          <w:rFonts w:ascii="Arial" w:hAnsi="Arial" w:cs="Arial"/>
-          <w:color w:val="000000" w:themeColor="text1"/>
-          <w:sz w:val="18"/>
-          <w:szCs w:val="18"/>
-        </w:rPr>
-      </w:pPr>
-      <w:r>
-        <w:rPr>
-          <w:rFonts w:ascii="Arial" w:hAnsi="Arial" w:cs="Arial"/>
-          <w:color w:val="000000" w:themeColor="text1"/>
-          <w:sz w:val="18"/>
-          <w:szCs w:val="18"/>
-        </w:rPr>
-        <w:t xml:space="preserve">Implemented resilient execution with </w:t>
-      </w:r>
-      <w:r>
-        <w:rPr>
-          <w:rStyle w:val="Strong"/>
-          <w:rFonts w:ascii="Arial" w:hAnsi="Arial" w:cs="Arial"/>
-          <w:color w:val="000000" w:themeColor="text1"/>
-          <w:sz w:val="18"/>
-          <w:szCs w:val="18"/>
-        </w:rPr>
-        <w:t>AWS SQS/SNS</w:t>
-      </w:r>
-      <w:r>
-        <w:rPr>
-          <w:rFonts w:ascii="Arial" w:hAnsi="Arial" w:cs="Arial"/>
-          <w:color w:val="000000" w:themeColor="text1"/>
-          <w:sz w:val="18"/>
-          <w:szCs w:val="18"/>
-        </w:rPr>
-        <w:t xml:space="preserve">, </w:t>
-      </w:r>
-      <w:r>
-        <w:rPr>
-          <w:rStyle w:val="Strong"/>
-          <w:rFonts w:ascii="Arial" w:hAnsi="Arial" w:cs="Arial"/>
-          <w:color w:val="000000" w:themeColor="text1"/>
-          <w:sz w:val="18"/>
-          <w:szCs w:val="18"/>
-        </w:rPr>
-        <w:t>Kafka</w:t>
-      </w:r>
-      <w:r>
-        <w:rPr>
-          <w:rFonts w:ascii="Arial" w:hAnsi="Arial" w:cs="Arial"/>
-          <w:color w:val="000000" w:themeColor="text1"/>
-          <w:sz w:val="18"/>
-          <w:szCs w:val="18"/>
-        </w:rPr>
-        <w:t xml:space="preserve">, and </w:t>
-      </w:r>
-      <w:proofErr w:type="spellStart"/>
-      <w:r>
-        <w:rPr>
-          <w:rStyle w:val="Strong"/>
-          <w:rFonts w:ascii="Arial" w:hAnsi="Arial" w:cs="Arial"/>
-          <w:color w:val="000000" w:themeColor="text1"/>
-          <w:sz w:val="18"/>
-          <w:szCs w:val="18"/>
-        </w:rPr>
-        <w:t>RabbitMQ</w:t>
-      </w:r>
-      <w:proofErr w:type="spellEnd"/>
-      <w:r>
-        <w:rPr>
-          <w:rFonts w:ascii="Arial" w:hAnsi="Arial" w:cs="Arial"/>
-          <w:color w:val="000000" w:themeColor="text1"/>
-          <w:sz w:val="18"/>
-          <w:szCs w:val="18"/>
-        </w:rPr>
-        <w:t xml:space="preserve">, adding </w:t>
-      </w:r>
-      <w:proofErr w:type="spellStart"/>
-      <w:r>
-        <w:rPr>
-          <w:rStyle w:val="Strong"/>
-          <w:rFonts w:ascii="Arial" w:hAnsi="Arial" w:cs="Arial"/>
-          <w:color w:val="000000" w:themeColor="text1"/>
-          <w:sz w:val="18"/>
-          <w:szCs w:val="18"/>
-        </w:rPr>
-        <w:t>idempotency</w:t>
-      </w:r>
-      <w:proofErr w:type="spellEnd"/>
-      <w:r>
-        <w:rPr>
-          <w:rFonts w:ascii="Arial" w:hAnsi="Arial" w:cs="Arial"/>
-          <w:color w:val="000000" w:themeColor="text1"/>
-          <w:sz w:val="18"/>
-          <w:szCs w:val="18"/>
-        </w:rPr>
-        <w:t xml:space="preserve">, retry budgets, and </w:t>
-      </w:r>
-      <w:r>
-        <w:rPr>
-          <w:rStyle w:val="Strong"/>
-          <w:rFonts w:ascii="Arial" w:hAnsi="Arial" w:cs="Arial"/>
-          <w:color w:val="000000" w:themeColor="text1"/>
-          <w:sz w:val="18"/>
-          <w:szCs w:val="18"/>
-        </w:rPr>
-        <w:t>DLQs</w:t>
-      </w:r>
-      <w:r>
-        <w:rPr>
-          <w:rFonts w:ascii="Arial" w:hAnsi="Arial" w:cs="Arial"/>
-          <w:color w:val="000000" w:themeColor="text1"/>
-          <w:sz w:val="18"/>
-          <w:szCs w:val="18"/>
-        </w:rPr>
-        <w:t xml:space="preserve"> to keep processing replay-safe under load.</w:t>
-      </w:r>
-    </w:p>
-    <w:p>
-      <w:pPr>
-        <w:pStyle w:val="NormalWeb"/>
-        <w:numPr>
-          <w:ilvl w:val="0"/>
-          <w:numId w:val="40"/>
-        </w:numPr>
-        <w:jc w:val="both"/>
-        <w:rPr>
-          <w:rFonts w:ascii="Arial" w:hAnsi="Arial" w:cs="Arial"/>
-          <w:color w:val="000000" w:themeColor="text1"/>
-          <w:sz w:val="18"/>
-          <w:szCs w:val="18"/>
-        </w:rPr>
-      </w:pPr>
-      <w:r>
-        <w:rPr>
-          <w:rFonts w:ascii="Arial" w:hAnsi="Arial" w:cs="Arial"/>
-          <w:color w:val="000000" w:themeColor="text1"/>
-          <w:sz w:val="18"/>
-          <w:szCs w:val="18"/>
-        </w:rPr>
-        <w:t xml:space="preserve">Deployed containerized services with </w:t>
-      </w:r>
-      <w:proofErr w:type="spellStart"/>
-      <w:r>
-        <w:rPr>
-          <w:rStyle w:val="Strong"/>
-          <w:rFonts w:ascii="Arial" w:hAnsi="Arial" w:cs="Arial"/>
-          <w:color w:val="000000" w:themeColor="text1"/>
-          <w:sz w:val="18"/>
-          <w:szCs w:val="18"/>
-        </w:rPr>
-        <w:t>Docker</w:t>
-      </w:r>
-      <w:proofErr w:type="spellEnd"/>
-      <w:r>
-        <w:rPr>
-          <w:rFonts w:ascii="Arial" w:hAnsi="Arial" w:cs="Arial"/>
-          <w:color w:val="000000" w:themeColor="text1"/>
-          <w:sz w:val="18"/>
-          <w:szCs w:val="18"/>
-        </w:rPr>
-        <w:t xml:space="preserve"> on </w:t>
-      </w:r>
-      <w:r>
-        <w:rPr>
-          <w:rStyle w:val="Strong"/>
-          <w:rFonts w:ascii="Arial" w:hAnsi="Arial" w:cs="Arial"/>
-          <w:color w:val="000000" w:themeColor="text1"/>
-          <w:sz w:val="18"/>
-          <w:szCs w:val="18"/>
-        </w:rPr>
-        <w:t>EKS/ECS</w:t>
-      </w:r>
-      <w:r>
-        <w:rPr>
-          <w:rFonts w:ascii="Arial" w:hAnsi="Arial" w:cs="Arial"/>
-          <w:color w:val="000000" w:themeColor="text1"/>
-          <w:sz w:val="18"/>
-          <w:szCs w:val="18"/>
-        </w:rPr>
-        <w:t xml:space="preserve">, provisioned with </w:t>
-      </w:r>
-      <w:proofErr w:type="spellStart"/>
-      <w:r>
-        <w:rPr>
-          <w:rStyle w:val="Strong"/>
-          <w:rFonts w:ascii="Arial" w:hAnsi="Arial" w:cs="Arial"/>
-          <w:color w:val="000000" w:themeColor="text1"/>
-          <w:sz w:val="18"/>
-          <w:szCs w:val="18"/>
-        </w:rPr>
-        <w:t>Terraform</w:t>
-      </w:r>
-      <w:proofErr w:type="spellEnd"/>
-      <w:r>
-        <w:rPr>
-          <w:rStyle w:val="Strong"/>
-          <w:rFonts w:ascii="Arial" w:hAnsi="Arial" w:cs="Arial"/>
-          <w:color w:val="000000" w:themeColor="text1"/>
-          <w:sz w:val="18"/>
-          <w:szCs w:val="18"/>
-        </w:rPr>
-        <w:t>/</w:t>
-      </w:r>
-      <w:proofErr w:type="spellStart"/>
-      <w:r>
-        <w:rPr>
-          <w:rStyle w:val="Strong"/>
-          <w:rFonts w:ascii="Arial" w:hAnsi="Arial" w:cs="Arial"/>
-          <w:color w:val="000000" w:themeColor="text1"/>
-          <w:sz w:val="18"/>
-          <w:szCs w:val="18"/>
-        </w:rPr>
-        <w:t>CloudFormation</w:t>
-      </w:r>
-      <w:proofErr w:type="spellEnd"/>
-      <w:r>
-        <w:rPr>
-          <w:rFonts w:ascii="Arial" w:hAnsi="Arial" w:cs="Arial"/>
-          <w:color w:val="000000" w:themeColor="text1"/>
-          <w:sz w:val="18"/>
-          <w:szCs w:val="18"/>
-        </w:rPr>
-        <w:t xml:space="preserve">, and instrumented with </w:t>
-      </w:r>
-      <w:proofErr w:type="spellStart"/>
-      <w:r>
-        <w:rPr>
-          <w:rStyle w:val="Strong"/>
-          <w:rFonts w:ascii="Arial" w:hAnsi="Arial" w:cs="Arial"/>
-          <w:color w:val="000000" w:themeColor="text1"/>
-          <w:sz w:val="18"/>
-          <w:szCs w:val="18"/>
-        </w:rPr>
-        <w:t>OpenTelemetry</w:t>
-      </w:r>
-      <w:proofErr w:type="spellEnd"/>
-      <w:r>
-        <w:rPr>
-          <w:rFonts w:ascii="Arial" w:hAnsi="Arial" w:cs="Arial"/>
-          <w:color w:val="000000" w:themeColor="text1"/>
-          <w:sz w:val="18"/>
-          <w:szCs w:val="18"/>
-        </w:rPr>
-        <w:t xml:space="preserve"> into </w:t>
-      </w:r>
-      <w:proofErr w:type="spellStart"/>
-      <w:r>
-        <w:rPr>
-          <w:rStyle w:val="Strong"/>
-          <w:rFonts w:ascii="Arial" w:hAnsi="Arial" w:cs="Arial"/>
-          <w:color w:val="000000" w:themeColor="text1"/>
-          <w:sz w:val="18"/>
-          <w:szCs w:val="18"/>
-        </w:rPr>
-        <w:t>Datadog</w:t>
-      </w:r>
-      <w:proofErr w:type="spellEnd"/>
-      <w:r>
-        <w:rPr>
-          <w:rFonts w:ascii="Arial" w:hAnsi="Arial" w:cs="Arial"/>
-          <w:color w:val="000000" w:themeColor="text1"/>
-          <w:sz w:val="18"/>
-          <w:szCs w:val="18"/>
-        </w:rPr>
-        <w:t xml:space="preserve">, </w:t>
-      </w:r>
-      <w:proofErr w:type="spellStart"/>
-      <w:r>
-        <w:rPr>
-          <w:rStyle w:val="Strong"/>
-          <w:rFonts w:ascii="Arial" w:hAnsi="Arial" w:cs="Arial"/>
-          <w:color w:val="000000" w:themeColor="text1"/>
-          <w:sz w:val="18"/>
-          <w:szCs w:val="18"/>
-        </w:rPr>
-        <w:t>Grafana</w:t>
-      </w:r>
-      <w:proofErr w:type="spellEnd"/>
-      <w:r>
-        <w:rPr>
-          <w:rStyle w:val="Strong"/>
-          <w:rFonts w:ascii="Arial" w:hAnsi="Arial" w:cs="Arial"/>
-          <w:color w:val="000000" w:themeColor="text1"/>
-          <w:sz w:val="18"/>
-          <w:szCs w:val="18"/>
-        </w:rPr>
-        <w:t>/Prometheus</w:t>
-      </w:r>
-      <w:r>
-        <w:rPr>
-          <w:rFonts w:ascii="Arial" w:hAnsi="Arial" w:cs="Arial"/>
-          <w:color w:val="000000" w:themeColor="text1"/>
-          <w:sz w:val="18"/>
-          <w:szCs w:val="18"/>
-        </w:rPr>
-        <w:t xml:space="preserve">, and </w:t>
-      </w:r>
-      <w:proofErr w:type="spellStart"/>
-      <w:r>
-        <w:rPr>
-          <w:rStyle w:val="Strong"/>
-          <w:rFonts w:ascii="Arial" w:hAnsi="Arial" w:cs="Arial"/>
-          <w:color w:val="000000" w:themeColor="text1"/>
-          <w:sz w:val="18"/>
-          <w:szCs w:val="18"/>
-        </w:rPr>
-        <w:t>CloudWatch</w:t>
-      </w:r>
-      <w:proofErr w:type="spellEnd"/>
-      <w:r>
-        <w:rPr>
-          <w:rFonts w:ascii="Arial" w:hAnsi="Arial" w:cs="Arial"/>
-          <w:color w:val="000000" w:themeColor="text1"/>
-          <w:sz w:val="18"/>
-          <w:szCs w:val="18"/>
-        </w:rPr>
-        <w:t xml:space="preserve"> for trace-first debugging.</w:t>
-      </w:r>
-    </w:p>
-    <w:p>
-      <w:pPr>
-        <w:pStyle w:val="Heading3"/>
-        <w:jc w:val="both"/>
-        <w:rPr>
-          <w:rFonts w:ascii="Arial" w:hAnsi="Arial" w:cs="Arial"/>
-          <w:color w:val="000000" w:themeColor="text1"/>
-          <w:sz w:val="18"/>
-          <w:szCs w:val="18"/>
-        </w:rPr>
-      </w:pPr>
-      <w:r>
-        <w:rPr>
-          <w:rStyle w:val="Strong"/>
-          <w:rFonts w:ascii="Arial" w:hAnsi="Arial" w:cs="Arial"/>
-          <w:bCs w:val="0"/>
-          <w:color w:val="000000" w:themeColor="text1"/>
-          <w:sz w:val="18"/>
-          <w:szCs w:val="18"/>
-        </w:rPr>
-        <w:t>Search + Analytics Delivery Pipeline (React UI + Node Services)</w:t>
-      </w:r>
-    </w:p>
-    <w:p>
-      <w:pPr>
-        <w:pStyle w:val="NormalWeb"/>
-        <w:numPr>
-          <w:ilvl w:val="0"/>
-          <w:numId w:val="41"/>
-        </w:numPr>
-        <w:jc w:val="both"/>
-        <w:rPr>
-          <w:rFonts w:ascii="Arial" w:hAnsi="Arial" w:cs="Arial"/>
-          <w:color w:val="000000" w:themeColor="text1"/>
-          <w:sz w:val="18"/>
-          <w:szCs w:val="18"/>
-        </w:rPr>
-      </w:pPr>
-      <w:r>
-        <w:rPr>
-          <w:rFonts w:ascii="Arial" w:hAnsi="Arial" w:cs="Arial"/>
-          <w:color w:val="000000" w:themeColor="text1"/>
-          <w:sz w:val="18"/>
-          <w:szCs w:val="18"/>
-        </w:rPr>
-        <w:t xml:space="preserve">Delivered a </w:t>
-      </w:r>
-      <w:r>
-        <w:rPr>
-          <w:rStyle w:val="Strong"/>
-          <w:rFonts w:ascii="Arial" w:hAnsi="Arial" w:cs="Arial"/>
-          <w:color w:val="000000" w:themeColor="text1"/>
-          <w:sz w:val="18"/>
-          <w:szCs w:val="18"/>
-        </w:rPr>
-        <w:t>React</w:t>
-      </w:r>
-      <w:r>
-        <w:rPr>
-          <w:rFonts w:ascii="Arial" w:hAnsi="Arial" w:cs="Arial"/>
-          <w:color w:val="000000" w:themeColor="text1"/>
-          <w:sz w:val="18"/>
-          <w:szCs w:val="18"/>
-        </w:rPr>
-        <w:t xml:space="preserve"> discovery experience powered by </w:t>
-      </w:r>
-      <w:r>
-        <w:rPr>
-          <w:rStyle w:val="Strong"/>
-          <w:rFonts w:ascii="Arial" w:hAnsi="Arial" w:cs="Arial"/>
-          <w:color w:val="000000" w:themeColor="text1"/>
-          <w:sz w:val="18"/>
-          <w:szCs w:val="18"/>
-        </w:rPr>
-        <w:t>Node.js</w:t>
-      </w:r>
-      <w:r>
-        <w:rPr>
-          <w:rFonts w:ascii="Arial" w:hAnsi="Arial" w:cs="Arial"/>
-          <w:color w:val="000000" w:themeColor="text1"/>
-          <w:sz w:val="18"/>
-          <w:szCs w:val="18"/>
-        </w:rPr>
-        <w:t xml:space="preserve"> indexing services that publish to </w:t>
-      </w:r>
-      <w:proofErr w:type="spellStart"/>
-      <w:r>
-        <w:rPr>
-          <w:rStyle w:val="Strong"/>
-          <w:rFonts w:ascii="Arial" w:hAnsi="Arial" w:cs="Arial"/>
-          <w:color w:val="000000" w:themeColor="text1"/>
-          <w:sz w:val="18"/>
-          <w:szCs w:val="18"/>
-        </w:rPr>
-        <w:t>Elasticsearch</w:t>
-      </w:r>
-      <w:proofErr w:type="spellEnd"/>
-      <w:r>
-        <w:rPr>
-          <w:rStyle w:val="Strong"/>
-          <w:rFonts w:ascii="Arial" w:hAnsi="Arial" w:cs="Arial"/>
-          <w:color w:val="000000" w:themeColor="text1"/>
-          <w:sz w:val="18"/>
-          <w:szCs w:val="18"/>
-        </w:rPr>
-        <w:t>/OpenSearch</w:t>
-      </w:r>
-      <w:r>
-        <w:rPr>
-          <w:rFonts w:ascii="Arial" w:hAnsi="Arial" w:cs="Arial"/>
-          <w:color w:val="000000" w:themeColor="text1"/>
-          <w:sz w:val="18"/>
-          <w:szCs w:val="18"/>
-        </w:rPr>
-        <w:t xml:space="preserve"> with safe </w:t>
-      </w:r>
-      <w:proofErr w:type="spellStart"/>
-      <w:r>
-        <w:rPr>
-          <w:rFonts w:ascii="Arial" w:hAnsi="Arial" w:cs="Arial"/>
-          <w:color w:val="000000" w:themeColor="text1"/>
-          <w:sz w:val="18"/>
-          <w:szCs w:val="18"/>
-        </w:rPr>
-        <w:t>reindexing</w:t>
-      </w:r>
-      <w:proofErr w:type="spellEnd"/>
-      <w:r>
-        <w:rPr>
-          <w:rFonts w:ascii="Arial" w:hAnsi="Arial" w:cs="Arial"/>
-          <w:color w:val="000000" w:themeColor="text1"/>
-          <w:sz w:val="18"/>
-          <w:szCs w:val="18"/>
-        </w:rPr>
-        <w:t>, versioned mappings, and backward-compatible schema evolution.</w:t>
-      </w:r>
-    </w:p>
-    <w:p>
-      <w:pPr>
-        <w:pStyle w:val="NormalWeb"/>
-        <w:numPr>
-          <w:ilvl w:val="0"/>
-          <w:numId w:val="41"/>
-        </w:numPr>
-        <w:jc w:val="both"/>
-        <w:rPr>
-          <w:rFonts w:ascii="Arial" w:hAnsi="Arial" w:cs="Arial"/>
-          <w:color w:val="000000" w:themeColor="text1"/>
-          <w:sz w:val="18"/>
-          <w:szCs w:val="18"/>
-        </w:rPr>
-      </w:pPr>
-      <w:r>
-        <w:rPr>
-          <w:rFonts w:ascii="Arial" w:hAnsi="Arial" w:cs="Arial"/>
-          <w:color w:val="000000" w:themeColor="text1"/>
-          <w:sz w:val="18"/>
-          <w:szCs w:val="18"/>
-        </w:rPr>
-        <w:t xml:space="preserve">Modeled transactional data in </w:t>
-      </w:r>
-      <w:proofErr w:type="spellStart"/>
-      <w:r>
-        <w:rPr>
-          <w:rStyle w:val="Strong"/>
-          <w:rFonts w:ascii="Arial" w:hAnsi="Arial" w:cs="Arial"/>
-          <w:color w:val="000000" w:themeColor="text1"/>
-          <w:sz w:val="18"/>
-          <w:szCs w:val="18"/>
-        </w:rPr>
-        <w:t>PostgreSQL</w:t>
-      </w:r>
-      <w:proofErr w:type="spellEnd"/>
-      <w:r>
-        <w:rPr>
-          <w:rStyle w:val="Strong"/>
-          <w:rFonts w:ascii="Arial" w:hAnsi="Arial" w:cs="Arial"/>
-          <w:color w:val="000000" w:themeColor="text1"/>
-          <w:sz w:val="18"/>
-          <w:szCs w:val="18"/>
-        </w:rPr>
-        <w:t>/MySQL/SQL Server</w:t>
-      </w:r>
-      <w:r>
-        <w:rPr>
-          <w:rFonts w:ascii="Arial" w:hAnsi="Arial" w:cs="Arial"/>
-          <w:color w:val="000000" w:themeColor="text1"/>
-          <w:sz w:val="18"/>
-          <w:szCs w:val="18"/>
-        </w:rPr>
-        <w:t xml:space="preserve"> and supported selective state workloads in </w:t>
-      </w:r>
-      <w:proofErr w:type="spellStart"/>
-      <w:r>
-        <w:rPr>
-          <w:rStyle w:val="Strong"/>
-          <w:rFonts w:ascii="Arial" w:hAnsi="Arial" w:cs="Arial"/>
-          <w:color w:val="000000" w:themeColor="text1"/>
-          <w:sz w:val="18"/>
-          <w:szCs w:val="18"/>
-        </w:rPr>
-        <w:t>DynamoDB</w:t>
-      </w:r>
-      <w:proofErr w:type="spellEnd"/>
-      <w:r>
-        <w:rPr>
-          <w:rStyle w:val="Strong"/>
-          <w:rFonts w:ascii="Arial" w:hAnsi="Arial" w:cs="Arial"/>
-          <w:color w:val="000000" w:themeColor="text1"/>
-          <w:sz w:val="18"/>
-          <w:szCs w:val="18"/>
-        </w:rPr>
-        <w:t>/</w:t>
-      </w:r>
-      <w:proofErr w:type="spellStart"/>
-      <w:r>
-        <w:rPr>
-          <w:rStyle w:val="Strong"/>
-          <w:rFonts w:ascii="Arial" w:hAnsi="Arial" w:cs="Arial"/>
-          <w:color w:val="000000" w:themeColor="text1"/>
-          <w:sz w:val="18"/>
-          <w:szCs w:val="18"/>
-        </w:rPr>
-        <w:t>MongoDB</w:t>
-      </w:r>
-      <w:proofErr w:type="spellEnd"/>
-      <w:r>
-        <w:rPr>
-          <w:rFonts w:ascii="Arial" w:hAnsi="Arial" w:cs="Arial"/>
-          <w:color w:val="000000" w:themeColor="text1"/>
-          <w:sz w:val="18"/>
-          <w:szCs w:val="18"/>
-        </w:rPr>
-        <w:t xml:space="preserve">, using </w:t>
-      </w:r>
-      <w:proofErr w:type="spellStart"/>
-      <w:r>
-        <w:rPr>
-          <w:rStyle w:val="Strong"/>
-          <w:rFonts w:ascii="Arial" w:hAnsi="Arial" w:cs="Arial"/>
-          <w:color w:val="000000" w:themeColor="text1"/>
-          <w:sz w:val="18"/>
-          <w:szCs w:val="18"/>
-        </w:rPr>
-        <w:t>Redis</w:t>
-      </w:r>
-      <w:proofErr w:type="spellEnd"/>
-      <w:r>
-        <w:rPr>
-          <w:rStyle w:val="Strong"/>
-          <w:rFonts w:ascii="Arial" w:hAnsi="Arial" w:cs="Arial"/>
-          <w:color w:val="000000" w:themeColor="text1"/>
-          <w:sz w:val="18"/>
-          <w:szCs w:val="18"/>
-        </w:rPr>
-        <w:t>/</w:t>
-      </w:r>
-      <w:proofErr w:type="spellStart"/>
-      <w:r>
-        <w:rPr>
-          <w:rStyle w:val="Strong"/>
-          <w:rFonts w:ascii="Arial" w:hAnsi="Arial" w:cs="Arial"/>
-          <w:color w:val="000000" w:themeColor="text1"/>
-          <w:sz w:val="18"/>
-          <w:szCs w:val="18"/>
-        </w:rPr>
-        <w:t>ElastiCache</w:t>
-      </w:r>
-      <w:proofErr w:type="spellEnd"/>
-      <w:r>
-        <w:rPr>
-          <w:rFonts w:ascii="Arial" w:hAnsi="Arial" w:cs="Arial"/>
-          <w:color w:val="000000" w:themeColor="text1"/>
-          <w:sz w:val="18"/>
-          <w:szCs w:val="18"/>
-        </w:rPr>
-        <w:t xml:space="preserve"> to stabilize hot reads and reduce p95 latency.</w:t>
-      </w:r>
-    </w:p>
-    <w:p>
-      <w:pPr>
-        <w:pStyle w:val="NormalWeb"/>
-        <w:numPr>
-          <w:ilvl w:val="0"/>
-          <w:numId w:val="41"/>
-        </w:numPr>
-        <w:jc w:val="both"/>
-        <w:rPr>
-          <w:rFonts w:ascii="Arial" w:hAnsi="Arial" w:cs="Arial"/>
-          <w:color w:val="000000" w:themeColor="text1"/>
-          <w:sz w:val="18"/>
-          <w:szCs w:val="18"/>
-        </w:rPr>
-      </w:pPr>
-      <w:r>
-        <w:rPr>
-          <w:rFonts w:ascii="Arial" w:hAnsi="Arial" w:cs="Arial"/>
-          <w:color w:val="000000" w:themeColor="text1"/>
-          <w:sz w:val="18"/>
-          <w:szCs w:val="18"/>
-        </w:rPr>
-        <w:t xml:space="preserve">Shipped analytics events to </w:t>
-      </w:r>
-      <w:r>
-        <w:rPr>
-          <w:rStyle w:val="Strong"/>
-          <w:rFonts w:ascii="Arial" w:hAnsi="Arial" w:cs="Arial"/>
-          <w:color w:val="000000" w:themeColor="text1"/>
-          <w:sz w:val="18"/>
-          <w:szCs w:val="18"/>
-        </w:rPr>
-        <w:t>Redshift</w:t>
-      </w:r>
-      <w:r>
-        <w:rPr>
-          <w:rFonts w:ascii="Arial" w:hAnsi="Arial" w:cs="Arial"/>
-          <w:color w:val="000000" w:themeColor="text1"/>
-          <w:sz w:val="18"/>
-          <w:szCs w:val="18"/>
-        </w:rPr>
-        <w:t xml:space="preserve"> and integr</w:t>
-      </w:r>
-      <w:bookmarkStart w:id="0" w:name="_GoBack"/>
-      <w:bookmarkEnd w:id="0"/>
-      <w:r>
-        <w:rPr>
-          <w:rFonts w:ascii="Arial" w:hAnsi="Arial" w:cs="Arial"/>
-          <w:color w:val="000000" w:themeColor="text1"/>
-          <w:sz w:val="18"/>
-          <w:szCs w:val="18"/>
-        </w:rPr>
-        <w:t xml:space="preserve">ated downstream datasets via </w:t>
-      </w:r>
-      <w:proofErr w:type="spellStart"/>
-      <w:r>
-        <w:rPr>
-          <w:rStyle w:val="Strong"/>
-          <w:rFonts w:ascii="Arial" w:hAnsi="Arial" w:cs="Arial"/>
-          <w:color w:val="000000" w:themeColor="text1"/>
-          <w:sz w:val="18"/>
-          <w:szCs w:val="18"/>
-        </w:rPr>
-        <w:t>BigQuery</w:t>
-      </w:r>
-      <w:proofErr w:type="spellEnd"/>
-      <w:r>
-        <w:rPr>
-          <w:rFonts w:ascii="Arial" w:hAnsi="Arial" w:cs="Arial"/>
-          <w:color w:val="000000" w:themeColor="text1"/>
-          <w:sz w:val="18"/>
-          <w:szCs w:val="18"/>
-        </w:rPr>
-        <w:t xml:space="preserve">, enforcing </w:t>
-      </w:r>
-      <w:r>
-        <w:rPr>
-          <w:rStyle w:val="Strong"/>
-          <w:rFonts w:ascii="Arial" w:hAnsi="Arial" w:cs="Arial"/>
-          <w:color w:val="000000" w:themeColor="text1"/>
-          <w:sz w:val="18"/>
-          <w:szCs w:val="18"/>
-        </w:rPr>
-        <w:t>Pact-style contract tests</w:t>
-      </w:r>
-      <w:r>
-        <w:rPr>
-          <w:rFonts w:ascii="Arial" w:hAnsi="Arial" w:cs="Arial"/>
-          <w:color w:val="000000" w:themeColor="text1"/>
-          <w:sz w:val="18"/>
-          <w:szCs w:val="18"/>
-        </w:rPr>
-        <w:t xml:space="preserve"> and CI gates (</w:t>
-      </w:r>
-      <w:proofErr w:type="spellStart"/>
-      <w:r>
-        <w:rPr>
-          <w:rStyle w:val="Strong"/>
-          <w:rFonts w:ascii="Arial" w:hAnsi="Arial" w:cs="Arial"/>
-          <w:color w:val="000000" w:themeColor="text1"/>
-          <w:sz w:val="18"/>
-          <w:szCs w:val="18"/>
-        </w:rPr>
-        <w:t>GitHub</w:t>
-      </w:r>
-      <w:proofErr w:type="spellEnd"/>
-      <w:r>
-        <w:rPr>
-          <w:rStyle w:val="Strong"/>
-          <w:rFonts w:ascii="Arial" w:hAnsi="Arial" w:cs="Arial"/>
-          <w:color w:val="000000" w:themeColor="text1"/>
-          <w:sz w:val="18"/>
-          <w:szCs w:val="18"/>
-        </w:rPr>
-        <w:t xml:space="preserve"> Actions/Jenkins/</w:t>
-      </w:r>
-      <w:proofErr w:type="spellStart"/>
-      <w:r>
-        <w:rPr>
-          <w:rStyle w:val="Strong"/>
-          <w:rFonts w:ascii="Arial" w:hAnsi="Arial" w:cs="Arial"/>
-          <w:color w:val="000000" w:themeColor="text1"/>
-          <w:sz w:val="18"/>
-          <w:szCs w:val="18"/>
-        </w:rPr>
-        <w:t>GitLab</w:t>
-      </w:r>
-      <w:proofErr w:type="spellEnd"/>
-      <w:r>
-        <w:rPr>
-          <w:rStyle w:val="Strong"/>
-          <w:rFonts w:ascii="Arial" w:hAnsi="Arial" w:cs="Arial"/>
-          <w:color w:val="000000" w:themeColor="text1"/>
-          <w:sz w:val="18"/>
-          <w:szCs w:val="18"/>
-        </w:rPr>
-        <w:t xml:space="preserve"> CI</w:t>
-      </w:r>
-      <w:r>
-        <w:rPr>
-          <w:rFonts w:ascii="Arial" w:hAnsi="Arial" w:cs="Arial"/>
-          <w:color w:val="000000" w:themeColor="text1"/>
-          <w:sz w:val="18"/>
-          <w:szCs w:val="18"/>
-        </w:rPr>
-        <w:t>) to keep changes safe across services and UI.</w:t>
+          <w:sz w:val="24"/>
+        </w:rPr>
+      </w:pPr>
+      <w:r>
+        <w:rPr>
+          <w:sz w:val="24"/>
+        </w:rPr>
+        <w:t>Strong academic foundation in software engineering, data structures, algorithms, database systems, and application architecture, which supported early growth into full-stack and platform-focused engineering roles.</w:t>
       </w:r>
     </w:p>
     <w:sectPr>
@@ -6299,6 +2872,119 @@
     </w:lvl>
   </w:abstractNum>
   <w:abstractNum w:abstractNumId="7">
+    <w:nsid w:val="106F147D"/>
+    <w:multiLevelType w:val="hybridMultilevel"/>
+    <w:tmpl w:val="4288E948"/>
+    <w:lvl w:ilvl="0" w:tplc="04090001">
+      <w:start w:val="1"/>
+      <w:numFmt w:val="bullet"/>
+      <w:lvlText w:val=""/>
+      <w:lvlJc w:val="left"/>
+      <w:pPr>
+        <w:ind w:left="360" w:hanging="360"/>
+      </w:pPr>
+      <w:rPr>
+        <w:rFonts w:ascii="Symbol" w:hAnsi="Symbol" w:hint="default"/>
+      </w:rPr>
+    </w:lvl>
+    <w:lvl w:ilvl="1" w:tplc="04090003" w:tentative="1">
+      <w:start w:val="1"/>
+      <w:numFmt w:val="bullet"/>
+      <w:lvlText w:val="o"/>
+      <w:lvlJc w:val="left"/>
+      <w:pPr>
+        <w:ind w:left="1080" w:hanging="360"/>
+      </w:pPr>
+      <w:rPr>
+        <w:rFonts w:ascii="Courier New" w:hAnsi="Courier New" w:cs="Courier New" w:hint="default"/>
+      </w:rPr>
+    </w:lvl>
+    <w:lvl w:ilvl="2" w:tplc="04090005" w:tentative="1">
+      <w:start w:val="1"/>
+      <w:numFmt w:val="bullet"/>
+      <w:lvlText w:val=""/>
+      <w:lvlJc w:val="left"/>
+      <w:pPr>
+        <w:ind w:left="1800" w:hanging="360"/>
+      </w:pPr>
+      <w:rPr>
+        <w:rFonts w:ascii="Wingdings" w:hAnsi="Wingdings" w:hint="default"/>
+      </w:rPr>
+    </w:lvl>
+    <w:lvl w:ilvl="3" w:tplc="04090001" w:tentative="1">
+      <w:start w:val="1"/>
+      <w:numFmt w:val="bullet"/>
+      <w:lvlText w:val=""/>
+      <w:lvlJc w:val="left"/>
+      <w:pPr>
+        <w:ind w:left="2520" w:hanging="360"/>
+      </w:pPr>
+      <w:rPr>
+        <w:rFonts w:ascii="Symbol" w:hAnsi="Symbol" w:hint="default"/>
+      </w:rPr>
+    </w:lvl>
+    <w:lvl w:ilvl="4" w:tplc="04090003" w:tentative="1">
+      <w:start w:val="1"/>
+      <w:numFmt w:val="bullet"/>
+      <w:lvlText w:val="o"/>
+      <w:lvlJc w:val="left"/>
+      <w:pPr>
+        <w:ind w:left="3240" w:hanging="360"/>
+      </w:pPr>
+      <w:rPr>
+        <w:rFonts w:ascii="Courier New" w:hAnsi="Courier New" w:cs="Courier New" w:hint="default"/>
+      </w:rPr>
+    </w:lvl>
+    <w:lvl w:ilvl="5" w:tplc="04090005" w:tentative="1">
+      <w:start w:val="1"/>
+      <w:numFmt w:val="bullet"/>
+      <w:lvlText w:val=""/>
+      <w:lvlJc w:val="left"/>
+      <w:pPr>
+        <w:ind w:left="3960" w:hanging="360"/>
+      </w:pPr>
+      <w:rPr>
+        <w:rFonts w:ascii="Wingdings" w:hAnsi="Wingdings" w:hint="default"/>
+      </w:rPr>
+    </w:lvl>
+    <w:lvl w:ilvl="6" w:tplc="04090001" w:tentative="1">
+      <w:start w:val="1"/>
+      <w:numFmt w:val="bullet"/>
+      <w:lvlText w:val=""/>
+      <w:lvlJc w:val="left"/>
+      <w:pPr>
+        <w:ind w:left="4680" w:hanging="360"/>
+      </w:pPr>
+      <w:rPr>
+        <w:rFonts w:ascii="Symbol" w:hAnsi="Symbol" w:hint="default"/>
+      </w:rPr>
+    </w:lvl>
+    <w:lvl w:ilvl="7" w:tplc="04090003" w:tentative="1">
+      <w:start w:val="1"/>
+      <w:numFmt w:val="bullet"/>
+      <w:lvlText w:val="o"/>
+      <w:lvlJc w:val="left"/>
+      <w:pPr>
+        <w:ind w:left="5400" w:hanging="360"/>
+      </w:pPr>
+      <w:rPr>
+        <w:rFonts w:ascii="Courier New" w:hAnsi="Courier New" w:cs="Courier New" w:hint="default"/>
+      </w:rPr>
+    </w:lvl>
+    <w:lvl w:ilvl="8" w:tplc="04090005" w:tentative="1">
+      <w:start w:val="1"/>
+      <w:numFmt w:val="bullet"/>
+      <w:lvlText w:val=""/>
+      <w:lvlJc w:val="left"/>
+      <w:pPr>
+        <w:ind w:left="6120" w:hanging="360"/>
+      </w:pPr>
+      <w:rPr>
+        <w:rFonts w:ascii="Wingdings" w:hAnsi="Wingdings" w:hint="default"/>
+      </w:rPr>
+    </w:lvl>
+  </w:abstractNum>
+  <w:abstractNum w:abstractNumId="8">
     <w:nsid w:val="12A4448E"/>
     <w:multiLevelType w:val="hybridMultilevel"/>
     <w:tmpl w:val="70B40668"/>
@@ -6411,7 +3097,7 @@
       </w:rPr>
     </w:lvl>
   </w:abstractNum>
-  <w:abstractNum w:abstractNumId="8">
+  <w:abstractNum w:abstractNumId="9">
     <w:nsid w:val="1B362350"/>
     <w:multiLevelType w:val="multilevel"/>
     <w:tmpl w:val="D3980742"/>
@@ -6560,7 +3246,7 @@
       </w:rPr>
     </w:lvl>
   </w:abstractNum>
-  <w:abstractNum w:abstractNumId="9">
+  <w:abstractNum w:abstractNumId="10">
     <w:nsid w:val="1BEF57D0"/>
     <w:multiLevelType w:val="hybridMultilevel"/>
     <w:tmpl w:val="1C1CE5F8"/>
@@ -6673,7 +3359,7 @@
       </w:rPr>
     </w:lvl>
   </w:abstractNum>
-  <w:abstractNum w:abstractNumId="10">
+  <w:abstractNum w:abstractNumId="11">
     <w:nsid w:val="1CD67C1A"/>
     <w:multiLevelType w:val="multilevel"/>
     <w:tmpl w:val="7FE875AE"/>
@@ -6822,7 +3508,7 @@
       </w:rPr>
     </w:lvl>
   </w:abstractNum>
-  <w:abstractNum w:abstractNumId="11">
+  <w:abstractNum w:abstractNumId="12">
     <w:nsid w:val="1EA9761B"/>
     <w:multiLevelType w:val="hybridMultilevel"/>
     <w:tmpl w:val="64849886"/>
@@ -6934,7 +3620,7 @@
       </w:rPr>
     </w:lvl>
   </w:abstractNum>
-  <w:abstractNum w:abstractNumId="12">
+  <w:abstractNum w:abstractNumId="13">
     <w:nsid w:val="1F1F1528"/>
     <w:multiLevelType w:val="hybridMultilevel"/>
     <w:tmpl w:val="8A28C37C"/>
@@ -7047,7 +3733,7 @@
       </w:rPr>
     </w:lvl>
   </w:abstractNum>
-  <w:abstractNum w:abstractNumId="13">
+  <w:abstractNum w:abstractNumId="14">
     <w:nsid w:val="202C7BDA"/>
     <w:multiLevelType w:val="hybridMultilevel"/>
     <w:tmpl w:val="5C8A7660"/>
@@ -7160,7 +3846,7 @@
       </w:rPr>
     </w:lvl>
   </w:abstractNum>
-  <w:abstractNum w:abstractNumId="14">
+  <w:abstractNum w:abstractNumId="15">
     <w:nsid w:val="27EB26AE"/>
     <w:multiLevelType w:val="hybridMultilevel"/>
     <w:tmpl w:val="56F8C684"/>
@@ -7273,7 +3959,7 @@
       </w:rPr>
     </w:lvl>
   </w:abstractNum>
-  <w:abstractNum w:abstractNumId="15">
+  <w:abstractNum w:abstractNumId="16">
     <w:nsid w:val="2EF4145E"/>
     <w:multiLevelType w:val="hybridMultilevel"/>
     <w:tmpl w:val="09428BAE"/>
@@ -7386,7 +4072,7 @@
       </w:rPr>
     </w:lvl>
   </w:abstractNum>
-  <w:abstractNum w:abstractNumId="16">
+  <w:abstractNum w:abstractNumId="17">
     <w:nsid w:val="302C4D0E"/>
     <w:multiLevelType w:val="hybridMultilevel"/>
     <w:tmpl w:val="BF7EE882"/>
@@ -7499,7 +4185,7 @@
       </w:rPr>
     </w:lvl>
   </w:abstractNum>
-  <w:abstractNum w:abstractNumId="17">
+  <w:abstractNum w:abstractNumId="18">
     <w:nsid w:val="350D77D9"/>
     <w:multiLevelType w:val="hybridMultilevel"/>
     <w:tmpl w:val="0F4660B8"/>
@@ -7612,7 +4298,7 @@
       </w:rPr>
     </w:lvl>
   </w:abstractNum>
-  <w:abstractNum w:abstractNumId="18">
+  <w:abstractNum w:abstractNumId="19">
     <w:nsid w:val="396E6965"/>
     <w:multiLevelType w:val="hybridMultilevel"/>
     <w:tmpl w:val="07F6C6A6"/>
@@ -7725,7 +4411,7 @@
       </w:rPr>
     </w:lvl>
   </w:abstractNum>
-  <w:abstractNum w:abstractNumId="19">
+  <w:abstractNum w:abstractNumId="20">
     <w:nsid w:val="3BD81AF1"/>
     <w:multiLevelType w:val="hybridMultilevel"/>
     <w:tmpl w:val="AF48C81A"/>
@@ -7838,7 +4524,7 @@
       </w:rPr>
     </w:lvl>
   </w:abstractNum>
-  <w:abstractNum w:abstractNumId="20">
+  <w:abstractNum w:abstractNumId="21">
     <w:nsid w:val="3CF07A6B"/>
     <w:multiLevelType w:val="hybridMultilevel"/>
     <w:tmpl w:val="46F6CCDE"/>
@@ -7951,7 +4637,7 @@
       </w:rPr>
     </w:lvl>
   </w:abstractNum>
-  <w:abstractNum w:abstractNumId="21">
+  <w:abstractNum w:abstractNumId="22">
     <w:nsid w:val="401B02AF"/>
     <w:multiLevelType w:val="hybridMultilevel"/>
     <w:tmpl w:val="23468E06"/>
@@ -8064,7 +4750,7 @@
       </w:rPr>
     </w:lvl>
   </w:abstractNum>
-  <w:abstractNum w:abstractNumId="22">
+  <w:abstractNum w:abstractNumId="23">
     <w:nsid w:val="463A55DF"/>
     <w:multiLevelType w:val="multilevel"/>
     <w:tmpl w:val="04C2BF80"/>
@@ -8213,7 +4899,7 @@
       </w:rPr>
     </w:lvl>
   </w:abstractNum>
-  <w:abstractNum w:abstractNumId="23">
+  <w:abstractNum w:abstractNumId="24">
     <w:nsid w:val="482E61D2"/>
     <w:multiLevelType w:val="multilevel"/>
     <w:tmpl w:val="06EAAC50"/>
@@ -8362,7 +5048,7 @@
       </w:rPr>
     </w:lvl>
   </w:abstractNum>
-  <w:abstractNum w:abstractNumId="24">
+  <w:abstractNum w:abstractNumId="25">
     <w:nsid w:val="4A7117D7"/>
     <w:multiLevelType w:val="hybridMultilevel"/>
     <w:tmpl w:val="B106C838"/>
@@ -8475,7 +5161,7 @@
       </w:rPr>
     </w:lvl>
   </w:abstractNum>
-  <w:abstractNum w:abstractNumId="25">
+  <w:abstractNum w:abstractNumId="26">
     <w:nsid w:val="54076544"/>
     <w:multiLevelType w:val="hybridMultilevel"/>
     <w:tmpl w:val="7F2A0EB6"/>
@@ -8588,7 +5274,7 @@
       </w:rPr>
     </w:lvl>
   </w:abstractNum>
-  <w:abstractNum w:abstractNumId="26">
+  <w:abstractNum w:abstractNumId="27">
     <w:nsid w:val="58520F90"/>
     <w:multiLevelType w:val="hybridMultilevel"/>
     <w:tmpl w:val="5D06168A"/>
@@ -8701,7 +5387,7 @@
       </w:rPr>
     </w:lvl>
   </w:abstractNum>
-  <w:abstractNum w:abstractNumId="27">
+  <w:abstractNum w:abstractNumId="28">
     <w:nsid w:val="59723FDA"/>
     <w:multiLevelType w:val="hybridMultilevel"/>
     <w:tmpl w:val="B314882A"/>
@@ -8814,7 +5500,96 @@
       </w:rPr>
     </w:lvl>
   </w:abstractNum>
-  <w:abstractNum w:abstractNumId="28">
+  <w:abstractNum w:abstractNumId="29">
+    <w:nsid w:val="5A0C530D"/>
+    <w:multiLevelType w:val="hybridMultilevel"/>
+    <w:tmpl w:val="DA7EBFA4"/>
+    <w:lvl w:ilvl="0" w:tplc="04090001">
+      <w:start w:val="1"/>
+      <w:numFmt w:val="bullet"/>
+      <w:lvlText w:val=""/>
+      <w:lvlJc w:val="left"/>
+      <w:pPr>
+        <w:ind w:left="360" w:hanging="360"/>
+      </w:pPr>
+      <w:rPr>
+        <w:rFonts w:ascii="Symbol" w:hAnsi="Symbol" w:hint="default"/>
+      </w:rPr>
+    </w:lvl>
+    <w:lvl w:ilvl="1" w:tplc="04090019" w:tentative="1">
+      <w:start w:val="1"/>
+      <w:numFmt w:val="lowerLetter"/>
+      <w:lvlText w:val="%2."/>
+      <w:lvlJc w:val="left"/>
+      <w:pPr>
+        <w:ind w:left="1080" w:hanging="360"/>
+      </w:pPr>
+    </w:lvl>
+    <w:lvl w:ilvl="2" w:tplc="0409001B" w:tentative="1">
+      <w:start w:val="1"/>
+      <w:numFmt w:val="lowerRoman"/>
+      <w:lvlText w:val="%3."/>
+      <w:lvlJc w:val="right"/>
+      <w:pPr>
+        <w:ind w:left="1800" w:hanging="180"/>
+      </w:pPr>
+    </w:lvl>
+    <w:lvl w:ilvl="3" w:tplc="0409000F" w:tentative="1">
+      <w:start w:val="1"/>
+      <w:numFmt w:val="decimal"/>
+      <w:lvlText w:val="%4."/>
+      <w:lvlJc w:val="left"/>
+      <w:pPr>
+        <w:ind w:left="2520" w:hanging="360"/>
+      </w:pPr>
+    </w:lvl>
+    <w:lvl w:ilvl="4" w:tplc="04090019" w:tentative="1">
+      <w:start w:val="1"/>
+      <w:numFmt w:val="lowerLetter"/>
+      <w:lvlText w:val="%5."/>
+      <w:lvlJc w:val="left"/>
+      <w:pPr>
+        <w:ind w:left="3240" w:hanging="360"/>
+      </w:pPr>
+    </w:lvl>
+    <w:lvl w:ilvl="5" w:tplc="0409001B" w:tentative="1">
+      <w:start w:val="1"/>
+      <w:numFmt w:val="lowerRoman"/>
+      <w:lvlText w:val="%6."/>
+      <w:lvlJc w:val="right"/>
+      <w:pPr>
+        <w:ind w:left="3960" w:hanging="180"/>
+      </w:pPr>
+    </w:lvl>
+    <w:lvl w:ilvl="6" w:tplc="0409000F" w:tentative="1">
+      <w:start w:val="1"/>
+      <w:numFmt w:val="decimal"/>
+      <w:lvlText w:val="%7."/>
+      <w:lvlJc w:val="left"/>
+      <w:pPr>
+        <w:ind w:left="4680" w:hanging="360"/>
+      </w:pPr>
+    </w:lvl>
+    <w:lvl w:ilvl="7" w:tplc="04090019" w:tentative="1">
+      <w:start w:val="1"/>
+      <w:numFmt w:val="lowerLetter"/>
+      <w:lvlText w:val="%8."/>
+      <w:lvlJc w:val="left"/>
+      <w:pPr>
+        <w:ind w:left="5400" w:hanging="360"/>
+      </w:pPr>
+    </w:lvl>
+    <w:lvl w:ilvl="8" w:tplc="0409001B" w:tentative="1">
+      <w:start w:val="1"/>
+      <w:numFmt w:val="lowerRoman"/>
+      <w:lvlText w:val="%9."/>
+      <w:lvlJc w:val="right"/>
+      <w:pPr>
+        <w:ind w:left="6120" w:hanging="180"/>
+      </w:pPr>
+    </w:lvl>
+  </w:abstractNum>
+  <w:abstractNum w:abstractNumId="30">
     <w:nsid w:val="5C3948B5"/>
     <w:multiLevelType w:val="hybridMultilevel"/>
     <w:tmpl w:val="3346796A"/>
@@ -8927,7 +5702,120 @@
       </w:rPr>
     </w:lvl>
   </w:abstractNum>
-  <w:abstractNum w:abstractNumId="29">
+  <w:abstractNum w:abstractNumId="31">
+    <w:nsid w:val="5EF94404"/>
+    <w:multiLevelType w:val="hybridMultilevel"/>
+    <w:tmpl w:val="01D4899C"/>
+    <w:lvl w:ilvl="0" w:tplc="04090001">
+      <w:start w:val="1"/>
+      <w:numFmt w:val="bullet"/>
+      <w:lvlText w:val=""/>
+      <w:lvlJc w:val="left"/>
+      <w:pPr>
+        <w:ind w:left="360" w:hanging="360"/>
+      </w:pPr>
+      <w:rPr>
+        <w:rFonts w:ascii="Symbol" w:hAnsi="Symbol" w:hint="default"/>
+      </w:rPr>
+    </w:lvl>
+    <w:lvl w:ilvl="1" w:tplc="04090003" w:tentative="1">
+      <w:start w:val="1"/>
+      <w:numFmt w:val="bullet"/>
+      <w:lvlText w:val="o"/>
+      <w:lvlJc w:val="left"/>
+      <w:pPr>
+        <w:ind w:left="1080" w:hanging="360"/>
+      </w:pPr>
+      <w:rPr>
+        <w:rFonts w:ascii="Courier New" w:hAnsi="Courier New" w:cs="Courier New" w:hint="default"/>
+      </w:rPr>
+    </w:lvl>
+    <w:lvl w:ilvl="2" w:tplc="04090005" w:tentative="1">
+      <w:start w:val="1"/>
+      <w:numFmt w:val="bullet"/>
+      <w:lvlText w:val=""/>
+      <w:lvlJc w:val="left"/>
+      <w:pPr>
+        <w:ind w:left="1800" w:hanging="360"/>
+      </w:pPr>
+      <w:rPr>
+        <w:rFonts w:ascii="Wingdings" w:hAnsi="Wingdings" w:hint="default"/>
+      </w:rPr>
+    </w:lvl>
+    <w:lvl w:ilvl="3" w:tplc="04090001" w:tentative="1">
+      <w:start w:val="1"/>
+      <w:numFmt w:val="bullet"/>
+      <w:lvlText w:val=""/>
+      <w:lvlJc w:val="left"/>
+      <w:pPr>
+        <w:ind w:left="2520" w:hanging="360"/>
+      </w:pPr>
+      <w:rPr>
+        <w:rFonts w:ascii="Symbol" w:hAnsi="Symbol" w:hint="default"/>
+      </w:rPr>
+    </w:lvl>
+    <w:lvl w:ilvl="4" w:tplc="04090003" w:tentative="1">
+      <w:start w:val="1"/>
+      <w:numFmt w:val="bullet"/>
+      <w:lvlText w:val="o"/>
+      <w:lvlJc w:val="left"/>
+      <w:pPr>
+        <w:ind w:left="3240" w:hanging="360"/>
+      </w:pPr>
+      <w:rPr>
+        <w:rFonts w:ascii="Courier New" w:hAnsi="Courier New" w:cs="Courier New" w:hint="default"/>
+      </w:rPr>
+    </w:lvl>
+    <w:lvl w:ilvl="5" w:tplc="04090005" w:tentative="1">
+      <w:start w:val="1"/>
+      <w:numFmt w:val="bullet"/>
+      <w:lvlText w:val=""/>
+      <w:lvlJc w:val="left"/>
+      <w:pPr>
+        <w:ind w:left="3960" w:hanging="360"/>
+      </w:pPr>
+      <w:rPr>
+        <w:rFonts w:ascii="Wingdings" w:hAnsi="Wingdings" w:hint="default"/>
+      </w:rPr>
+    </w:lvl>
+    <w:lvl w:ilvl="6" w:tplc="04090001" w:tentative="1">
+      <w:start w:val="1"/>
+      <w:numFmt w:val="bullet"/>
+      <w:lvlText w:val=""/>
+      <w:lvlJc w:val="left"/>
+      <w:pPr>
+        <w:ind w:left="4680" w:hanging="360"/>
+      </w:pPr>
+      <w:rPr>
+        <w:rFonts w:ascii="Symbol" w:hAnsi="Symbol" w:hint="default"/>
+      </w:rPr>
+    </w:lvl>
+    <w:lvl w:ilvl="7" w:tplc="04090003" w:tentative="1">
+      <w:start w:val="1"/>
+      <w:numFmt w:val="bullet"/>
+      <w:lvlText w:val="o"/>
+      <w:lvlJc w:val="left"/>
+      <w:pPr>
+        <w:ind w:left="5400" w:hanging="360"/>
+      </w:pPr>
+      <w:rPr>
+        <w:rFonts w:ascii="Courier New" w:hAnsi="Courier New" w:cs="Courier New" w:hint="default"/>
+      </w:rPr>
+    </w:lvl>
+    <w:lvl w:ilvl="8" w:tplc="04090005" w:tentative="1">
+      <w:start w:val="1"/>
+      <w:numFmt w:val="bullet"/>
+      <w:lvlText w:val=""/>
+      <w:lvlJc w:val="left"/>
+      <w:pPr>
+        <w:ind w:left="6120" w:hanging="360"/>
+      </w:pPr>
+      <w:rPr>
+        <w:rFonts w:ascii="Wingdings" w:hAnsi="Wingdings" w:hint="default"/>
+      </w:rPr>
+    </w:lvl>
+  </w:abstractNum>
+  <w:abstractNum w:abstractNumId="32">
     <w:nsid w:val="612E7579"/>
     <w:multiLevelType w:val="hybridMultilevel"/>
     <w:tmpl w:val="9C4E0874"/>
@@ -9039,7 +5927,7 @@
       </w:rPr>
     </w:lvl>
   </w:abstractNum>
-  <w:abstractNum w:abstractNumId="30">
+  <w:abstractNum w:abstractNumId="33">
     <w:nsid w:val="6134633C"/>
     <w:multiLevelType w:val="hybridMultilevel"/>
     <w:tmpl w:val="72580770"/>
@@ -9152,7 +6040,7 @@
       </w:rPr>
     </w:lvl>
   </w:abstractNum>
-  <w:abstractNum w:abstractNumId="31">
+  <w:abstractNum w:abstractNumId="34">
     <w:nsid w:val="61D26FD6"/>
     <w:multiLevelType w:val="hybridMultilevel"/>
     <w:tmpl w:val="6AFE0B3A"/>
@@ -9265,7 +6153,7 @@
       </w:rPr>
     </w:lvl>
   </w:abstractNum>
-  <w:abstractNum w:abstractNumId="32">
+  <w:abstractNum w:abstractNumId="35">
     <w:nsid w:val="668C4ED6"/>
     <w:multiLevelType w:val="hybridMultilevel"/>
     <w:tmpl w:val="5A248692"/>
@@ -9351,7 +6239,7 @@
       </w:pPr>
     </w:lvl>
   </w:abstractNum>
-  <w:abstractNum w:abstractNumId="33">
+  <w:abstractNum w:abstractNumId="36">
     <w:nsid w:val="68123FB7"/>
     <w:multiLevelType w:val="hybridMultilevel"/>
     <w:tmpl w:val="0FD22D7A"/>
@@ -9464,7 +6352,7 @@
       </w:rPr>
     </w:lvl>
   </w:abstractNum>
-  <w:abstractNum w:abstractNumId="34">
+  <w:abstractNum w:abstractNumId="37">
     <w:nsid w:val="69566486"/>
     <w:multiLevelType w:val="multilevel"/>
     <w:tmpl w:val="8C6EEC18"/>
@@ -9613,7 +6501,120 @@
       </w:rPr>
     </w:lvl>
   </w:abstractNum>
-  <w:abstractNum w:abstractNumId="35">
+  <w:abstractNum w:abstractNumId="38">
+    <w:nsid w:val="6B20750E"/>
+    <w:multiLevelType w:val="hybridMultilevel"/>
+    <w:tmpl w:val="E10AD9DA"/>
+    <w:lvl w:ilvl="0" w:tplc="04090001">
+      <w:start w:val="1"/>
+      <w:numFmt w:val="bullet"/>
+      <w:lvlText w:val=""/>
+      <w:lvlJc w:val="left"/>
+      <w:pPr>
+        <w:ind w:left="360" w:hanging="360"/>
+      </w:pPr>
+      <w:rPr>
+        <w:rFonts w:ascii="Symbol" w:hAnsi="Symbol" w:hint="default"/>
+      </w:rPr>
+    </w:lvl>
+    <w:lvl w:ilvl="1" w:tplc="04090003" w:tentative="1">
+      <w:start w:val="1"/>
+      <w:numFmt w:val="bullet"/>
+      <w:lvlText w:val="o"/>
+      <w:lvlJc w:val="left"/>
+      <w:pPr>
+        <w:ind w:left="1080" w:hanging="360"/>
+      </w:pPr>
+      <w:rPr>
+        <w:rFonts w:ascii="Courier New" w:hAnsi="Courier New" w:cs="Courier New" w:hint="default"/>
+      </w:rPr>
+    </w:lvl>
+    <w:lvl w:ilvl="2" w:tplc="04090005" w:tentative="1">
+      <w:start w:val="1"/>
+      <w:numFmt w:val="bullet"/>
+      <w:lvlText w:val=""/>
+      <w:lvlJc w:val="left"/>
+      <w:pPr>
+        <w:ind w:left="1800" w:hanging="360"/>
+      </w:pPr>
+      <w:rPr>
+        <w:rFonts w:ascii="Wingdings" w:hAnsi="Wingdings" w:hint="default"/>
+      </w:rPr>
+    </w:lvl>
+    <w:lvl w:ilvl="3" w:tplc="04090001" w:tentative="1">
+      <w:start w:val="1"/>
+      <w:numFmt w:val="bullet"/>
+      <w:lvlText w:val=""/>
+      <w:lvlJc w:val="left"/>
+      <w:pPr>
+        <w:ind w:left="2520" w:hanging="360"/>
+      </w:pPr>
+      <w:rPr>
+        <w:rFonts w:ascii="Symbol" w:hAnsi="Symbol" w:hint="default"/>
+      </w:rPr>
+    </w:lvl>
+    <w:lvl w:ilvl="4" w:tplc="04090003" w:tentative="1">
+      <w:start w:val="1"/>
+      <w:numFmt w:val="bullet"/>
+      <w:lvlText w:val="o"/>
+      <w:lvlJc w:val="left"/>
+      <w:pPr>
+        <w:ind w:left="3240" w:hanging="360"/>
+      </w:pPr>
+      <w:rPr>
+        <w:rFonts w:ascii="Courier New" w:hAnsi="Courier New" w:cs="Courier New" w:hint="default"/>
+      </w:rPr>
+    </w:lvl>
+    <w:lvl w:ilvl="5" w:tplc="04090005" w:tentative="1">
+      <w:start w:val="1"/>
+      <w:numFmt w:val="bullet"/>
+      <w:lvlText w:val=""/>
+      <w:lvlJc w:val="left"/>
+      <w:pPr>
+        <w:ind w:left="3960" w:hanging="360"/>
+      </w:pPr>
+      <w:rPr>
+        <w:rFonts w:ascii="Wingdings" w:hAnsi="Wingdings" w:hint="default"/>
+      </w:rPr>
+    </w:lvl>
+    <w:lvl w:ilvl="6" w:tplc="04090001" w:tentative="1">
+      <w:start w:val="1"/>
+      <w:numFmt w:val="bullet"/>
+      <w:lvlText w:val=""/>
+      <w:lvlJc w:val="left"/>
+      <w:pPr>
+        <w:ind w:left="4680" w:hanging="360"/>
+      </w:pPr>
+      <w:rPr>
+        <w:rFonts w:ascii="Symbol" w:hAnsi="Symbol" w:hint="default"/>
+      </w:rPr>
+    </w:lvl>
+    <w:lvl w:ilvl="7" w:tplc="04090003" w:tentative="1">
+      <w:start w:val="1"/>
+      <w:numFmt w:val="bullet"/>
+      <w:lvlText w:val="o"/>
+      <w:lvlJc w:val="left"/>
+      <w:pPr>
+        <w:ind w:left="5400" w:hanging="360"/>
+      </w:pPr>
+      <w:rPr>
+        <w:rFonts w:ascii="Courier New" w:hAnsi="Courier New" w:cs="Courier New" w:hint="default"/>
+      </w:rPr>
+    </w:lvl>
+    <w:lvl w:ilvl="8" w:tplc="04090005" w:tentative="1">
+      <w:start w:val="1"/>
+      <w:numFmt w:val="bullet"/>
+      <w:lvlText w:val=""/>
+      <w:lvlJc w:val="left"/>
+      <w:pPr>
+        <w:ind w:left="6120" w:hanging="360"/>
+      </w:pPr>
+      <w:rPr>
+        <w:rFonts w:ascii="Wingdings" w:hAnsi="Wingdings" w:hint="default"/>
+      </w:rPr>
+    </w:lvl>
+  </w:abstractNum>
+  <w:abstractNum w:abstractNumId="39">
     <w:nsid w:val="6C263315"/>
     <w:multiLevelType w:val="hybridMultilevel"/>
     <w:tmpl w:val="8CE0FF16"/>
@@ -9726,7 +6727,7 @@
       </w:rPr>
     </w:lvl>
   </w:abstractNum>
-  <w:abstractNum w:abstractNumId="36">
+  <w:abstractNum w:abstractNumId="40">
     <w:nsid w:val="6F057292"/>
     <w:multiLevelType w:val="hybridMultilevel"/>
     <w:tmpl w:val="476A0CAC"/>
@@ -9839,7 +6840,7 @@
       </w:rPr>
     </w:lvl>
   </w:abstractNum>
-  <w:abstractNum w:abstractNumId="37">
+  <w:abstractNum w:abstractNumId="41">
     <w:nsid w:val="6FC93A61"/>
     <w:multiLevelType w:val="hybridMultilevel"/>
     <w:tmpl w:val="BA526BA2"/>
@@ -9952,7 +6953,93 @@
       </w:rPr>
     </w:lvl>
   </w:abstractNum>
-  <w:abstractNum w:abstractNumId="38">
+  <w:abstractNum w:abstractNumId="42">
+    <w:nsid w:val="7155131F"/>
+    <w:multiLevelType w:val="hybridMultilevel"/>
+    <w:tmpl w:val="64708A9E"/>
+    <w:lvl w:ilvl="0" w:tplc="0409000F">
+      <w:start w:val="1"/>
+      <w:numFmt w:val="decimal"/>
+      <w:lvlText w:val="%1."/>
+      <w:lvlJc w:val="left"/>
+      <w:pPr>
+        <w:ind w:left="720" w:hanging="360"/>
+      </w:pPr>
+    </w:lvl>
+    <w:lvl w:ilvl="1" w:tplc="04090019" w:tentative="1">
+      <w:start w:val="1"/>
+      <w:numFmt w:val="lowerLetter"/>
+      <w:lvlText w:val="%2."/>
+      <w:lvlJc w:val="left"/>
+      <w:pPr>
+        <w:ind w:left="1440" w:hanging="360"/>
+      </w:pPr>
+    </w:lvl>
+    <w:lvl w:ilvl="2" w:tplc="0409001B" w:tentative="1">
+      <w:start w:val="1"/>
+      <w:numFmt w:val="lowerRoman"/>
+      <w:lvlText w:val="%3."/>
+      <w:lvlJc w:val="right"/>
+      <w:pPr>
+        <w:ind w:left="2160" w:hanging="180"/>
+      </w:pPr>
+    </w:lvl>
+    <w:lvl w:ilvl="3" w:tplc="0409000F" w:tentative="1">
+      <w:start w:val="1"/>
+      <w:numFmt w:val="decimal"/>
+      <w:lvlText w:val="%4."/>
+      <w:lvlJc w:val="left"/>
+      <w:pPr>
+        <w:ind w:left="2880" w:hanging="360"/>
+      </w:pPr>
+    </w:lvl>
+    <w:lvl w:ilvl="4" w:tplc="04090019" w:tentative="1">
+      <w:start w:val="1"/>
+      <w:numFmt w:val="lowerLetter"/>
+      <w:lvlText w:val="%5."/>
+      <w:lvlJc w:val="left"/>
+      <w:pPr>
+        <w:ind w:left="3600" w:hanging="360"/>
+      </w:pPr>
+    </w:lvl>
+    <w:lvl w:ilvl="5" w:tplc="0409001B" w:tentative="1">
+      <w:start w:val="1"/>
+      <w:numFmt w:val="lowerRoman"/>
+      <w:lvlText w:val="%6."/>
+      <w:lvlJc w:val="right"/>
+      <w:pPr>
+        <w:ind w:left="4320" w:hanging="180"/>
+      </w:pPr>
+    </w:lvl>
+    <w:lvl w:ilvl="6" w:tplc="0409000F" w:tentative="1">
+      <w:start w:val="1"/>
+      <w:numFmt w:val="decimal"/>
+      <w:lvlText w:val="%7."/>
+      <w:lvlJc w:val="left"/>
+      <w:pPr>
+        <w:ind w:left="5040" w:hanging="360"/>
+      </w:pPr>
+    </w:lvl>
+    <w:lvl w:ilvl="7" w:tplc="04090019" w:tentative="1">
+      <w:start w:val="1"/>
+      <w:numFmt w:val="lowerLetter"/>
+      <w:lvlText w:val="%8."/>
+      <w:lvlJc w:val="left"/>
+      <w:pPr>
+        <w:ind w:left="5760" w:hanging="360"/>
+      </w:pPr>
+    </w:lvl>
+    <w:lvl w:ilvl="8" w:tplc="0409001B" w:tentative="1">
+      <w:start w:val="1"/>
+      <w:numFmt w:val="lowerRoman"/>
+      <w:lvlText w:val="%9."/>
+      <w:lvlJc w:val="right"/>
+      <w:pPr>
+        <w:ind w:left="6480" w:hanging="180"/>
+      </w:pPr>
+    </w:lvl>
+  </w:abstractNum>
+  <w:abstractNum w:abstractNumId="43">
     <w:nsid w:val="71D5590C"/>
     <w:multiLevelType w:val="hybridMultilevel"/>
     <w:tmpl w:val="CCE032C8"/>
@@ -10065,7 +7152,120 @@
       </w:rPr>
     </w:lvl>
   </w:abstractNum>
-  <w:abstractNum w:abstractNumId="39">
+  <w:abstractNum w:abstractNumId="44">
+    <w:nsid w:val="76E50C34"/>
+    <w:multiLevelType w:val="hybridMultilevel"/>
+    <w:tmpl w:val="9E44222A"/>
+    <w:lvl w:ilvl="0" w:tplc="04090001">
+      <w:start w:val="1"/>
+      <w:numFmt w:val="bullet"/>
+      <w:lvlText w:val=""/>
+      <w:lvlJc w:val="left"/>
+      <w:pPr>
+        <w:ind w:left="360" w:hanging="360"/>
+      </w:pPr>
+      <w:rPr>
+        <w:rFonts w:ascii="Symbol" w:hAnsi="Symbol" w:hint="default"/>
+      </w:rPr>
+    </w:lvl>
+    <w:lvl w:ilvl="1" w:tplc="04090003" w:tentative="1">
+      <w:start w:val="1"/>
+      <w:numFmt w:val="bullet"/>
+      <w:lvlText w:val="o"/>
+      <w:lvlJc w:val="left"/>
+      <w:pPr>
+        <w:ind w:left="1080" w:hanging="360"/>
+      </w:pPr>
+      <w:rPr>
+        <w:rFonts w:ascii="Courier New" w:hAnsi="Courier New" w:cs="Courier New" w:hint="default"/>
+      </w:rPr>
+    </w:lvl>
+    <w:lvl w:ilvl="2" w:tplc="04090005" w:tentative="1">
+      <w:start w:val="1"/>
+      <w:numFmt w:val="bullet"/>
+      <w:lvlText w:val=""/>
+      <w:lvlJc w:val="left"/>
+      <w:pPr>
+        <w:ind w:left="1800" w:hanging="360"/>
+      </w:pPr>
+      <w:rPr>
+        <w:rFonts w:ascii="Wingdings" w:hAnsi="Wingdings" w:hint="default"/>
+      </w:rPr>
+    </w:lvl>
+    <w:lvl w:ilvl="3" w:tplc="04090001" w:tentative="1">
+      <w:start w:val="1"/>
+      <w:numFmt w:val="bullet"/>
+      <w:lvlText w:val=""/>
+      <w:lvlJc w:val="left"/>
+      <w:pPr>
+        <w:ind w:left="2520" w:hanging="360"/>
+      </w:pPr>
+      <w:rPr>
+        <w:rFonts w:ascii="Symbol" w:hAnsi="Symbol" w:hint="default"/>
+      </w:rPr>
+    </w:lvl>
+    <w:lvl w:ilvl="4" w:tplc="04090003" w:tentative="1">
+      <w:start w:val="1"/>
+      <w:numFmt w:val="bullet"/>
+      <w:lvlText w:val="o"/>
+      <w:lvlJc w:val="left"/>
+      <w:pPr>
+        <w:ind w:left="3240" w:hanging="360"/>
+      </w:pPr>
+      <w:rPr>
+        <w:rFonts w:ascii="Courier New" w:hAnsi="Courier New" w:cs="Courier New" w:hint="default"/>
+      </w:rPr>
+    </w:lvl>
+    <w:lvl w:ilvl="5" w:tplc="04090005" w:tentative="1">
+      <w:start w:val="1"/>
+      <w:numFmt w:val="bullet"/>
+      <w:lvlText w:val=""/>
+      <w:lvlJc w:val="left"/>
+      <w:pPr>
+        <w:ind w:left="3960" w:hanging="360"/>
+      </w:pPr>
+      <w:rPr>
+        <w:rFonts w:ascii="Wingdings" w:hAnsi="Wingdings" w:hint="default"/>
+      </w:rPr>
+    </w:lvl>
+    <w:lvl w:ilvl="6" w:tplc="04090001" w:tentative="1">
+      <w:start w:val="1"/>
+      <w:numFmt w:val="bullet"/>
+      <w:lvlText w:val=""/>
+      <w:lvlJc w:val="left"/>
+      <w:pPr>
+        <w:ind w:left="4680" w:hanging="360"/>
+      </w:pPr>
+      <w:rPr>
+        <w:rFonts w:ascii="Symbol" w:hAnsi="Symbol" w:hint="default"/>
+      </w:rPr>
+    </w:lvl>
+    <w:lvl w:ilvl="7" w:tplc="04090003" w:tentative="1">
+      <w:start w:val="1"/>
+      <w:numFmt w:val="bullet"/>
+      <w:lvlText w:val="o"/>
+      <w:lvlJc w:val="left"/>
+      <w:pPr>
+        <w:ind w:left="5400" w:hanging="360"/>
+      </w:pPr>
+      <w:rPr>
+        <w:rFonts w:ascii="Courier New" w:hAnsi="Courier New" w:cs="Courier New" w:hint="default"/>
+      </w:rPr>
+    </w:lvl>
+    <w:lvl w:ilvl="8" w:tplc="04090005" w:tentative="1">
+      <w:start w:val="1"/>
+      <w:numFmt w:val="bullet"/>
+      <w:lvlText w:val=""/>
+      <w:lvlJc w:val="left"/>
+      <w:pPr>
+        <w:ind w:left="6120" w:hanging="360"/>
+      </w:pPr>
+      <w:rPr>
+        <w:rFonts w:ascii="Wingdings" w:hAnsi="Wingdings" w:hint="default"/>
+      </w:rPr>
+    </w:lvl>
+  </w:abstractNum>
+  <w:abstractNum w:abstractNumId="45">
     <w:nsid w:val="7DCB2E8A"/>
     <w:multiLevelType w:val="multilevel"/>
     <w:tmpl w:val="3FDE8A0E"/>
@@ -10214,7 +7414,7 @@
       </w:rPr>
     </w:lvl>
   </w:abstractNum>
-  <w:abstractNum w:abstractNumId="40">
+  <w:abstractNum w:abstractNumId="46">
     <w:nsid w:val="7F0F48B3"/>
     <w:multiLevelType w:val="hybridMultilevel"/>
     <w:tmpl w:val="67D83F5A"/>
@@ -10328,82 +7528,82 @@
     </w:lvl>
   </w:abstractNum>
   <w:num w:numId="1">
-    <w:abstractNumId w:val="32"/>
+    <w:abstractNumId w:val="35"/>
     <w:lvlOverride w:ilvl="0">
       <w:startOverride w:val="1"/>
     </w:lvlOverride>
   </w:num>
   <w:num w:numId="2">
-    <w:abstractNumId w:val="27"/>
+    <w:abstractNumId w:val="28"/>
   </w:num>
   <w:num w:numId="3">
-    <w:abstractNumId w:val="29"/>
+    <w:abstractNumId w:val="32"/>
   </w:num>
   <w:num w:numId="4">
-    <w:abstractNumId w:val="11"/>
+    <w:abstractNumId w:val="12"/>
   </w:num>
   <w:num w:numId="5">
-    <w:abstractNumId w:val="37"/>
+    <w:abstractNumId w:val="41"/>
   </w:num>
   <w:num w:numId="6">
-    <w:abstractNumId w:val="24"/>
+    <w:abstractNumId w:val="25"/>
   </w:num>
   <w:num w:numId="7">
     <w:abstractNumId w:val="4"/>
   </w:num>
   <w:num w:numId="8">
+    <w:abstractNumId w:val="14"/>
+  </w:num>
+  <w:num w:numId="9">
     <w:abstractNumId w:val="13"/>
   </w:num>
-  <w:num w:numId="9">
-    <w:abstractNumId w:val="12"/>
-  </w:num>
   <w:num w:numId="10">
-    <w:abstractNumId w:val="28"/>
+    <w:abstractNumId w:val="30"/>
   </w:num>
   <w:num w:numId="11">
     <w:abstractNumId w:val="2"/>
   </w:num>
   <w:num w:numId="12">
-    <w:abstractNumId w:val="21"/>
+    <w:abstractNumId w:val="22"/>
   </w:num>
   <w:num w:numId="13">
-    <w:abstractNumId w:val="7"/>
+    <w:abstractNumId w:val="8"/>
   </w:num>
   <w:num w:numId="14">
     <w:abstractNumId w:val="1"/>
   </w:num>
   <w:num w:numId="15">
-    <w:abstractNumId w:val="17"/>
+    <w:abstractNumId w:val="18"/>
   </w:num>
   <w:num w:numId="16">
-    <w:abstractNumId w:val="33"/>
+    <w:abstractNumId w:val="36"/>
   </w:num>
   <w:num w:numId="17">
-    <w:abstractNumId w:val="19"/>
+    <w:abstractNumId w:val="20"/>
   </w:num>
   <w:num w:numId="18">
-    <w:abstractNumId w:val="26"/>
+    <w:abstractNumId w:val="27"/>
   </w:num>
   <w:num w:numId="19">
-    <w:abstractNumId w:val="9"/>
+    <w:abstractNumId w:val="10"/>
   </w:num>
   <w:num w:numId="20">
     <w:abstractNumId w:val="6"/>
   </w:num>
   <w:num w:numId="21">
-    <w:abstractNumId w:val="22"/>
+    <w:abstractNumId w:val="23"/>
   </w:num>
   <w:num w:numId="22">
-    <w:abstractNumId w:val="10"/>
+    <w:abstractNumId w:val="11"/>
   </w:num>
   <w:num w:numId="23">
-    <w:abstractNumId w:val="38"/>
+    <w:abstractNumId w:val="43"/>
   </w:num>
   <w:num w:numId="24">
-    <w:abstractNumId w:val="18"/>
+    <w:abstractNumId w:val="19"/>
   </w:num>
   <w:num w:numId="25">
-    <w:abstractNumId w:val="36"/>
+    <w:abstractNumId w:val="40"/>
   </w:num>
   <w:num w:numId="26">
     <w:abstractNumId w:val="5"/>
@@ -10412,46 +7612,64 @@
     <w:abstractNumId w:val="3"/>
   </w:num>
   <w:num w:numId="28">
-    <w:abstractNumId w:val="30"/>
+    <w:abstractNumId w:val="33"/>
   </w:num>
   <w:num w:numId="29">
-    <w:abstractNumId w:val="8"/>
+    <w:abstractNumId w:val="9"/>
   </w:num>
   <w:num w:numId="30">
-    <w:abstractNumId w:val="34"/>
+    <w:abstractNumId w:val="37"/>
   </w:num>
   <w:num w:numId="31">
     <w:abstractNumId w:val="0"/>
   </w:num>
   <w:num w:numId="32">
-    <w:abstractNumId w:val="40"/>
+    <w:abstractNumId w:val="46"/>
   </w:num>
   <w:num w:numId="33">
-    <w:abstractNumId w:val="25"/>
+    <w:abstractNumId w:val="26"/>
   </w:num>
   <w:num w:numId="34">
+    <w:abstractNumId w:val="34"/>
+  </w:num>
+  <w:num w:numId="35">
+    <w:abstractNumId w:val="17"/>
+  </w:num>
+  <w:num w:numId="36">
+    <w:abstractNumId w:val="39"/>
+  </w:num>
+  <w:num w:numId="37">
+    <w:abstractNumId w:val="21"/>
+  </w:num>
+  <w:num w:numId="38">
+    <w:abstractNumId w:val="16"/>
+  </w:num>
+  <w:num w:numId="39">
+    <w:abstractNumId w:val="15"/>
+  </w:num>
+  <w:num w:numId="40">
+    <w:abstractNumId w:val="24"/>
+  </w:num>
+  <w:num w:numId="41">
+    <w:abstractNumId w:val="45"/>
+  </w:num>
+  <w:num w:numId="42">
+    <w:abstractNumId w:val="42"/>
+  </w:num>
+  <w:num w:numId="43">
+    <w:abstractNumId w:val="29"/>
+  </w:num>
+  <w:num w:numId="44">
+    <w:abstractNumId w:val="7"/>
+  </w:num>
+  <w:num w:numId="45">
     <w:abstractNumId w:val="31"/>
   </w:num>
-  <w:num w:numId="35">
-    <w:abstractNumId w:val="16"/>
+  <w:num w:numId="46">
+    <w:abstractNumId w:val="38"/>
   </w:num>
-  <w:num w:numId="36">
-    <w:abstractNumId w:val="35"/>
-  </w:num>
-  <w:num w:numId="37">
-    <w:abstractNumId w:val="20"/>
-  </w:num>
-  <w:num w:numId="38">
-    <w:abstractNumId w:val="15"/>
-  </w:num>
-  <w:num w:numId="39">
-    <w:abstractNumId w:val="14"/>
-  </w:num>
-  <w:num w:numId="40">
-    <w:abstractNumId w:val="23"/>
-  </w:num>
-  <w:num w:numId="41">
-    <w:abstractNumId w:val="39"/>
+  <w:num w:numId="47">
+    <w:abstractNumId w:val="44"/>
   </w:num>
 </w:numbering>
 </file>
